--- a/engineering/downloads/srs.docx
+++ b/engineering/downloads/srs.docx
@@ -169,7 +169,7 @@
         <w:t xml:space="preserve"> </w:t>
       </w:r>
       <w:r>
-        <w:t xml:space="preserve">can analyze, transform, verify, and emit. The entries below define each of these six content tables as a formal tuple specifying the Markdown syntax that produces it.</w:t>
+        <w:t xml:space="preserve">can analyze, transform, verify, and emit. The entries below define each of these six content tables as a formal tuple specifying the Markdown syntax that produces it..</w:t>
       </w:r>
     </w:p>
     <w:p>
@@ -178,7 +178,7 @@
         <w:keepNext/>
         <w:outlineLvl w:val="0"/>
       </w:pPr>
-      <w:bookmarkStart w:id="50443" w:name="SpecIR-01"/>
+      <w:bookmarkStart w:name="SpecIR-01" w:id="50443"/>
       <w:r>
         <w:t xml:space="preserve">SpecIR-01: Specification</w:t>
       </w:r>
@@ -358,7 +358,7 @@
         <w:keepNext/>
         <w:outlineLvl w:val="0"/>
       </w:pPr>
-      <w:bookmarkStart w:id="50444" w:name="SpecIR-02"/>
+      <w:bookmarkStart w:name="SpecIR-02" w:id="50444"/>
       <w:r>
         <w:t xml:space="preserve">SpecIR-02: Spec Object</w:t>
       </w:r>
@@ -590,7 +590,7 @@
         <w:keepNext/>
         <w:outlineLvl w:val="0"/>
       </w:pPr>
-      <w:bookmarkStart w:id="50445" w:name="SpecIR-03"/>
+      <w:bookmarkStart w:name="SpecIR-03" w:id="50445"/>
       <w:r>
         <w:t xml:space="preserve">SpecIR-03: Spec Float</w:t>
       </w:r>
@@ -776,7 +776,7 @@
         <w:keepNext/>
         <w:outlineLvl w:val="0"/>
       </w:pPr>
-      <w:bookmarkStart w:id="50446" w:name="SpecIR-04"/>
+      <w:bookmarkStart w:name="SpecIR-04" w:id="50446"/>
       <w:r>
         <w:t xml:space="preserve">SpecIR-04: Attribute</w:t>
       </w:r>
@@ -948,7 +948,7 @@
         <w:keepNext/>
         <w:outlineLvl w:val="0"/>
       </w:pPr>
-      <w:bookmarkStart w:id="50447" w:name="SpecIR-05"/>
+      <w:bookmarkStart w:name="SpecIR-05" w:id="50447"/>
       <w:r>
         <w:t xml:space="preserve">SpecIR-05: Spec Relation</w:t>
       </w:r>
@@ -1364,7 +1364,7 @@
         <w:keepNext/>
         <w:outlineLvl w:val="0"/>
       </w:pPr>
-      <w:bookmarkStart w:id="50448" w:name="SpecIR-06"/>
+      <w:bookmarkStart w:name="SpecIR-06" w:id="50448"/>
       <w:r>
         <w:t xml:space="preserve">SpecIR-06: Spec View</w:t>
       </w:r>
@@ -1548,7 +1548,7 @@
         <w:keepNext/>
         <w:outlineLvl w:val="0"/>
       </w:pPr>
-      <w:bookmarkStart w:id="54264" w:name="SF-001"/>
+      <w:bookmarkStart w:name="SF-001" w:id="54264"/>
       <w:r>
         <w:t xml:space="preserve">SF-001: Pipeline Execution</w:t>
       </w:r>
@@ -2030,7 +2030,7 @@
         <w:keepNext/>
         <w:outlineLvl w:val="0"/>
       </w:pPr>
-      <w:bookmarkStart w:id="89458" w:name="HLR-PIPE-001"/>
+      <w:bookmarkStart w:name="HLR-PIPE-001" w:id="89458"/>
       <w:r>
         <w:t xml:space="preserve">HLR-PIPE-001: Five-Phase Lifecycle</w:t>
       </w:r>
@@ -2205,7 +2205,7 @@
         <w:keepNext/>
         <w:outlineLvl w:val="0"/>
       </w:pPr>
-      <w:bookmarkStart w:id="89459" w:name="HLR-PIPE-002"/>
+      <w:bookmarkStart w:name="HLR-PIPE-002" w:id="89459"/>
       <w:r>
         <w:t xml:space="preserve">HLR-PIPE-002: Handler Registration and Prerequisites</w:t>
       </w:r>
@@ -2418,7 +2418,7 @@
         <w:keepNext/>
         <w:outlineLvl w:val="0"/>
       </w:pPr>
-      <w:bookmarkStart w:id="89460" w:name="HLR-PIPE-003"/>
+      <w:bookmarkStart w:name="HLR-PIPE-003" w:id="89460"/>
       <w:r>
         <w:t xml:space="preserve">HLR-PIPE-003: Topological Ordering via Kahn’s Algorithm</w:t>
       </w:r>
@@ -2573,7 +2573,7 @@
         <w:keepNext/>
         <w:outlineLvl w:val="0"/>
       </w:pPr>
-      <w:bookmarkStart w:id="89461" w:name="HLR-PIPE-004"/>
+      <w:bookmarkStart w:name="HLR-PIPE-004" w:id="89461"/>
       <w:r>
         <w:t xml:space="preserve">HLR-PIPE-004: Phase Abort on ANALYZE Errors</w:t>
       </w:r>
@@ -2665,7 +2665,7 @@
         <w:keepNext/>
         <w:outlineLvl w:val="0"/>
       </w:pPr>
-      <w:bookmarkStart w:id="89462" w:name="HLR-PIPE-005"/>
+      <w:bookmarkStart w:name="HLR-PIPE-005" w:id="89462"/>
       <w:r>
         <w:t xml:space="preserve">HLR-PIPE-005: Batch Dispatch for All Phases</w:t>
       </w:r>
@@ -2780,7 +2780,7 @@
         <w:keepNext/>
         <w:outlineLvl w:val="0"/>
       </w:pPr>
-      <w:bookmarkStart w:id="89463" w:name="HLR-PIPE-006"/>
+      <w:bookmarkStart w:name="HLR-PIPE-006" w:id="89463"/>
       <w:r>
         <w:t xml:space="preserve">HLR-PIPE-006: Context Creation and Propagation</w:t>
       </w:r>
@@ -3105,7 +3105,7 @@
         <w:keepNext/>
         <w:outlineLvl w:val="0"/>
       </w:pPr>
-      <w:bookmarkStart w:id="89464" w:name="HLR-PIPE-007"/>
+      <w:bookmarkStart w:name="HLR-PIPE-007" w:id="89464"/>
       <w:r>
         <w:t xml:space="preserve">HLR-PIPE-007: CommonSpec Input Parsing</w:t>
       </w:r>
@@ -3357,22 +3357,28 @@
           <w:bCs/>
           <w:b/>
         </w:rPr>
-        <w:t xml:space="preserve">Blockquote lines</w:t>
-      </w:r>
-      <w:r>
-        <w:t xml:space="preserve"> </w:t>
-      </w:r>
-      <w:r>
-        <w:t xml:space="preserve">(</w:t>
-      </w:r>
-      <w:r>
-        <w:rPr>
-          <w:rStyle w:val="VerbatimChar"/>
-        </w:rPr>
-        <w:t xml:space="preserve">&gt; key: value</w:t>
-      </w:r>
-      <w:r>
-        <w:t xml:space="preserve">) register as</w:t>
+        <w:t xml:space="preserve">Blockquotes</w:t>
+      </w:r>
+      <w:r>
+        <w:t xml:space="preserve"> </w:t>
+      </w:r>
+      <w:r>
+        <w:t xml:space="preserve">whose first paragraph matches</w:t>
+      </w:r>
+      <w:r>
+        <w:t xml:space="preserve"> </w:t>
+      </w:r>
+      <w:r>
+        <w:rPr>
+          <w:rStyle w:val="VerbatimChar"/>
+        </w:rPr>
+        <w:t xml:space="preserve">key: value</w:t>
+      </w:r>
+      <w:r>
+        <w:t xml:space="preserve"> </w:t>
+      </w:r>
+      <w:r>
+        <w:t xml:space="preserve">AND whose key is a declared</w:t>
       </w:r>
       <w:r>
         <w:t xml:space="preserve"> </w:t>
@@ -3389,7 +3395,49 @@
         <w:t xml:space="preserve"> </w:t>
       </w:r>
       <w:r>
-        <w:t xml:space="preserve">records attached to the enclosing spec object</w:t>
+        <w:t xml:space="preserve">of the enclosing object’s type (own or inherited, case-insensitive) register as attribute records attached to that object — one blockquote per attribute, with every later line or paragraph of the same blockquote continuing the value. A</w:t>
+      </w:r>
+      <w:r>
+        <w:t xml:space="preserve"> </w:t>
+      </w:r>
+      <w:r>
+        <w:rPr>
+          <w:rStyle w:val="VerbatimChar"/>
+        </w:rPr>
+        <w:t xml:space="preserve">key:</w:t>
+      </w:r>
+      <w:r>
+        <w:t xml:space="preserve">-shaped blockquote with an undeclared key stays plain prose and raises an</w:t>
+      </w:r>
+      <w:r>
+        <w:t xml:space="preserve"> </w:t>
+      </w:r>
+      <w:r>
+        <w:rPr>
+          <w:rStyle w:val="VerbatimChar"/>
+        </w:rPr>
+        <w:t xml:space="preserve">unknown_attribute</w:t>
+      </w:r>
+      <w:r>
+        <w:t xml:space="preserve"> </w:t>
+      </w:r>
+      <w:r>
+        <w:t xml:space="preserve">warning. Blockquotes under the H1 (specification level) are permissive: any key is stored, with an</w:t>
+      </w:r>
+      <w:r>
+        <w:t xml:space="preserve"> </w:t>
+      </w:r>
+      <w:r>
+        <w:rPr>
+          <w:rStyle w:val="VerbatimChar"/>
+        </w:rPr>
+        <w:t xml:space="preserve">unknown_spec_attribute</w:t>
+      </w:r>
+      <w:r>
+        <w:t xml:space="preserve"> </w:t>
+      </w:r>
+      <w:r>
+        <w:t xml:space="preserve">warning when the key is not declared for the specification’s type</w:t>
       </w:r>
     </w:p>
     <w:p>
@@ -3635,7 +3683,7 @@
         <w:keepNext/>
         <w:outlineLvl w:val="0"/>
       </w:pPr>
-      <w:bookmarkStart w:id="89465" w:name="HLR-PIPE-008"/>
+      <w:bookmarkStart w:name="HLR-PIPE-008" w:id="89465"/>
       <w:r>
         <w:t xml:space="preserve">HLR-PIPE-008: Include File Expansion</w:t>
       </w:r>
@@ -3830,7 +3878,7 @@
         <w:keepNext/>
         <w:outlineLvl w:val="0"/>
       </w:pPr>
-      <w:bookmarkStart w:id="89466" w:name="HLR-PIPE-009"/>
+      <w:bookmarkStart w:name="HLR-PIPE-009" w:id="89466"/>
       <w:r>
         <w:t xml:space="preserve">HLR-PIPE-009: PID Auto-Generation</w:t>
       </w:r>
@@ -4133,7 +4181,7 @@
         <w:keepNext/>
         <w:outlineLvl w:val="0"/>
       </w:pPr>
-      <w:bookmarkStart w:id="89488" w:name="HLR-PIPE-010"/>
+      <w:bookmarkStart w:name="HLR-PIPE-010" w:id="89488"/>
       <w:r>
         <w:t xml:space="preserve">HLR-PIPE-010: Relation Type Inference</w:t>
       </w:r>
@@ -4375,7 +4423,7 @@
         <w:keepNext/>
         <w:outlineLvl w:val="0"/>
       </w:pPr>
-      <w:bookmarkStart w:id="89489" w:name="HLR-PIPE-011"/>
+      <w:bookmarkStart w:name="HLR-PIPE-011" w:id="89489"/>
       <w:r>
         <w:t xml:space="preserve">HLR-PIPE-011: Prerequisite-Not-Found Diagnostic</w:t>
       </w:r>
@@ -4512,7 +4560,7 @@
         <w:keepNext/>
         <w:outlineLvl w:val="0"/>
       </w:pPr>
-      <w:bookmarkStart w:id="89490" w:name="HLR-PIPE-012"/>
+      <w:bookmarkStart w:name="HLR-PIPE-012" w:id="89490"/>
       <w:r>
         <w:t xml:space="preserve">HLR-PIPE-012: Section Scope Termination</w:t>
       </w:r>
@@ -4684,7 +4732,7 @@
         <w:keepNext/>
         <w:outlineLvl w:val="0"/>
       </w:pPr>
-      <w:bookmarkStart w:id="54265" w:name="SF-002"/>
+      <w:bookmarkStart w:name="SF-002" w:id="54265"/>
       <w:r>
         <w:t xml:space="preserve">SF-002: Specification Persistence</w:t>
       </w:r>
@@ -5061,7 +5109,7 @@
         <w:keepNext/>
         <w:outlineLvl w:val="0"/>
       </w:pPr>
-      <w:bookmarkStart w:id="48904" w:name="HLR-STOR-001"/>
+      <w:bookmarkStart w:name="HLR-STOR-001" w:id="48904"/>
       <w:r>
         <w:t xml:space="preserve">HLR-STOR-001: SQLite Persistence</w:t>
       </w:r>
@@ -5165,7 +5213,7 @@
         <w:keepNext/>
         <w:outlineLvl w:val="0"/>
       </w:pPr>
-      <w:bookmarkStart w:id="48905" w:name="HLR-STOR-002"/>
+      <w:bookmarkStart w:name="HLR-STOR-002" w:id="48905"/>
       <w:r>
         <w:t xml:space="preserve">HLR-STOR-002: EAV Attribute Model</w:t>
       </w:r>
@@ -5275,7 +5323,7 @@
         <w:keepNext/>
         <w:outlineLvl w:val="0"/>
       </w:pPr>
-      <w:bookmarkStart w:id="48906" w:name="HLR-STOR-003"/>
+      <w:bookmarkStart w:name="HLR-STOR-003" w:id="48906"/>
       <w:r>
         <w:t xml:space="preserve">HLR-STOR-003: Build Cache</w:t>
       </w:r>
@@ -5379,7 +5427,7 @@
         <w:keepNext/>
         <w:outlineLvl w:val="0"/>
       </w:pPr>
-      <w:bookmarkStart w:id="48907" w:name="HLR-STOR-004"/>
+      <w:bookmarkStart w:name="HLR-STOR-004" w:id="48907"/>
       <w:r>
         <w:t xml:space="preserve">HLR-STOR-004: Output Cache</w:t>
       </w:r>
@@ -5489,7 +5537,7 @@
         <w:keepNext/>
         <w:outlineLvl w:val="0"/>
       </w:pPr>
-      <w:bookmarkStart w:id="48909" w:name="HLR-STOR-006"/>
+      <w:bookmarkStart w:name="HLR-STOR-006" w:id="48909"/>
       <w:r>
         <w:t xml:space="preserve">HLR-STOR-006: EAV Pivot Views for External Queries</w:t>
       </w:r>
@@ -5674,7 +5722,7 @@
         <w:keepNext/>
         <w:outlineLvl w:val="0"/>
       </w:pPr>
-      <w:bookmarkStart w:id="48908" w:name="HLR-STOR-005"/>
+      <w:bookmarkStart w:name="HLR-STOR-005" w:id="48908"/>
       <w:r>
         <w:t xml:space="preserve">HLR-STOR-005: Incremental Rebuild Support</w:t>
       </w:r>
@@ -5794,7 +5842,7 @@
         <w:keepNext/>
         <w:outlineLvl w:val="0"/>
       </w:pPr>
-      <w:bookmarkStart w:id="54266" w:name="SF-003"/>
+      <w:bookmarkStart w:name="SF-003" w:id="54266"/>
       <w:r>
         <w:t xml:space="preserve">SF-003: Type System</w:t>
       </w:r>
@@ -5950,7 +5998,7 @@
         <w:keepNext/>
         <w:outlineLvl w:val="0"/>
       </w:pPr>
-      <w:bookmarkStart w:id="4798" w:name="HLR-TYPE-001"/>
+      <w:bookmarkStart w:name="HLR-TYPE-001" w:id="4798"/>
       <w:r>
         <w:t xml:space="preserve">HLR-TYPE-001: Specifications Container</w:t>
       </w:r>
@@ -6202,7 +6250,7 @@
         <w:keepNext/>
         <w:outlineLvl w:val="0"/>
       </w:pPr>
-      <w:bookmarkStart w:id="4799" w:name="HLR-TYPE-002"/>
+      <w:bookmarkStart w:name="HLR-TYPE-002" w:id="4799"/>
       <w:r>
         <w:t xml:space="preserve">HLR-TYPE-002: Spec Objects Container</w:t>
       </w:r>
@@ -6554,7 +6602,7 @@
         <w:keepNext/>
         <w:outlineLvl w:val="0"/>
       </w:pPr>
-      <w:bookmarkStart w:id="4800" w:name="HLR-TYPE-003"/>
+      <w:bookmarkStart w:name="HLR-TYPE-003" w:id="4800"/>
       <w:r>
         <w:t xml:space="preserve">HLR-TYPE-003: Spec Floats Container</w:t>
       </w:r>
@@ -7045,7 +7093,7 @@
         <w:keepNext/>
         <w:outlineLvl w:val="0"/>
       </w:pPr>
-      <w:bookmarkStart w:id="4801" w:name="HLR-TYPE-004"/>
+      <w:bookmarkStart w:name="HLR-TYPE-004" w:id="4801"/>
       <w:r>
         <w:t xml:space="preserve">HLR-TYPE-004: Spec Views Container</w:t>
       </w:r>
@@ -7409,7 +7457,7 @@
         <w:keepNext/>
         <w:outlineLvl w:val="0"/>
       </w:pPr>
-      <w:bookmarkStart w:id="4802" w:name="HLR-TYPE-005"/>
+      <w:bookmarkStart w:name="HLR-TYPE-005" w:id="4802"/>
       <w:r>
         <w:t xml:space="preserve">HLR-TYPE-005: Spec Relations Container</w:t>
       </w:r>
@@ -7817,7 +7865,7 @@
         <w:keepNext/>
         <w:outlineLvl w:val="0"/>
       </w:pPr>
-      <w:bookmarkStart w:id="4803" w:name="HLR-TYPE-006"/>
+      <w:bookmarkStart w:name="HLR-TYPE-006" w:id="4803"/>
       <w:r>
         <w:t xml:space="preserve">HLR-TYPE-006: Spec Attributes Container</w:t>
       </w:r>
@@ -8169,7 +8217,7 @@
         <w:keepNext/>
         <w:outlineLvl w:val="0"/>
       </w:pPr>
-      <w:bookmarkStart w:id="4804" w:name="HLR-TYPE-007"/>
+      <w:bookmarkStart w:name="HLR-TYPE-007" w:id="4804"/>
       <w:r>
         <w:t xml:space="preserve">HLR-TYPE-007: Type Validation</w:t>
       </w:r>
@@ -8374,7 +8422,7 @@
         <w:keepNext/>
         <w:outlineLvl w:val="0"/>
       </w:pPr>
-      <w:bookmarkStart w:id="54268" w:name="SF-005"/>
+      <w:bookmarkStart w:name="SF-005" w:id="54268"/>
       <w:r>
         <w:t xml:space="preserve">SF-005: Extension Framework</w:t>
       </w:r>
@@ -8434,7 +8482,7 @@
         <w:keepNext/>
         <w:outlineLvl w:val="0"/>
       </w:pPr>
-      <w:bookmarkStart w:id="17127" w:name="HLR-EXT-001"/>
+      <w:bookmarkStart w:name="HLR-EXT-001" w:id="17127"/>
       <w:r>
         <w:t xml:space="preserve">HLR-EXT-001: Type Descriptor Loading</w:t>
       </w:r>
@@ -8699,7 +8747,7 @@
         <w:keepNext/>
         <w:outlineLvl w:val="0"/>
       </w:pPr>
-      <w:bookmarkStart w:id="17128" w:name="HLR-EXT-002"/>
+      <w:bookmarkStart w:name="HLR-EXT-002" w:id="17128"/>
       <w:r>
         <w:t xml:space="preserve">HLR-EXT-002: Model Directory Structure</w:t>
       </w:r>
@@ -8918,7 +8966,7 @@
         <w:keepNext/>
         <w:outlineLvl w:val="0"/>
       </w:pPr>
-      <w:bookmarkStart w:id="17129" w:name="HLR-EXT-003"/>
+      <w:bookmarkStart w:name="HLR-EXT-003" w:id="17129"/>
       <w:r>
         <w:t xml:space="preserve">HLR-EXT-003: Descriptor Registration</w:t>
       </w:r>
@@ -9061,7 +9109,7 @@
         <w:keepNext/>
         <w:outlineLvl w:val="0"/>
       </w:pPr>
-      <w:bookmarkStart w:id="17130" w:name="HLR-EXT-004"/>
+      <w:bookmarkStart w:name="HLR-EXT-004" w:id="17130"/>
       <w:r>
         <w:t xml:space="preserve">HLR-EXT-004: Type Schema</w:t>
       </w:r>
@@ -9156,7 +9204,7 @@
         <w:keepNext/>
         <w:outlineLvl w:val="0"/>
       </w:pPr>
-      <w:bookmarkStart w:id="17131" w:name="HLR-EXT-005"/>
+      <w:bookmarkStart w:name="HLR-EXT-005" w:id="17131"/>
       <w:r>
         <w:t xml:space="preserve">HLR-EXT-005: Model Resolution and Overlay</w:t>
       </w:r>
@@ -9311,7 +9359,7 @@
         <w:keepNext/>
         <w:outlineLvl w:val="0"/>
       </w:pPr>
-      <w:bookmarkStart w:id="17132" w:name="HLR-EXT-006"/>
+      <w:bookmarkStart w:name="HLR-EXT-006" w:id="17132"/>
       <w:r>
         <w:t xml:space="preserve">HLR-EXT-006: External Renderer Hooks</w:t>
       </w:r>
@@ -9460,7 +9508,7 @@
         <w:keepNext/>
         <w:outlineLvl w:val="0"/>
       </w:pPr>
-      <w:bookmarkStart w:id="17133" w:name="HLR-EXT-007"/>
+      <w:bookmarkStart w:name="HLR-EXT-007" w:id="17133"/>
       <w:r>
         <w:t xml:space="preserve">HLR-EXT-007: Data View Hooks</w:t>
       </w:r>
@@ -9615,7 +9663,7 @@
         <w:keepNext/>
         <w:outlineLvl w:val="0"/>
       </w:pPr>
-      <w:bookmarkStart w:id="17134" w:name="HLR-EXT-008"/>
+      <w:bookmarkStart w:name="HLR-EXT-008" w:id="17134"/>
       <w:r>
         <w:t xml:space="preserve">HLR-EXT-008: Hook Index</w:t>
       </w:r>
@@ -9710,7 +9758,7 @@
         <w:keepNext/>
         <w:outlineLvl w:val="0"/>
       </w:pPr>
-      <w:bookmarkStart w:id="17135" w:name="HLR-EXT-009"/>
+      <w:bookmarkStart w:name="HLR-EXT-009" w:id="17135"/>
       <w:r>
         <w:t xml:space="preserve">HLR-EXT-009: Canonical Hook Context</w:t>
       </w:r>
@@ -9835,7 +9883,7 @@
         <w:keepNext/>
         <w:outlineLvl w:val="0"/>
       </w:pPr>
-      <w:bookmarkStart w:id="17157" w:name="HLR-EXT-010"/>
+      <w:bookmarkStart w:name="HLR-EXT-010" w:id="17157"/>
       <w:r>
         <w:t xml:space="preserve">HLR-EXT-010: Model Manifest</w:t>
       </w:r>
@@ -9957,7 +10005,7 @@
         <w:keepNext/>
         <w:outlineLvl w:val="0"/>
       </w:pPr>
-      <w:bookmarkStart w:id="17158" w:name="HLR-EXT-011"/>
+      <w:bookmarkStart w:name="HLR-EXT-011" w:id="17158"/>
       <w:r>
         <w:t xml:space="preserve">HLR-EXT-011: Hook Validation and Phase Registration</w:t>
       </w:r>
@@ -10091,7 +10139,7 @@
         <w:keepNext/>
         <w:outlineLvl w:val="0"/>
       </w:pPr>
-      <w:bookmarkStart w:id="17159" w:name="HLR-EXT-012"/>
+      <w:bookmarkStart w:name="HLR-EXT-012" w:id="17159"/>
       <w:r>
         <w:t xml:space="preserve">HLR-EXT-012: Analyze Query Descriptor</w:t>
       </w:r>
@@ -10291,7 +10339,7 @@
         <w:keepNext/>
         <w:outlineLvl w:val="0"/>
       </w:pPr>
-      <w:bookmarkStart w:id="79274" w:name="HLR-CFG-001"/>
+      <w:bookmarkStart w:name="HLR-CFG-001" w:id="79274"/>
       <w:r>
         <w:t xml:space="preserve">HLR-CFG-001: Manifest Configuration</w:t>
       </w:r>
@@ -10393,7 +10441,7 @@
         <w:keepNext/>
         <w:outlineLvl w:val="0"/>
       </w:pPr>
-      <w:bookmarkStart w:id="54267" w:name="SF-004"/>
+      <w:bookmarkStart w:name="SF-004" w:id="54267"/>
       <w:r>
         <w:t xml:space="preserve">SF-004: Multi-Format Publication</w:t>
       </w:r>
@@ -10465,7 +10513,7 @@
         <w:keepNext/>
         <w:outlineLvl w:val="0"/>
       </w:pPr>
-      <w:bookmarkStart w:id="66484" w:name="HLR-OUT-001"/>
+      <w:bookmarkStart w:name="HLR-OUT-001" w:id="66484"/>
       <w:r>
         <w:t xml:space="preserve">HLR-OUT-001: Document Assembly</w:t>
       </w:r>
@@ -10772,7 +10820,7 @@
         <w:keepNext/>
         <w:outlineLvl w:val="0"/>
       </w:pPr>
-      <w:bookmarkStart w:id="66485" w:name="HLR-OUT-002"/>
+      <w:bookmarkStart w:name="HLR-OUT-002" w:id="66485"/>
       <w:r>
         <w:t xml:space="preserve">HLR-OUT-002: Float Resolution</w:t>
       </w:r>
@@ -11051,7 +11099,7 @@
         <w:keepNext/>
         <w:outlineLvl w:val="0"/>
       </w:pPr>
-      <w:bookmarkStart w:id="66486" w:name="HLR-OUT-003"/>
+      <w:bookmarkStart w:name="HLR-OUT-003" w:id="66486"/>
       <w:r>
         <w:t xml:space="preserve">HLR-OUT-003: Float Numbering</w:t>
       </w:r>
@@ -11289,7 +11337,7 @@
         <w:keepNext/>
         <w:outlineLvl w:val="0"/>
       </w:pPr>
-      <w:bookmarkStart w:id="66487" w:name="HLR-OUT-004"/>
+      <w:bookmarkStart w:name="HLR-OUT-004" w:id="66487"/>
       <w:r>
         <w:t xml:space="preserve">HLR-OUT-004: Multi-Format Output</w:t>
       </w:r>
@@ -11547,7 +11595,7 @@
         <w:keepNext/>
         <w:outlineLvl w:val="0"/>
       </w:pPr>
-      <w:bookmarkStart w:id="66488" w:name="HLR-OUT-005"/>
+      <w:bookmarkStart w:name="HLR-OUT-005" w:id="66488"/>
       <w:r>
         <w:t xml:space="preserve">HLR-OUT-005: DOCX Generation</w:t>
       </w:r>
@@ -11756,7 +11804,7 @@
         <w:keepNext/>
         <w:outlineLvl w:val="0"/>
       </w:pPr>
-      <w:bookmarkStart w:id="66489" w:name="HLR-OUT-006"/>
+      <w:bookmarkStart w:name="HLR-OUT-006" w:id="66489"/>
       <w:r>
         <w:t xml:space="preserve">HLR-OUT-006: HTML5 Generation</w:t>
       </w:r>
@@ -12066,7 +12114,7 @@
         <w:keepNext/>
         <w:outlineLvl w:val="0"/>
       </w:pPr>
-      <w:bookmarkStart w:id="66490" w:name="HLR-OUT-007"/>
+      <w:bookmarkStart w:name="HLR-OUT-007" w:id="66490"/>
       <w:r>
         <w:t xml:space="preserve">HLR-OUT-007: Full-Text Search Indexing</w:t>
       </w:r>
@@ -12277,7 +12325,7 @@
         <w:keepNext/>
         <w:outlineLvl w:val="0"/>
       </w:pPr>
-      <w:bookmarkStart w:id="54269" w:name="SF-006"/>
+      <w:bookmarkStart w:name="SF-006" w:id="54269"/>
       <w:r>
         <w:t xml:space="preserve">SF-006: Audit and Integrity</w:t>
       </w:r>
@@ -12764,7 +12812,7 @@
         <w:keepNext/>
         <w:outlineLvl w:val="0"/>
       </w:pPr>
-      <w:bookmarkStart w:id="81281" w:name="HLR-AUDIT-001"/>
+      <w:bookmarkStart w:name="HLR-AUDIT-001" w:id="81281"/>
       <w:r>
         <w:t xml:space="preserve">HLR-AUDIT-001: Content-Addressed Hashing</w:t>
       </w:r>
@@ -12964,7 +13012,7 @@
         <w:keepNext/>
         <w:outlineLvl w:val="0"/>
       </w:pPr>
-      <w:bookmarkStart w:id="81282" w:name="HLR-AUDIT-002"/>
+      <w:bookmarkStart w:name="HLR-AUDIT-002" w:id="81282"/>
       <w:r>
         <w:t xml:space="preserve">HLR-AUDIT-002: Include Dependency Tracking</w:t>
       </w:r>
@@ -13180,7 +13228,7 @@
         <w:keepNext/>
         <w:outlineLvl w:val="0"/>
       </w:pPr>
-      <w:bookmarkStart w:id="81283" w:name="HLR-AUDIT-003"/>
+      <w:bookmarkStart w:name="HLR-AUDIT-003" w:id="81283"/>
       <w:r>
         <w:t xml:space="preserve">HLR-AUDIT-003: Structured Diagnostic Reporting</w:t>
       </w:r>
@@ -13467,7 +13515,7 @@
         <w:keepNext/>
         <w:outlineLvl w:val="0"/>
       </w:pPr>
-      <w:bookmarkStart w:id="81284" w:name="HLR-AUDIT-004"/>
+      <w:bookmarkStart w:name="HLR-AUDIT-004" w:id="81284"/>
       <w:r>
         <w:t xml:space="preserve">HLR-AUDIT-004: Structured Logging</w:t>
       </w:r>
@@ -13709,7 +13757,7 @@
         <w:keepNext/>
         <w:outlineLvl w:val="0"/>
       </w:pPr>
-      <w:bookmarkStart w:id="81285" w:name="HLR-AUDIT-005"/>
+      <w:bookmarkStart w:name="HLR-AUDIT-005" w:id="81285"/>
       <w:r>
         <w:t xml:space="preserve">HLR-AUDIT-005: Build Reproducibility</w:t>
       </w:r>
@@ -13940,7 +13988,7 @@
         <w:keepNext/>
         <w:outlineLvl w:val="0"/>
       </w:pPr>
-      <w:bookmarkStart w:id="16264" w:name="TERM-COMMONSPEC"/>
+      <w:bookmarkStart w:name="TERM-COMMONSPEC" w:id="16264"/>
       <w:r>
         <w:t xml:space="preserve">TERM-COMMONSPEC: CommonSpec</w:t>
       </w:r>
@@ -14091,7 +14139,7 @@
         <w:keepNext/>
         <w:outlineLvl w:val="0"/>
       </w:pPr>
-      <w:bookmarkStart w:id="19462" w:name="TERM-SPECIR"/>
+      <w:bookmarkStart w:name="TERM-SPECIR" w:id="19462"/>
       <w:r>
         <w:t xml:space="preserve">TERM-SPECIR: SpecIR</w:t>
       </w:r>
@@ -14262,7 +14310,7 @@
         <w:keepNext/>
         <w:outlineLvl w:val="0"/>
       </w:pPr>
-      <w:bookmarkStart w:id="88096" w:name="TERM-20"/>
+      <w:bookmarkStart w:name="TERM-20" w:id="88096"/>
       <w:r>
         <w:t xml:space="preserve">TERM-20: RESOLVE Phase</w:t>
       </w:r>
@@ -14346,7 +14394,7 @@
         <w:keepNext/>
         <w:outlineLvl w:val="0"/>
       </w:pPr>
-      <w:bookmarkStart w:id="88127" w:name="TERM-30"/>
+      <w:bookmarkStart w:name="TERM-30" w:id="88127"/>
       <w:r>
         <w:t xml:space="preserve">TERM-30: Build Cache</w:t>
       </w:r>
@@ -14424,7 +14472,7 @@
         <w:keepNext/>
         <w:outlineLvl w:val="0"/>
       </w:pPr>
-      <w:bookmarkStart w:id="88104" w:name="TERM-28"/>
+      <w:bookmarkStart w:name="TERM-28" w:id="88104"/>
       <w:r>
         <w:t xml:space="preserve">TERM-28: Counter Group</w:t>
       </w:r>
@@ -14502,7 +14550,7 @@
         <w:keepNext/>
         <w:outlineLvl w:val="0"/>
       </w:pPr>
-      <w:bookmarkStart w:id="88133" w:name="TERM-36"/>
+      <w:bookmarkStart w:name="TERM-36" w:id="88133"/>
       <w:r>
         <w:t xml:space="preserve">TERM-36: CSC (Computer Software Component)</w:t>
       </w:r>
@@ -14616,7 +14664,7 @@
         <w:keepNext/>
         <w:outlineLvl w:val="0"/>
       </w:pPr>
-      <w:bookmarkStart w:id="88134" w:name="TERM-37"/>
+      <w:bookmarkStart w:name="TERM-37" w:id="88134"/>
       <w:r>
         <w:t xml:space="preserve">TERM-37: CSU (Computer Software Unit)</w:t>
       </w:r>
@@ -14718,7 +14766,7 @@
         <w:keepNext/>
         <w:outlineLvl w:val="0"/>
       </w:pPr>
-      <w:bookmarkStart w:id="88132" w:name="TERM-35"/>
+      <w:bookmarkStart w:name="TERM-35" w:id="88132"/>
       <w:r>
         <w:t xml:space="preserve">TERM-35: Data View</w:t>
       </w:r>
@@ -14886,7 +14934,7 @@
         <w:keepNext/>
         <w:outlineLvl w:val="0"/>
       </w:pPr>
-      <w:bookmarkStart w:id="49818" w:name="TERM-EAV"/>
+      <w:bookmarkStart w:name="TERM-EAV" w:id="49818"/>
       <w:r>
         <w:t xml:space="preserve">TERM-EAV: EAV Model</w:t>
       </w:r>
@@ -14964,7 +15012,7 @@
         <w:keepNext/>
         <w:outlineLvl w:val="0"/>
       </w:pPr>
-      <w:bookmarkStart w:id="88099" w:name="TERM-23"/>
+      <w:bookmarkStart w:name="TERM-23" w:id="88099"/>
       <w:r>
         <w:t xml:space="preserve">TERM-23: EMIT Phase</w:t>
       </w:r>
@@ -15048,7 +15096,7 @@
         <w:keepNext/>
         <w:outlineLvl w:val="0"/>
       </w:pPr>
-      <w:bookmarkStart w:id="88038" w:name="TERM-04"/>
+      <w:bookmarkStart w:name="TERM-04" w:id="88038"/>
       <w:r>
         <w:t xml:space="preserve">TERM-04: Float</w:t>
       </w:r>
@@ -15101,7 +15149,7 @@
         <w:keepNext/>
         <w:outlineLvl w:val="0"/>
       </w:pPr>
-      <w:bookmarkStart w:id="88131" w:name="TERM-34"/>
+      <w:bookmarkStart w:name="TERM-34" w:id="88131"/>
       <w:r>
         <w:t xml:space="preserve">TERM-34: External Renderer</w:t>
       </w:r>
@@ -15179,7 +15227,7 @@
         <w:keepNext/>
         <w:outlineLvl w:val="0"/>
       </w:pPr>
-      <w:bookmarkStart w:id="88071" w:name="TERM-16"/>
+      <w:bookmarkStart w:name="TERM-16" w:id="88071"/>
       <w:r>
         <w:t xml:space="preserve">TERM-16: Handler</w:t>
       </w:r>
@@ -15619,7 +15667,7 @@
         <w:keepNext/>
         <w:outlineLvl w:val="0"/>
       </w:pPr>
-      <w:bookmarkStart w:id="88074" w:name="TERM-19"/>
+      <w:bookmarkStart w:name="TERM-19" w:id="88074"/>
       <w:r>
         <w:t xml:space="preserve">TERM-19: INITIALIZE Phase</w:t>
       </w:r>
@@ -15703,7 +15751,7 @@
         <w:keepNext/>
         <w:outlineLvl w:val="0"/>
       </w:pPr>
-      <w:bookmarkStart w:id="88130" w:name="TERM-33"/>
+      <w:bookmarkStart w:name="TERM-33" w:id="88130"/>
       <w:r>
         <w:t xml:space="preserve">TERM-33: Model</w:t>
       </w:r>
@@ -15829,7 +15877,7 @@
         <w:keepNext/>
         <w:outlineLvl w:val="0"/>
       </w:pPr>
-      <w:bookmarkStart w:id="88128" w:name="TERM-31"/>
+      <w:bookmarkStart w:name="TERM-31" w:id="88128"/>
       <w:r>
         <w:t xml:space="preserve">TERM-31: Output Cache</w:t>
       </w:r>
@@ -15907,7 +15955,7 @@
         <w:keepNext/>
         <w:outlineLvl w:val="0"/>
       </w:pPr>
-      <w:bookmarkStart w:id="88072" w:name="TERM-17"/>
+      <w:bookmarkStart w:name="TERM-17" w:id="88072"/>
       <w:r>
         <w:t xml:space="preserve">TERM-17: Phase</w:t>
       </w:r>
@@ -15991,7 +16039,7 @@
         <w:keepNext/>
         <w:outlineLvl w:val="0"/>
       </w:pPr>
-      <w:bookmarkStart w:id="88070" w:name="TERM-15"/>
+      <w:bookmarkStart w:name="TERM-15" w:id="88070"/>
       <w:r>
         <w:t xml:space="preserve">TERM-15: Pipeline</w:t>
       </w:r>
@@ -16075,7 +16123,7 @@
         <w:keepNext/>
         <w:outlineLvl w:val="0"/>
       </w:pPr>
-      <w:bookmarkStart w:id="88100" w:name="TERM-24"/>
+      <w:bookmarkStart w:name="TERM-24" w:id="88100"/>
       <w:r>
         <w:t xml:space="preserve">TERM-24: Prerequisites</w:t>
       </w:r>
@@ -16153,7 +16201,7 @@
         <w:keepNext/>
         <w:outlineLvl w:val="0"/>
       </w:pPr>
-      <w:bookmarkStart w:id="88101" w:name="TERM-25"/>
+      <w:bookmarkStart w:name="TERM-25" w:id="88101"/>
       <w:r>
         <w:t xml:space="preserve">TERM-25: Topological Sort</w:t>
       </w:r>
@@ -16231,7 +16279,7 @@
         <w:keepNext/>
         <w:outlineLvl w:val="0"/>
       </w:pPr>
-      <w:bookmarkStart w:id="88098" w:name="TERM-22"/>
+      <w:bookmarkStart w:name="TERM-22" w:id="88098"/>
       <w:r>
         <w:t xml:space="preserve">TERM-22: TRANSFORM Phase</w:t>
       </w:r>
@@ -16315,7 +16363,7 @@
         <w:keepNext/>
         <w:outlineLvl w:val="0"/>
       </w:pPr>
-      <w:bookmarkStart w:id="88103" w:name="TERM-27"/>
+      <w:bookmarkStart w:name="TERM-27" w:id="88103"/>
       <w:r>
         <w:t xml:space="preserve">TERM-27: Type Alias</w:t>
       </w:r>
@@ -16435,7 +16483,7 @@
         <w:keepNext/>
         <w:outlineLvl w:val="0"/>
       </w:pPr>
-      <w:bookmarkStart w:id="88135" w:name="TERM-38"/>
+      <w:bookmarkStart w:name="TERM-38" w:id="88135"/>
       <w:r>
         <w:t xml:space="preserve">TERM-38: Type Loader</w:t>
       </w:r>
@@ -16684,7 +16732,7 @@
         <w:keepNext/>
         <w:outlineLvl w:val="0"/>
       </w:pPr>
-      <w:bookmarkStart w:id="88102" w:name="TERM-26"/>
+      <w:bookmarkStart w:name="TERM-26" w:id="88102"/>
       <w:r>
         <w:t xml:space="preserve">TERM-26: Type Registry</w:t>
       </w:r>
@@ -16762,7 +16810,7 @@
         <w:keepNext/>
         <w:outlineLvl w:val="0"/>
       </w:pPr>
-      <w:bookmarkStart w:id="88097" w:name="TERM-21"/>
+      <w:bookmarkStart w:name="TERM-21" w:id="88097"/>
       <w:r>
         <w:t xml:space="preserve">TERM-21: ANALYZE Phase</w:t>
       </w:r>
@@ -16846,7 +16894,7 @@
         <w:keepNext/>
         <w:outlineLvl w:val="0"/>
       </w:pPr>
-      <w:bookmarkStart w:id="46530" w:name="TERM-AST"/>
+      <w:bookmarkStart w:name="TERM-AST" w:id="46530"/>
       <w:r>
         <w:t xml:space="preserve">TERM-AST: Abstract Syntax Tree</w:t>
       </w:r>
@@ -17008,7 +17056,7 @@
         <w:keepNext/>
         <w:outlineLvl w:val="0"/>
       </w:pPr>
-      <w:bookmarkStart w:id="51365" w:name="TERM-FTS"/>
+      <w:bookmarkStart w:name="TERM-FTS" w:id="51365"/>
       <w:r>
         <w:t xml:space="preserve">TERM-FTS: Full-Text Search</w:t>
       </w:r>
@@ -17164,7 +17212,7 @@
         <w:keepNext/>
         <w:outlineLvl w:val="0"/>
       </w:pPr>
-      <w:bookmarkStart w:id="53038" w:name="TERM-HLR"/>
+      <w:bookmarkStart w:name="TERM-HLR" w:id="53038"/>
       <w:r>
         <w:t xml:space="preserve">TERM-HLR: High-Level Requirement</w:t>
       </w:r>
@@ -17308,7 +17356,7 @@
         <w:keepNext/>
         <w:outlineLvl w:val="0"/>
       </w:pPr>
-      <w:bookmarkStart w:id="88843" w:name="TERM-IR"/>
+      <w:bookmarkStart w:name="TERM-IR" w:id="88843"/>
       <w:r>
         <w:t xml:space="preserve">TERM-IR: Intermediate Representation</w:t>
       </w:r>
@@ -17470,7 +17518,7 @@
         <w:keepNext/>
         <w:outlineLvl w:val="0"/>
       </w:pPr>
-      <w:bookmarkStart w:id="60619" w:name="TERM-PID"/>
+      <w:bookmarkStart w:name="TERM-PID" w:id="60619"/>
       <w:r>
         <w:t xml:space="preserve">TERM-PID: Project Identifier</w:t>
       </w:r>
@@ -17671,7 +17719,7 @@
         <w:keepNext/>
         <w:outlineLvl w:val="0"/>
       </w:pPr>
-      <w:bookmarkStart w:id="69762" w:name="TERM-VERIFICATIONVIEW"/>
+      <w:bookmarkStart w:name="TERM-VERIFICATIONVIEW" w:id="69762"/>
       <w:r>
         <w:t xml:space="preserve">TERM-VERIFICATIONVIEW: Analyze Query</w:t>
       </w:r>
@@ -17833,7 +17881,7 @@
         <w:keepNext/>
         <w:outlineLvl w:val="0"/>
       </w:pPr>
-      <w:bookmarkStart w:id="57614" w:name="TERM-SQLITE"/>
+      <w:bookmarkStart w:name="TERM-SQLITE" w:id="57614"/>
       <w:r>
         <w:t xml:space="preserve">TERM-SQLITE: SQLite Database</w:t>
       </w:r>
@@ -17995,7 +18043,7 @@
         <w:keepNext/>
         <w:outlineLvl w:val="0"/>
       </w:pPr>
-      <w:bookmarkStart w:id="78911" w:name="TERM-TRACEABLE"/>
+      <w:bookmarkStart w:name="TERM-TRACEABLE" w:id="78911"/>
       <w:r>
         <w:t xml:space="preserve">TERM-TRACEABLE: Traceable Object</w:t>
       </w:r>
@@ -18157,7 +18205,7 @@
         <w:keepNext/>
         <w:outlineLvl w:val="0"/>
       </w:pPr>
-      <w:bookmarkStart w:id="14140" w:name="TERM-TYPE"/>
+      <w:bookmarkStart w:name="TERM-TYPE" w:id="14140"/>
       <w:r>
         <w:t xml:space="preserve">TERM-TYPE: Type</w:t>
       </w:r>
@@ -18343,7 +18391,7 @@
         <w:keepNext/>
         <w:outlineLvl w:val="0"/>
       </w:pPr>
-      <w:bookmarkStart w:id="89231" w:name="TERM-VC"/>
+      <w:bookmarkStart w:name="TERM-VC" w:id="89231"/>
       <w:r>
         <w:t xml:space="preserve">TERM-VC: Verification Case</w:t>
       </w:r>
@@ -18547,7 +18595,7 @@
         <w:keepNext/>
         <w:outlineLvl w:val="0"/>
       </w:pPr>
-      <w:bookmarkStart w:id="1639" w:name="TERM-COMPOSITE"/>
+      <w:bookmarkStart w:name="TERM-COMPOSITE" w:id="1639"/>
       <w:r>
         <w:t xml:space="preserve">TERM-COMPOSITE: Composite Object Type</w:t>
       </w:r>
@@ -18770,7 +18818,7 @@
         <w:keepNext/>
         <w:outlineLvl w:val="0"/>
       </w:pPr>
-      <w:bookmarkStart w:id="38337" w:name="TERM-SELECTOR"/>
+      <w:bookmarkStart w:name="TERM-SELECTOR" w:id="38337"/>
       <w:r>
         <w:t xml:space="preserve">TERM-SELECTOR: Relation Selector</w:t>
       </w:r>
@@ -19002,7 +19050,7 @@
         <w:keepNext/>
         <w:outlineLvl w:val="0"/>
       </w:pPr>
-      <w:bookmarkStart w:id="43676" w:name="TERM-SPECIFICITY"/>
+      <w:bookmarkStart w:name="TERM-SPECIFICITY" w:id="43676"/>
       <w:r>
         <w:t xml:space="preserve">TERM-SPECIFICITY: Specificity Scoring</w:t>
       </w:r>
@@ -19144,7 +19192,7 @@
         <w:keepNext/>
         <w:outlineLvl w:val="0"/>
       </w:pPr>
-      <w:bookmarkStart w:id="60633" w:name="TERM-PIR"/>
+      <w:bookmarkStart w:name="TERM-PIR" w:id="60633"/>
       <w:r>
         <w:t xml:space="preserve">TERM-PIR: Processed Intermediate Representation</w:t>
       </w:r>
@@ -19306,7 +19354,7 @@
         <w:keepNext/>
         <w:outlineLvl w:val="0"/>
       </w:pPr>
-      <w:bookmarkStart w:id="55968" w:name="TERM-NDJSON"/>
+      <w:bookmarkStart w:name="TERM-NDJSON" w:id="55968"/>
       <w:r>
         <w:t xml:space="preserve">TERM-NDJSON: Newline-Delimited JSON</w:t>
       </w:r>
@@ -19516,7 +19564,7 @@
         <w:keepNext/>
         <w:outlineLvl w:val="0"/>
       </w:pPr>
-      <w:bookmarkStart w:id="10349" w:name="TERM-VALIDATIONPOLICY"/>
+      <w:bookmarkStart w:name="TERM-VALIDATIONPOLICY" w:id="10349"/>
       <w:r>
         <w:t xml:space="preserve">TERM-VALIDATIONPOLICY: Validation Policy</w:t>
       </w:r>
@@ -19772,7 +19820,7 @@
         <w:keepNext/>
         <w:outlineLvl w:val="0"/>
       </w:pPr>
-      <w:bookmarkStart w:id="59209" w:name="TERM-DIAGNOSTIC"/>
+      <w:bookmarkStart w:name="TERM-DIAGNOSTIC" w:id="59209"/>
       <w:r>
         <w:t xml:space="preserve">TERM-DIAGNOSTIC: Diagnostic Record</w:t>
       </w:r>
@@ -20046,7 +20094,7 @@
         <w:keepNext/>
         <w:outlineLvl w:val="0"/>
       </w:pPr>
-      <w:bookmarkStart w:id="90946" w:name="TERM-BUILDGRAPH"/>
+      <w:bookmarkStart w:name="TERM-BUILDGRAPH" w:id="90946"/>
       <w:r>
         <w:t xml:space="preserve">TERM-BUILDGRAPH: Build Graph</w:t>
       </w:r>
@@ -20274,7 +20322,7 @@
         <w:keepNext/>
         <w:outlineLvl w:val="0"/>
       </w:pPr>
-      <w:bookmarkStart w:id="36444" w:name="TERM-PLACEHOLDERBLOCK"/>
+      <w:bookmarkStart w:name="TERM-PLACEHOLDERBLOCK" w:id="36444"/>
       <w:r>
         <w:t xml:space="preserve">TERM-PLACEHOLDERBLOCK: Placeholder Block</w:t>
       </w:r>
@@ -22103,18 +22151,18 @@
     <w:basedOn w:val="VerbatimChar"/>
     <w:rPr/>
   </w:style>
-  <w:style w:styleId="SpecObjectHeader" w:type="paragraph" w:customStyle="1">
+  <w:style w:type="paragraph" w:styleId="SpecObjectHeader" w:customStyle="1">
     <w:name w:val="Spec Object Header"/>
     <w:basedOn w:val="Normal"/>
     <w:next w:val="FirstParagraph"/>
     <w:qFormat/>
     <w:pPr>
       <w:keepNext/>
-      <w:spacing w:line="276" w:after="120" w:lineRule="auto" w:before="280"/>
+      <w:spacing w:before="280" w:line="276" w:lineRule="auto" w:after="120"/>
       <w:outlineLvl w:val="0"/>
     </w:pPr>
     <w:rPr>
-      <w:rFonts w:cs="Calibri Light" w:hAnsi="Calibri Light" w:ascii="Calibri Light"/>
+      <w:rFonts w:ascii="Calibri Light" w:hAnsi="Calibri Light" w:cs="Calibri Light"/>
       <w:b/>
       <w:bCs/>
       <w:color w:val="0F4C64"/>

--- a/engineering/downloads/srs.docx
+++ b/engineering/downloads/srs.docx
@@ -178,7 +178,7 @@
         <w:keepNext/>
         <w:outlineLvl w:val="0"/>
       </w:pPr>
-      <w:bookmarkStart w:name="SpecIR-01" w:id="50443"/>
+      <w:bookmarkStart w:id="50443" w:name="SpecIR-01"/>
       <w:r>
         <w:t xml:space="preserve">SpecIR-01: Specification</w:t>
       </w:r>
@@ -358,7 +358,7 @@
         <w:keepNext/>
         <w:outlineLvl w:val="0"/>
       </w:pPr>
-      <w:bookmarkStart w:name="SpecIR-02" w:id="50444"/>
+      <w:bookmarkStart w:id="50444" w:name="SpecIR-02"/>
       <w:r>
         <w:t xml:space="preserve">SpecIR-02: Spec Object</w:t>
       </w:r>
@@ -590,7 +590,7 @@
         <w:keepNext/>
         <w:outlineLvl w:val="0"/>
       </w:pPr>
-      <w:bookmarkStart w:name="SpecIR-03" w:id="50445"/>
+      <w:bookmarkStart w:id="50445" w:name="SpecIR-03"/>
       <w:r>
         <w:t xml:space="preserve">SpecIR-03: Spec Float</w:t>
       </w:r>
@@ -776,7 +776,7 @@
         <w:keepNext/>
         <w:outlineLvl w:val="0"/>
       </w:pPr>
-      <w:bookmarkStart w:name="SpecIR-04" w:id="50446"/>
+      <w:bookmarkStart w:id="50446" w:name="SpecIR-04"/>
       <w:r>
         <w:t xml:space="preserve">SpecIR-04: Attribute</w:t>
       </w:r>
@@ -948,7 +948,7 @@
         <w:keepNext/>
         <w:outlineLvl w:val="0"/>
       </w:pPr>
-      <w:bookmarkStart w:name="SpecIR-05" w:id="50447"/>
+      <w:bookmarkStart w:id="50447" w:name="SpecIR-05"/>
       <w:r>
         <w:t xml:space="preserve">SpecIR-05: Spec Relation</w:t>
       </w:r>
@@ -1364,7 +1364,7 @@
         <w:keepNext/>
         <w:outlineLvl w:val="0"/>
       </w:pPr>
-      <w:bookmarkStart w:name="SpecIR-06" w:id="50448"/>
+      <w:bookmarkStart w:id="50448" w:name="SpecIR-06"/>
       <w:r>
         <w:t xml:space="preserve">SpecIR-06: Spec View</w:t>
       </w:r>
@@ -1548,7 +1548,7 @@
         <w:keepNext/>
         <w:outlineLvl w:val="0"/>
       </w:pPr>
-      <w:bookmarkStart w:name="SF-001" w:id="54264"/>
+      <w:bookmarkStart w:id="54264" w:name="SF-001"/>
       <w:r>
         <w:t xml:space="preserve">SF-001: Pipeline Execution</w:t>
       </w:r>
@@ -2030,7 +2030,7 @@
         <w:keepNext/>
         <w:outlineLvl w:val="0"/>
       </w:pPr>
-      <w:bookmarkStart w:name="HLR-PIPE-001" w:id="89458"/>
+      <w:bookmarkStart w:id="89458" w:name="HLR-PIPE-001"/>
       <w:r>
         <w:t xml:space="preserve">HLR-PIPE-001: Five-Phase Lifecycle</w:t>
       </w:r>
@@ -2205,7 +2205,7 @@
         <w:keepNext/>
         <w:outlineLvl w:val="0"/>
       </w:pPr>
-      <w:bookmarkStart w:name="HLR-PIPE-002" w:id="89459"/>
+      <w:bookmarkStart w:id="89459" w:name="HLR-PIPE-002"/>
       <w:r>
         <w:t xml:space="preserve">HLR-PIPE-002: Handler Registration and Prerequisites</w:t>
       </w:r>
@@ -2418,7 +2418,7 @@
         <w:keepNext/>
         <w:outlineLvl w:val="0"/>
       </w:pPr>
-      <w:bookmarkStart w:name="HLR-PIPE-003" w:id="89460"/>
+      <w:bookmarkStart w:id="89460" w:name="HLR-PIPE-003"/>
       <w:r>
         <w:t xml:space="preserve">HLR-PIPE-003: Topological Ordering via Kahn’s Algorithm</w:t>
       </w:r>
@@ -2573,7 +2573,7 @@
         <w:keepNext/>
         <w:outlineLvl w:val="0"/>
       </w:pPr>
-      <w:bookmarkStart w:name="HLR-PIPE-004" w:id="89461"/>
+      <w:bookmarkStart w:id="89461" w:name="HLR-PIPE-004"/>
       <w:r>
         <w:t xml:space="preserve">HLR-PIPE-004: Phase Abort on ANALYZE Errors</w:t>
       </w:r>
@@ -2665,7 +2665,7 @@
         <w:keepNext/>
         <w:outlineLvl w:val="0"/>
       </w:pPr>
-      <w:bookmarkStart w:name="HLR-PIPE-005" w:id="89462"/>
+      <w:bookmarkStart w:id="89462" w:name="HLR-PIPE-005"/>
       <w:r>
         <w:t xml:space="preserve">HLR-PIPE-005: Batch Dispatch for All Phases</w:t>
       </w:r>
@@ -2780,7 +2780,7 @@
         <w:keepNext/>
         <w:outlineLvl w:val="0"/>
       </w:pPr>
-      <w:bookmarkStart w:name="HLR-PIPE-006" w:id="89463"/>
+      <w:bookmarkStart w:id="89463" w:name="HLR-PIPE-006"/>
       <w:r>
         <w:t xml:space="preserve">HLR-PIPE-006: Context Creation and Propagation</w:t>
       </w:r>
@@ -3105,7 +3105,7 @@
         <w:keepNext/>
         <w:outlineLvl w:val="0"/>
       </w:pPr>
-      <w:bookmarkStart w:name="HLR-PIPE-007" w:id="89464"/>
+      <w:bookmarkStart w:id="89464" w:name="HLR-PIPE-007"/>
       <w:r>
         <w:t xml:space="preserve">HLR-PIPE-007: CommonSpec Input Parsing</w:t>
       </w:r>
@@ -3683,7 +3683,7 @@
         <w:keepNext/>
         <w:outlineLvl w:val="0"/>
       </w:pPr>
-      <w:bookmarkStart w:name="HLR-PIPE-008" w:id="89465"/>
+      <w:bookmarkStart w:id="89465" w:name="HLR-PIPE-008"/>
       <w:r>
         <w:t xml:space="preserve">HLR-PIPE-008: Include File Expansion</w:t>
       </w:r>
@@ -3878,7 +3878,7 @@
         <w:keepNext/>
         <w:outlineLvl w:val="0"/>
       </w:pPr>
-      <w:bookmarkStart w:name="HLR-PIPE-009" w:id="89466"/>
+      <w:bookmarkStart w:id="89466" w:name="HLR-PIPE-009"/>
       <w:r>
         <w:t xml:space="preserve">HLR-PIPE-009: PID Auto-Generation</w:t>
       </w:r>
@@ -4181,7 +4181,7 @@
         <w:keepNext/>
         <w:outlineLvl w:val="0"/>
       </w:pPr>
-      <w:bookmarkStart w:name="HLR-PIPE-010" w:id="89488"/>
+      <w:bookmarkStart w:id="89488" w:name="HLR-PIPE-010"/>
       <w:r>
         <w:t xml:space="preserve">HLR-PIPE-010: Relation Type Inference</w:t>
       </w:r>
@@ -4423,7 +4423,7 @@
         <w:keepNext/>
         <w:outlineLvl w:val="0"/>
       </w:pPr>
-      <w:bookmarkStart w:name="HLR-PIPE-011" w:id="89489"/>
+      <w:bookmarkStart w:id="89489" w:name="HLR-PIPE-011"/>
       <w:r>
         <w:t xml:space="preserve">HLR-PIPE-011: Prerequisite-Not-Found Diagnostic</w:t>
       </w:r>
@@ -4560,7 +4560,7 @@
         <w:keepNext/>
         <w:outlineLvl w:val="0"/>
       </w:pPr>
-      <w:bookmarkStart w:name="HLR-PIPE-012" w:id="89490"/>
+      <w:bookmarkStart w:id="89490" w:name="HLR-PIPE-012"/>
       <w:r>
         <w:t xml:space="preserve">HLR-PIPE-012: Section Scope Termination</w:t>
       </w:r>
@@ -4732,7 +4732,7 @@
         <w:keepNext/>
         <w:outlineLvl w:val="0"/>
       </w:pPr>
-      <w:bookmarkStart w:name="SF-002" w:id="54265"/>
+      <w:bookmarkStart w:id="54265" w:name="SF-002"/>
       <w:r>
         <w:t xml:space="preserve">SF-002: Specification Persistence</w:t>
       </w:r>
@@ -5109,7 +5109,7 @@
         <w:keepNext/>
         <w:outlineLvl w:val="0"/>
       </w:pPr>
-      <w:bookmarkStart w:name="HLR-STOR-001" w:id="48904"/>
+      <w:bookmarkStart w:id="48904" w:name="HLR-STOR-001"/>
       <w:r>
         <w:t xml:space="preserve">HLR-STOR-001: SQLite Persistence</w:t>
       </w:r>
@@ -5213,7 +5213,7 @@
         <w:keepNext/>
         <w:outlineLvl w:val="0"/>
       </w:pPr>
-      <w:bookmarkStart w:name="HLR-STOR-002" w:id="48905"/>
+      <w:bookmarkStart w:id="48905" w:name="HLR-STOR-002"/>
       <w:r>
         <w:t xml:space="preserve">HLR-STOR-002: EAV Attribute Model</w:t>
       </w:r>
@@ -5323,7 +5323,7 @@
         <w:keepNext/>
         <w:outlineLvl w:val="0"/>
       </w:pPr>
-      <w:bookmarkStart w:name="HLR-STOR-003" w:id="48906"/>
+      <w:bookmarkStart w:id="48906" w:name="HLR-STOR-003"/>
       <w:r>
         <w:t xml:space="preserve">HLR-STOR-003: Build Cache</w:t>
       </w:r>
@@ -5427,7 +5427,7 @@
         <w:keepNext/>
         <w:outlineLvl w:val="0"/>
       </w:pPr>
-      <w:bookmarkStart w:name="HLR-STOR-004" w:id="48907"/>
+      <w:bookmarkStart w:id="48907" w:name="HLR-STOR-004"/>
       <w:r>
         <w:t xml:space="preserve">HLR-STOR-004: Output Cache</w:t>
       </w:r>
@@ -5537,7 +5537,7 @@
         <w:keepNext/>
         <w:outlineLvl w:val="0"/>
       </w:pPr>
-      <w:bookmarkStart w:name="HLR-STOR-006" w:id="48909"/>
+      <w:bookmarkStart w:id="48909" w:name="HLR-STOR-006"/>
       <w:r>
         <w:t xml:space="preserve">HLR-STOR-006: EAV Pivot Views for External Queries</w:t>
       </w:r>
@@ -5722,7 +5722,7 @@
         <w:keepNext/>
         <w:outlineLvl w:val="0"/>
       </w:pPr>
-      <w:bookmarkStart w:name="HLR-STOR-005" w:id="48908"/>
+      <w:bookmarkStart w:id="48908" w:name="HLR-STOR-005"/>
       <w:r>
         <w:t xml:space="preserve">HLR-STOR-005: Incremental Rebuild Support</w:t>
       </w:r>
@@ -5842,7 +5842,7 @@
         <w:keepNext/>
         <w:outlineLvl w:val="0"/>
       </w:pPr>
-      <w:bookmarkStart w:name="SF-003" w:id="54266"/>
+      <w:bookmarkStart w:id="54266" w:name="SF-003"/>
       <w:r>
         <w:t xml:space="preserve">SF-003: Type System</w:t>
       </w:r>
@@ -5998,7 +5998,7 @@
         <w:keepNext/>
         <w:outlineLvl w:val="0"/>
       </w:pPr>
-      <w:bookmarkStart w:name="HLR-TYPE-001" w:id="4798"/>
+      <w:bookmarkStart w:id="4798" w:name="HLR-TYPE-001"/>
       <w:r>
         <w:t xml:space="preserve">HLR-TYPE-001: Specifications Container</w:t>
       </w:r>
@@ -6250,7 +6250,7 @@
         <w:keepNext/>
         <w:outlineLvl w:val="0"/>
       </w:pPr>
-      <w:bookmarkStart w:name="HLR-TYPE-002" w:id="4799"/>
+      <w:bookmarkStart w:id="4799" w:name="HLR-TYPE-002"/>
       <w:r>
         <w:t xml:space="preserve">HLR-TYPE-002: Spec Objects Container</w:t>
       </w:r>
@@ -6602,7 +6602,7 @@
         <w:keepNext/>
         <w:outlineLvl w:val="0"/>
       </w:pPr>
-      <w:bookmarkStart w:name="HLR-TYPE-003" w:id="4800"/>
+      <w:bookmarkStart w:id="4800" w:name="HLR-TYPE-003"/>
       <w:r>
         <w:t xml:space="preserve">HLR-TYPE-003: Spec Floats Container</w:t>
       </w:r>
@@ -7093,7 +7093,7 @@
         <w:keepNext/>
         <w:outlineLvl w:val="0"/>
       </w:pPr>
-      <w:bookmarkStart w:name="HLR-TYPE-004" w:id="4801"/>
+      <w:bookmarkStart w:id="4801" w:name="HLR-TYPE-004"/>
       <w:r>
         <w:t xml:space="preserve">HLR-TYPE-004: Spec Views Container</w:t>
       </w:r>
@@ -7457,7 +7457,7 @@
         <w:keepNext/>
         <w:outlineLvl w:val="0"/>
       </w:pPr>
-      <w:bookmarkStart w:name="HLR-TYPE-005" w:id="4802"/>
+      <w:bookmarkStart w:id="4802" w:name="HLR-TYPE-005"/>
       <w:r>
         <w:t xml:space="preserve">HLR-TYPE-005: Spec Relations Container</w:t>
       </w:r>
@@ -7865,7 +7865,7 @@
         <w:keepNext/>
         <w:outlineLvl w:val="0"/>
       </w:pPr>
-      <w:bookmarkStart w:name="HLR-TYPE-006" w:id="4803"/>
+      <w:bookmarkStart w:id="4803" w:name="HLR-TYPE-006"/>
       <w:r>
         <w:t xml:space="preserve">HLR-TYPE-006: Spec Attributes Container</w:t>
       </w:r>
@@ -8217,7 +8217,7 @@
         <w:keepNext/>
         <w:outlineLvl w:val="0"/>
       </w:pPr>
-      <w:bookmarkStart w:name="HLR-TYPE-007" w:id="4804"/>
+      <w:bookmarkStart w:id="4804" w:name="HLR-TYPE-007"/>
       <w:r>
         <w:t xml:space="preserve">HLR-TYPE-007: Type Validation</w:t>
       </w:r>
@@ -8422,7 +8422,7 @@
         <w:keepNext/>
         <w:outlineLvl w:val="0"/>
       </w:pPr>
-      <w:bookmarkStart w:name="SF-005" w:id="54268"/>
+      <w:bookmarkStart w:id="54268" w:name="SF-005"/>
       <w:r>
         <w:t xml:space="preserve">SF-005: Extension Framework</w:t>
       </w:r>
@@ -8482,7 +8482,7 @@
         <w:keepNext/>
         <w:outlineLvl w:val="0"/>
       </w:pPr>
-      <w:bookmarkStart w:name="HLR-EXT-001" w:id="17127"/>
+      <w:bookmarkStart w:id="17127" w:name="HLR-EXT-001"/>
       <w:r>
         <w:t xml:space="preserve">HLR-EXT-001: Type Descriptor Loading</w:t>
       </w:r>
@@ -8747,7 +8747,7 @@
         <w:keepNext/>
         <w:outlineLvl w:val="0"/>
       </w:pPr>
-      <w:bookmarkStart w:name="HLR-EXT-002" w:id="17128"/>
+      <w:bookmarkStart w:id="17128" w:name="HLR-EXT-002"/>
       <w:r>
         <w:t xml:space="preserve">HLR-EXT-002: Model Directory Structure</w:t>
       </w:r>
@@ -8966,7 +8966,7 @@
         <w:keepNext/>
         <w:outlineLvl w:val="0"/>
       </w:pPr>
-      <w:bookmarkStart w:name="HLR-EXT-003" w:id="17129"/>
+      <w:bookmarkStart w:id="17129" w:name="HLR-EXT-003"/>
       <w:r>
         <w:t xml:space="preserve">HLR-EXT-003: Descriptor Registration</w:t>
       </w:r>
@@ -9109,7 +9109,7 @@
         <w:keepNext/>
         <w:outlineLvl w:val="0"/>
       </w:pPr>
-      <w:bookmarkStart w:name="HLR-EXT-004" w:id="17130"/>
+      <w:bookmarkStart w:id="17130" w:name="HLR-EXT-004"/>
       <w:r>
         <w:t xml:space="preserve">HLR-EXT-004: Type Schema</w:t>
       </w:r>
@@ -9204,7 +9204,7 @@
         <w:keepNext/>
         <w:outlineLvl w:val="0"/>
       </w:pPr>
-      <w:bookmarkStart w:name="HLR-EXT-005" w:id="17131"/>
+      <w:bookmarkStart w:id="17131" w:name="HLR-EXT-005"/>
       <w:r>
         <w:t xml:space="preserve">HLR-EXT-005: Model Resolution and Overlay</w:t>
       </w:r>
@@ -9359,7 +9359,7 @@
         <w:keepNext/>
         <w:outlineLvl w:val="0"/>
       </w:pPr>
-      <w:bookmarkStart w:name="HLR-EXT-006" w:id="17132"/>
+      <w:bookmarkStart w:id="17132" w:name="HLR-EXT-006"/>
       <w:r>
         <w:t xml:space="preserve">HLR-EXT-006: External Renderer Hooks</w:t>
       </w:r>
@@ -9508,7 +9508,7 @@
         <w:keepNext/>
         <w:outlineLvl w:val="0"/>
       </w:pPr>
-      <w:bookmarkStart w:name="HLR-EXT-007" w:id="17133"/>
+      <w:bookmarkStart w:id="17133" w:name="HLR-EXT-007"/>
       <w:r>
         <w:t xml:space="preserve">HLR-EXT-007: Data View Hooks</w:t>
       </w:r>
@@ -9663,7 +9663,7 @@
         <w:keepNext/>
         <w:outlineLvl w:val="0"/>
       </w:pPr>
-      <w:bookmarkStart w:name="HLR-EXT-008" w:id="17134"/>
+      <w:bookmarkStart w:id="17134" w:name="HLR-EXT-008"/>
       <w:r>
         <w:t xml:space="preserve">HLR-EXT-008: Hook Index</w:t>
       </w:r>
@@ -9758,7 +9758,7 @@
         <w:keepNext/>
         <w:outlineLvl w:val="0"/>
       </w:pPr>
-      <w:bookmarkStart w:name="HLR-EXT-009" w:id="17135"/>
+      <w:bookmarkStart w:id="17135" w:name="HLR-EXT-009"/>
       <w:r>
         <w:t xml:space="preserve">HLR-EXT-009: Canonical Hook Context</w:t>
       </w:r>
@@ -9883,7 +9883,7 @@
         <w:keepNext/>
         <w:outlineLvl w:val="0"/>
       </w:pPr>
-      <w:bookmarkStart w:name="HLR-EXT-010" w:id="17157"/>
+      <w:bookmarkStart w:id="17157" w:name="HLR-EXT-010"/>
       <w:r>
         <w:t xml:space="preserve">HLR-EXT-010: Model Manifest</w:t>
       </w:r>
@@ -10005,7 +10005,7 @@
         <w:keepNext/>
         <w:outlineLvl w:val="0"/>
       </w:pPr>
-      <w:bookmarkStart w:name="HLR-EXT-011" w:id="17158"/>
+      <w:bookmarkStart w:id="17158" w:name="HLR-EXT-011"/>
       <w:r>
         <w:t xml:space="preserve">HLR-EXT-011: Hook Validation and Phase Registration</w:t>
       </w:r>
@@ -10139,7 +10139,7 @@
         <w:keepNext/>
         <w:outlineLvl w:val="0"/>
       </w:pPr>
-      <w:bookmarkStart w:name="HLR-EXT-012" w:id="17159"/>
+      <w:bookmarkStart w:id="17159" w:name="HLR-EXT-012"/>
       <w:r>
         <w:t xml:space="preserve">HLR-EXT-012: Analyze Query Descriptor</w:t>
       </w:r>
@@ -10339,7 +10339,7 @@
         <w:keepNext/>
         <w:outlineLvl w:val="0"/>
       </w:pPr>
-      <w:bookmarkStart w:name="HLR-CFG-001" w:id="79274"/>
+      <w:bookmarkStart w:id="79274" w:name="HLR-CFG-001"/>
       <w:r>
         <w:t xml:space="preserve">HLR-CFG-001: Manifest Configuration</w:t>
       </w:r>
@@ -10441,7 +10441,7 @@
         <w:keepNext/>
         <w:outlineLvl w:val="0"/>
       </w:pPr>
-      <w:bookmarkStart w:name="SF-004" w:id="54267"/>
+      <w:bookmarkStart w:id="54267" w:name="SF-004"/>
       <w:r>
         <w:t xml:space="preserve">SF-004: Multi-Format Publication</w:t>
       </w:r>
@@ -10513,7 +10513,7 @@
         <w:keepNext/>
         <w:outlineLvl w:val="0"/>
       </w:pPr>
-      <w:bookmarkStart w:name="HLR-OUT-001" w:id="66484"/>
+      <w:bookmarkStart w:id="66484" w:name="HLR-OUT-001"/>
       <w:r>
         <w:t xml:space="preserve">HLR-OUT-001: Document Assembly</w:t>
       </w:r>
@@ -10820,7 +10820,7 @@
         <w:keepNext/>
         <w:outlineLvl w:val="0"/>
       </w:pPr>
-      <w:bookmarkStart w:name="HLR-OUT-002" w:id="66485"/>
+      <w:bookmarkStart w:id="66485" w:name="HLR-OUT-002"/>
       <w:r>
         <w:t xml:space="preserve">HLR-OUT-002: Float Resolution</w:t>
       </w:r>
@@ -11099,7 +11099,7 @@
         <w:keepNext/>
         <w:outlineLvl w:val="0"/>
       </w:pPr>
-      <w:bookmarkStart w:name="HLR-OUT-003" w:id="66486"/>
+      <w:bookmarkStart w:id="66486" w:name="HLR-OUT-003"/>
       <w:r>
         <w:t xml:space="preserve">HLR-OUT-003: Float Numbering</w:t>
       </w:r>
@@ -11337,7 +11337,7 @@
         <w:keepNext/>
         <w:outlineLvl w:val="0"/>
       </w:pPr>
-      <w:bookmarkStart w:name="HLR-OUT-004" w:id="66487"/>
+      <w:bookmarkStart w:id="66487" w:name="HLR-OUT-004"/>
       <w:r>
         <w:t xml:space="preserve">HLR-OUT-004: Multi-Format Output</w:t>
       </w:r>
@@ -11595,7 +11595,7 @@
         <w:keepNext/>
         <w:outlineLvl w:val="0"/>
       </w:pPr>
-      <w:bookmarkStart w:name="HLR-OUT-005" w:id="66488"/>
+      <w:bookmarkStart w:id="66488" w:name="HLR-OUT-005"/>
       <w:r>
         <w:t xml:space="preserve">HLR-OUT-005: DOCX Generation</w:t>
       </w:r>
@@ -11804,7 +11804,7 @@
         <w:keepNext/>
         <w:outlineLvl w:val="0"/>
       </w:pPr>
-      <w:bookmarkStart w:name="HLR-OUT-006" w:id="66489"/>
+      <w:bookmarkStart w:id="66489" w:name="HLR-OUT-006"/>
       <w:r>
         <w:t xml:space="preserve">HLR-OUT-006: HTML5 Generation</w:t>
       </w:r>
@@ -12114,7 +12114,7 @@
         <w:keepNext/>
         <w:outlineLvl w:val="0"/>
       </w:pPr>
-      <w:bookmarkStart w:name="HLR-OUT-007" w:id="66490"/>
+      <w:bookmarkStart w:id="66490" w:name="HLR-OUT-007"/>
       <w:r>
         <w:t xml:space="preserve">HLR-OUT-007: Full-Text Search Indexing</w:t>
       </w:r>
@@ -12325,7 +12325,7 @@
         <w:keepNext/>
         <w:outlineLvl w:val="0"/>
       </w:pPr>
-      <w:bookmarkStart w:name="SF-006" w:id="54269"/>
+      <w:bookmarkStart w:id="54269" w:name="SF-006"/>
       <w:r>
         <w:t xml:space="preserve">SF-006: Audit and Integrity</w:t>
       </w:r>
@@ -12812,7 +12812,7 @@
         <w:keepNext/>
         <w:outlineLvl w:val="0"/>
       </w:pPr>
-      <w:bookmarkStart w:name="HLR-AUDIT-001" w:id="81281"/>
+      <w:bookmarkStart w:id="81281" w:name="HLR-AUDIT-001"/>
       <w:r>
         <w:t xml:space="preserve">HLR-AUDIT-001: Content-Addressed Hashing</w:t>
       </w:r>
@@ -13012,7 +13012,7 @@
         <w:keepNext/>
         <w:outlineLvl w:val="0"/>
       </w:pPr>
-      <w:bookmarkStart w:name="HLR-AUDIT-002" w:id="81282"/>
+      <w:bookmarkStart w:id="81282" w:name="HLR-AUDIT-002"/>
       <w:r>
         <w:t xml:space="preserve">HLR-AUDIT-002: Include Dependency Tracking</w:t>
       </w:r>
@@ -13228,7 +13228,7 @@
         <w:keepNext/>
         <w:outlineLvl w:val="0"/>
       </w:pPr>
-      <w:bookmarkStart w:name="HLR-AUDIT-003" w:id="81283"/>
+      <w:bookmarkStart w:id="81283" w:name="HLR-AUDIT-003"/>
       <w:r>
         <w:t xml:space="preserve">HLR-AUDIT-003: Structured Diagnostic Reporting</w:t>
       </w:r>
@@ -13515,7 +13515,7 @@
         <w:keepNext/>
         <w:outlineLvl w:val="0"/>
       </w:pPr>
-      <w:bookmarkStart w:name="HLR-AUDIT-004" w:id="81284"/>
+      <w:bookmarkStart w:id="81284" w:name="HLR-AUDIT-004"/>
       <w:r>
         <w:t xml:space="preserve">HLR-AUDIT-004: Structured Logging</w:t>
       </w:r>
@@ -13757,7 +13757,7 @@
         <w:keepNext/>
         <w:outlineLvl w:val="0"/>
       </w:pPr>
-      <w:bookmarkStart w:name="HLR-AUDIT-005" w:id="81285"/>
+      <w:bookmarkStart w:id="81285" w:name="HLR-AUDIT-005"/>
       <w:r>
         <w:t xml:space="preserve">HLR-AUDIT-005: Build Reproducibility</w:t>
       </w:r>
@@ -13988,7 +13988,7 @@
         <w:keepNext/>
         <w:outlineLvl w:val="0"/>
       </w:pPr>
-      <w:bookmarkStart w:name="TERM-COMMONSPEC" w:id="16264"/>
+      <w:bookmarkStart w:id="16264" w:name="TERM-COMMONSPEC"/>
       <w:r>
         <w:t xml:space="preserve">TERM-COMMONSPEC: CommonSpec</w:t>
       </w:r>
@@ -14139,7 +14139,7 @@
         <w:keepNext/>
         <w:outlineLvl w:val="0"/>
       </w:pPr>
-      <w:bookmarkStart w:name="TERM-SPECIR" w:id="19462"/>
+      <w:bookmarkStart w:id="19462" w:name="TERM-SPECIR"/>
       <w:r>
         <w:t xml:space="preserve">TERM-SPECIR: SpecIR</w:t>
       </w:r>
@@ -14310,7 +14310,7 @@
         <w:keepNext/>
         <w:outlineLvl w:val="0"/>
       </w:pPr>
-      <w:bookmarkStart w:name="TERM-20" w:id="88096"/>
+      <w:bookmarkStart w:id="88096" w:name="TERM-20"/>
       <w:r>
         <w:t xml:space="preserve">TERM-20: RESOLVE Phase</w:t>
       </w:r>
@@ -14394,7 +14394,7 @@
         <w:keepNext/>
         <w:outlineLvl w:val="0"/>
       </w:pPr>
-      <w:bookmarkStart w:name="TERM-30" w:id="88127"/>
+      <w:bookmarkStart w:id="88127" w:name="TERM-30"/>
       <w:r>
         <w:t xml:space="preserve">TERM-30: Build Cache</w:t>
       </w:r>
@@ -14472,7 +14472,7 @@
         <w:keepNext/>
         <w:outlineLvl w:val="0"/>
       </w:pPr>
-      <w:bookmarkStart w:name="TERM-28" w:id="88104"/>
+      <w:bookmarkStart w:id="88104" w:name="TERM-28"/>
       <w:r>
         <w:t xml:space="preserve">TERM-28: Counter Group</w:t>
       </w:r>
@@ -14550,7 +14550,7 @@
         <w:keepNext/>
         <w:outlineLvl w:val="0"/>
       </w:pPr>
-      <w:bookmarkStart w:name="TERM-36" w:id="88133"/>
+      <w:bookmarkStart w:id="88133" w:name="TERM-36"/>
       <w:r>
         <w:t xml:space="preserve">TERM-36: CSC (Computer Software Component)</w:t>
       </w:r>
@@ -14664,7 +14664,7 @@
         <w:keepNext/>
         <w:outlineLvl w:val="0"/>
       </w:pPr>
-      <w:bookmarkStart w:name="TERM-37" w:id="88134"/>
+      <w:bookmarkStart w:id="88134" w:name="TERM-37"/>
       <w:r>
         <w:t xml:space="preserve">TERM-37: CSU (Computer Software Unit)</w:t>
       </w:r>
@@ -14766,7 +14766,7 @@
         <w:keepNext/>
         <w:outlineLvl w:val="0"/>
       </w:pPr>
-      <w:bookmarkStart w:name="TERM-35" w:id="88132"/>
+      <w:bookmarkStart w:id="88132" w:name="TERM-35"/>
       <w:r>
         <w:t xml:space="preserve">TERM-35: Data View</w:t>
       </w:r>
@@ -14934,7 +14934,7 @@
         <w:keepNext/>
         <w:outlineLvl w:val="0"/>
       </w:pPr>
-      <w:bookmarkStart w:name="TERM-EAV" w:id="49818"/>
+      <w:bookmarkStart w:id="49818" w:name="TERM-EAV"/>
       <w:r>
         <w:t xml:space="preserve">TERM-EAV: EAV Model</w:t>
       </w:r>
@@ -15012,7 +15012,7 @@
         <w:keepNext/>
         <w:outlineLvl w:val="0"/>
       </w:pPr>
-      <w:bookmarkStart w:name="TERM-23" w:id="88099"/>
+      <w:bookmarkStart w:id="88099" w:name="TERM-23"/>
       <w:r>
         <w:t xml:space="preserve">TERM-23: EMIT Phase</w:t>
       </w:r>
@@ -15096,7 +15096,7 @@
         <w:keepNext/>
         <w:outlineLvl w:val="0"/>
       </w:pPr>
-      <w:bookmarkStart w:name="TERM-04" w:id="88038"/>
+      <w:bookmarkStart w:id="88038" w:name="TERM-04"/>
       <w:r>
         <w:t xml:space="preserve">TERM-04: Float</w:t>
       </w:r>
@@ -15149,7 +15149,7 @@
         <w:keepNext/>
         <w:outlineLvl w:val="0"/>
       </w:pPr>
-      <w:bookmarkStart w:name="TERM-34" w:id="88131"/>
+      <w:bookmarkStart w:id="88131" w:name="TERM-34"/>
       <w:r>
         <w:t xml:space="preserve">TERM-34: External Renderer</w:t>
       </w:r>
@@ -15227,7 +15227,7 @@
         <w:keepNext/>
         <w:outlineLvl w:val="0"/>
       </w:pPr>
-      <w:bookmarkStart w:name="TERM-16" w:id="88071"/>
+      <w:bookmarkStart w:id="88071" w:name="TERM-16"/>
       <w:r>
         <w:t xml:space="preserve">TERM-16: Handler</w:t>
       </w:r>
@@ -15667,7 +15667,7 @@
         <w:keepNext/>
         <w:outlineLvl w:val="0"/>
       </w:pPr>
-      <w:bookmarkStart w:name="TERM-19" w:id="88074"/>
+      <w:bookmarkStart w:id="88074" w:name="TERM-19"/>
       <w:r>
         <w:t xml:space="preserve">TERM-19: INITIALIZE Phase</w:t>
       </w:r>
@@ -15751,7 +15751,7 @@
         <w:keepNext/>
         <w:outlineLvl w:val="0"/>
       </w:pPr>
-      <w:bookmarkStart w:name="TERM-33" w:id="88130"/>
+      <w:bookmarkStart w:id="88130" w:name="TERM-33"/>
       <w:r>
         <w:t xml:space="preserve">TERM-33: Model</w:t>
       </w:r>
@@ -15877,7 +15877,7 @@
         <w:keepNext/>
         <w:outlineLvl w:val="0"/>
       </w:pPr>
-      <w:bookmarkStart w:name="TERM-31" w:id="88128"/>
+      <w:bookmarkStart w:id="88128" w:name="TERM-31"/>
       <w:r>
         <w:t xml:space="preserve">TERM-31: Output Cache</w:t>
       </w:r>
@@ -15955,7 +15955,7 @@
         <w:keepNext/>
         <w:outlineLvl w:val="0"/>
       </w:pPr>
-      <w:bookmarkStart w:name="TERM-17" w:id="88072"/>
+      <w:bookmarkStart w:id="88072" w:name="TERM-17"/>
       <w:r>
         <w:t xml:space="preserve">TERM-17: Phase</w:t>
       </w:r>
@@ -16039,7 +16039,7 @@
         <w:keepNext/>
         <w:outlineLvl w:val="0"/>
       </w:pPr>
-      <w:bookmarkStart w:name="TERM-15" w:id="88070"/>
+      <w:bookmarkStart w:id="88070" w:name="TERM-15"/>
       <w:r>
         <w:t xml:space="preserve">TERM-15: Pipeline</w:t>
       </w:r>
@@ -16123,7 +16123,7 @@
         <w:keepNext/>
         <w:outlineLvl w:val="0"/>
       </w:pPr>
-      <w:bookmarkStart w:name="TERM-24" w:id="88100"/>
+      <w:bookmarkStart w:id="88100" w:name="TERM-24"/>
       <w:r>
         <w:t xml:space="preserve">TERM-24: Prerequisites</w:t>
       </w:r>
@@ -16201,7 +16201,7 @@
         <w:keepNext/>
         <w:outlineLvl w:val="0"/>
       </w:pPr>
-      <w:bookmarkStart w:name="TERM-25" w:id="88101"/>
+      <w:bookmarkStart w:id="88101" w:name="TERM-25"/>
       <w:r>
         <w:t xml:space="preserve">TERM-25: Topological Sort</w:t>
       </w:r>
@@ -16279,7 +16279,7 @@
         <w:keepNext/>
         <w:outlineLvl w:val="0"/>
       </w:pPr>
-      <w:bookmarkStart w:name="TERM-22" w:id="88098"/>
+      <w:bookmarkStart w:id="88098" w:name="TERM-22"/>
       <w:r>
         <w:t xml:space="preserve">TERM-22: TRANSFORM Phase</w:t>
       </w:r>
@@ -16363,7 +16363,7 @@
         <w:keepNext/>
         <w:outlineLvl w:val="0"/>
       </w:pPr>
-      <w:bookmarkStart w:name="TERM-27" w:id="88103"/>
+      <w:bookmarkStart w:id="88103" w:name="TERM-27"/>
       <w:r>
         <w:t xml:space="preserve">TERM-27: Type Alias</w:t>
       </w:r>
@@ -16483,7 +16483,7 @@
         <w:keepNext/>
         <w:outlineLvl w:val="0"/>
       </w:pPr>
-      <w:bookmarkStart w:name="TERM-38" w:id="88135"/>
+      <w:bookmarkStart w:id="88135" w:name="TERM-38"/>
       <w:r>
         <w:t xml:space="preserve">TERM-38: Type Loader</w:t>
       </w:r>
@@ -16732,7 +16732,7 @@
         <w:keepNext/>
         <w:outlineLvl w:val="0"/>
       </w:pPr>
-      <w:bookmarkStart w:name="TERM-26" w:id="88102"/>
+      <w:bookmarkStart w:id="88102" w:name="TERM-26"/>
       <w:r>
         <w:t xml:space="preserve">TERM-26: Type Registry</w:t>
       </w:r>
@@ -16810,7 +16810,7 @@
         <w:keepNext/>
         <w:outlineLvl w:val="0"/>
       </w:pPr>
-      <w:bookmarkStart w:name="TERM-21" w:id="88097"/>
+      <w:bookmarkStart w:id="88097" w:name="TERM-21"/>
       <w:r>
         <w:t xml:space="preserve">TERM-21: ANALYZE Phase</w:t>
       </w:r>
@@ -16894,7 +16894,7 @@
         <w:keepNext/>
         <w:outlineLvl w:val="0"/>
       </w:pPr>
-      <w:bookmarkStart w:name="TERM-AST" w:id="46530"/>
+      <w:bookmarkStart w:id="46530" w:name="TERM-AST"/>
       <w:r>
         <w:t xml:space="preserve">TERM-AST: Abstract Syntax Tree</w:t>
       </w:r>
@@ -17056,7 +17056,7 @@
         <w:keepNext/>
         <w:outlineLvl w:val="0"/>
       </w:pPr>
-      <w:bookmarkStart w:name="TERM-FTS" w:id="51365"/>
+      <w:bookmarkStart w:id="51365" w:name="TERM-FTS"/>
       <w:r>
         <w:t xml:space="preserve">TERM-FTS: Full-Text Search</w:t>
       </w:r>
@@ -17212,7 +17212,7 @@
         <w:keepNext/>
         <w:outlineLvl w:val="0"/>
       </w:pPr>
-      <w:bookmarkStart w:name="TERM-HLR" w:id="53038"/>
+      <w:bookmarkStart w:id="53038" w:name="TERM-HLR"/>
       <w:r>
         <w:t xml:space="preserve">TERM-HLR: High-Level Requirement</w:t>
       </w:r>
@@ -17356,7 +17356,7 @@
         <w:keepNext/>
         <w:outlineLvl w:val="0"/>
       </w:pPr>
-      <w:bookmarkStart w:name="TERM-IR" w:id="88843"/>
+      <w:bookmarkStart w:id="88843" w:name="TERM-IR"/>
       <w:r>
         <w:t xml:space="preserve">TERM-IR: Intermediate Representation</w:t>
       </w:r>
@@ -17518,7 +17518,7 @@
         <w:keepNext/>
         <w:outlineLvl w:val="0"/>
       </w:pPr>
-      <w:bookmarkStart w:name="TERM-PID" w:id="60619"/>
+      <w:bookmarkStart w:id="60619" w:name="TERM-PID"/>
       <w:r>
         <w:t xml:space="preserve">TERM-PID: Project Identifier</w:t>
       </w:r>
@@ -17719,7 +17719,7 @@
         <w:keepNext/>
         <w:outlineLvl w:val="0"/>
       </w:pPr>
-      <w:bookmarkStart w:name="TERM-VERIFICATIONVIEW" w:id="69762"/>
+      <w:bookmarkStart w:id="69762" w:name="TERM-VERIFICATIONVIEW"/>
       <w:r>
         <w:t xml:space="preserve">TERM-VERIFICATIONVIEW: Analyze Query</w:t>
       </w:r>
@@ -17881,7 +17881,7 @@
         <w:keepNext/>
         <w:outlineLvl w:val="0"/>
       </w:pPr>
-      <w:bookmarkStart w:name="TERM-SQLITE" w:id="57614"/>
+      <w:bookmarkStart w:id="57614" w:name="TERM-SQLITE"/>
       <w:r>
         <w:t xml:space="preserve">TERM-SQLITE: SQLite Database</w:t>
       </w:r>
@@ -18043,7 +18043,7 @@
         <w:keepNext/>
         <w:outlineLvl w:val="0"/>
       </w:pPr>
-      <w:bookmarkStart w:name="TERM-TRACEABLE" w:id="78911"/>
+      <w:bookmarkStart w:id="78911" w:name="TERM-TRACEABLE"/>
       <w:r>
         <w:t xml:space="preserve">TERM-TRACEABLE: Traceable Object</w:t>
       </w:r>
@@ -18205,7 +18205,7 @@
         <w:keepNext/>
         <w:outlineLvl w:val="0"/>
       </w:pPr>
-      <w:bookmarkStart w:name="TERM-TYPE" w:id="14140"/>
+      <w:bookmarkStart w:id="14140" w:name="TERM-TYPE"/>
       <w:r>
         <w:t xml:space="preserve">TERM-TYPE: Type</w:t>
       </w:r>
@@ -18391,7 +18391,7 @@
         <w:keepNext/>
         <w:outlineLvl w:val="0"/>
       </w:pPr>
-      <w:bookmarkStart w:name="TERM-VC" w:id="89231"/>
+      <w:bookmarkStart w:id="89231" w:name="TERM-VC"/>
       <w:r>
         <w:t xml:space="preserve">TERM-VC: Verification Case</w:t>
       </w:r>
@@ -18595,7 +18595,7 @@
         <w:keepNext/>
         <w:outlineLvl w:val="0"/>
       </w:pPr>
-      <w:bookmarkStart w:name="TERM-COMPOSITE" w:id="1639"/>
+      <w:bookmarkStart w:id="1639" w:name="TERM-COMPOSITE"/>
       <w:r>
         <w:t xml:space="preserve">TERM-COMPOSITE: Composite Object Type</w:t>
       </w:r>
@@ -18818,7 +18818,7 @@
         <w:keepNext/>
         <w:outlineLvl w:val="0"/>
       </w:pPr>
-      <w:bookmarkStart w:name="TERM-SELECTOR" w:id="38337"/>
+      <w:bookmarkStart w:id="38337" w:name="TERM-SELECTOR"/>
       <w:r>
         <w:t xml:space="preserve">TERM-SELECTOR: Relation Selector</w:t>
       </w:r>
@@ -19050,7 +19050,7 @@
         <w:keepNext/>
         <w:outlineLvl w:val="0"/>
       </w:pPr>
-      <w:bookmarkStart w:name="TERM-SPECIFICITY" w:id="43676"/>
+      <w:bookmarkStart w:id="43676" w:name="TERM-SPECIFICITY"/>
       <w:r>
         <w:t xml:space="preserve">TERM-SPECIFICITY: Specificity Scoring</w:t>
       </w:r>
@@ -19192,7 +19192,7 @@
         <w:keepNext/>
         <w:outlineLvl w:val="0"/>
       </w:pPr>
-      <w:bookmarkStart w:name="TERM-PIR" w:id="60633"/>
+      <w:bookmarkStart w:id="60633" w:name="TERM-PIR"/>
       <w:r>
         <w:t xml:space="preserve">TERM-PIR: Processed Intermediate Representation</w:t>
       </w:r>
@@ -19354,7 +19354,7 @@
         <w:keepNext/>
         <w:outlineLvl w:val="0"/>
       </w:pPr>
-      <w:bookmarkStart w:name="TERM-NDJSON" w:id="55968"/>
+      <w:bookmarkStart w:id="55968" w:name="TERM-NDJSON"/>
       <w:r>
         <w:t xml:space="preserve">TERM-NDJSON: Newline-Delimited JSON</w:t>
       </w:r>
@@ -19564,7 +19564,7 @@
         <w:keepNext/>
         <w:outlineLvl w:val="0"/>
       </w:pPr>
-      <w:bookmarkStart w:name="TERM-VALIDATIONPOLICY" w:id="10349"/>
+      <w:bookmarkStart w:id="10349" w:name="TERM-VALIDATIONPOLICY"/>
       <w:r>
         <w:t xml:space="preserve">TERM-VALIDATIONPOLICY: Validation Policy</w:t>
       </w:r>
@@ -19820,7 +19820,7 @@
         <w:keepNext/>
         <w:outlineLvl w:val="0"/>
       </w:pPr>
-      <w:bookmarkStart w:name="TERM-DIAGNOSTIC" w:id="59209"/>
+      <w:bookmarkStart w:id="59209" w:name="TERM-DIAGNOSTIC"/>
       <w:r>
         <w:t xml:space="preserve">TERM-DIAGNOSTIC: Diagnostic Record</w:t>
       </w:r>
@@ -20094,7 +20094,7 @@
         <w:keepNext/>
         <w:outlineLvl w:val="0"/>
       </w:pPr>
-      <w:bookmarkStart w:name="TERM-BUILDGRAPH" w:id="90946"/>
+      <w:bookmarkStart w:id="90946" w:name="TERM-BUILDGRAPH"/>
       <w:r>
         <w:t xml:space="preserve">TERM-BUILDGRAPH: Build Graph</w:t>
       </w:r>
@@ -20322,7 +20322,7 @@
         <w:keepNext/>
         <w:outlineLvl w:val="0"/>
       </w:pPr>
-      <w:bookmarkStart w:name="TERM-PLACEHOLDERBLOCK" w:id="36444"/>
+      <w:bookmarkStart w:id="36444" w:name="TERM-PLACEHOLDERBLOCK"/>
       <w:r>
         <w:t xml:space="preserve">TERM-PLACEHOLDERBLOCK: Placeholder Block</w:t>
       </w:r>
@@ -22151,18 +22151,18 @@
     <w:basedOn w:val="VerbatimChar"/>
     <w:rPr/>
   </w:style>
-  <w:style w:type="paragraph" w:styleId="SpecObjectHeader" w:customStyle="1">
+  <w:style w:customStyle="1" w:styleId="SpecObjectHeader" w:type="paragraph">
     <w:name w:val="Spec Object Header"/>
     <w:basedOn w:val="Normal"/>
     <w:next w:val="FirstParagraph"/>
     <w:qFormat/>
     <w:pPr>
       <w:keepNext/>
-      <w:spacing w:before="280" w:line="276" w:lineRule="auto" w:after="120"/>
+      <w:spacing w:after="120" w:before="280" w:line="276" w:lineRule="auto"/>
       <w:outlineLvl w:val="0"/>
     </w:pPr>
     <w:rPr>
-      <w:rFonts w:ascii="Calibri Light" w:hAnsi="Calibri Light" w:cs="Calibri Light"/>
+      <w:rFonts w:cs="Calibri Light" w:ascii="Calibri Light" w:hAnsi="Calibri Light"/>
       <w:b/>
       <w:bCs/>
       <w:color w:val="0F4C64"/>

--- a/engineering/downloads/srs.docx
+++ b/engineering/downloads/srs.docx
@@ -178,7 +178,7 @@
         <w:keepNext/>
         <w:outlineLvl w:val="0"/>
       </w:pPr>
-      <w:bookmarkStart w:id="50443" w:name="SpecIR-01"/>
+      <w:bookmarkStart w:name="SpecIR-01" w:id="50443"/>
       <w:r>
         <w:t xml:space="preserve">SpecIR-01: Specification</w:t>
       </w:r>
@@ -358,7 +358,7 @@
         <w:keepNext/>
         <w:outlineLvl w:val="0"/>
       </w:pPr>
-      <w:bookmarkStart w:id="50444" w:name="SpecIR-02"/>
+      <w:bookmarkStart w:name="SpecIR-02" w:id="50444"/>
       <w:r>
         <w:t xml:space="preserve">SpecIR-02: Spec Object</w:t>
       </w:r>
@@ -590,7 +590,7 @@
         <w:keepNext/>
         <w:outlineLvl w:val="0"/>
       </w:pPr>
-      <w:bookmarkStart w:id="50445" w:name="SpecIR-03"/>
+      <w:bookmarkStart w:name="SpecIR-03" w:id="50445"/>
       <w:r>
         <w:t xml:space="preserve">SpecIR-03: Spec Float</w:t>
       </w:r>
@@ -776,7 +776,7 @@
         <w:keepNext/>
         <w:outlineLvl w:val="0"/>
       </w:pPr>
-      <w:bookmarkStart w:id="50446" w:name="SpecIR-04"/>
+      <w:bookmarkStart w:name="SpecIR-04" w:id="50446"/>
       <w:r>
         <w:t xml:space="preserve">SpecIR-04: Attribute</w:t>
       </w:r>
@@ -948,7 +948,7 @@
         <w:keepNext/>
         <w:outlineLvl w:val="0"/>
       </w:pPr>
-      <w:bookmarkStart w:id="50447" w:name="SpecIR-05"/>
+      <w:bookmarkStart w:name="SpecIR-05" w:id="50447"/>
       <w:r>
         <w:t xml:space="preserve">SpecIR-05: Spec Relation</w:t>
       </w:r>
@@ -1364,7 +1364,7 @@
         <w:keepNext/>
         <w:outlineLvl w:val="0"/>
       </w:pPr>
-      <w:bookmarkStart w:id="50448" w:name="SpecIR-06"/>
+      <w:bookmarkStart w:name="SpecIR-06" w:id="50448"/>
       <w:r>
         <w:t xml:space="preserve">SpecIR-06: Spec View</w:t>
       </w:r>
@@ -1548,7 +1548,7 @@
         <w:keepNext/>
         <w:outlineLvl w:val="0"/>
       </w:pPr>
-      <w:bookmarkStart w:id="54264" w:name="SF-001"/>
+      <w:bookmarkStart w:name="SF-001" w:id="54264"/>
       <w:r>
         <w:t xml:space="preserve">SF-001: Pipeline Execution</w:t>
       </w:r>
@@ -2030,7 +2030,7 @@
         <w:keepNext/>
         <w:outlineLvl w:val="0"/>
       </w:pPr>
-      <w:bookmarkStart w:id="89458" w:name="HLR-PIPE-001"/>
+      <w:bookmarkStart w:name="HLR-PIPE-001" w:id="89458"/>
       <w:r>
         <w:t xml:space="preserve">HLR-PIPE-001: Five-Phase Lifecycle</w:t>
       </w:r>
@@ -2205,7 +2205,7 @@
         <w:keepNext/>
         <w:outlineLvl w:val="0"/>
       </w:pPr>
-      <w:bookmarkStart w:id="89459" w:name="HLR-PIPE-002"/>
+      <w:bookmarkStart w:name="HLR-PIPE-002" w:id="89459"/>
       <w:r>
         <w:t xml:space="preserve">HLR-PIPE-002: Handler Registration and Prerequisites</w:t>
       </w:r>
@@ -2418,7 +2418,7 @@
         <w:keepNext/>
         <w:outlineLvl w:val="0"/>
       </w:pPr>
-      <w:bookmarkStart w:id="89460" w:name="HLR-PIPE-003"/>
+      <w:bookmarkStart w:name="HLR-PIPE-003" w:id="89460"/>
       <w:r>
         <w:t xml:space="preserve">HLR-PIPE-003: Topological Ordering via Kahn’s Algorithm</w:t>
       </w:r>
@@ -2573,7 +2573,7 @@
         <w:keepNext/>
         <w:outlineLvl w:val="0"/>
       </w:pPr>
-      <w:bookmarkStart w:id="89461" w:name="HLR-PIPE-004"/>
+      <w:bookmarkStart w:name="HLR-PIPE-004" w:id="89461"/>
       <w:r>
         <w:t xml:space="preserve">HLR-PIPE-004: Phase Abort on ANALYZE Errors</w:t>
       </w:r>
@@ -2665,7 +2665,7 @@
         <w:keepNext/>
         <w:outlineLvl w:val="0"/>
       </w:pPr>
-      <w:bookmarkStart w:id="89462" w:name="HLR-PIPE-005"/>
+      <w:bookmarkStart w:name="HLR-PIPE-005" w:id="89462"/>
       <w:r>
         <w:t xml:space="preserve">HLR-PIPE-005: Batch Dispatch for All Phases</w:t>
       </w:r>
@@ -2780,7 +2780,7 @@
         <w:keepNext/>
         <w:outlineLvl w:val="0"/>
       </w:pPr>
-      <w:bookmarkStart w:id="89463" w:name="HLR-PIPE-006"/>
+      <w:bookmarkStart w:name="HLR-PIPE-006" w:id="89463"/>
       <w:r>
         <w:t xml:space="preserve">HLR-PIPE-006: Context Creation and Propagation</w:t>
       </w:r>
@@ -3105,7 +3105,7 @@
         <w:keepNext/>
         <w:outlineLvl w:val="0"/>
       </w:pPr>
-      <w:bookmarkStart w:id="89464" w:name="HLR-PIPE-007"/>
+      <w:bookmarkStart w:name="HLR-PIPE-007" w:id="89464"/>
       <w:r>
         <w:t xml:space="preserve">HLR-PIPE-007: CommonSpec Input Parsing</w:t>
       </w:r>
@@ -3683,7 +3683,7 @@
         <w:keepNext/>
         <w:outlineLvl w:val="0"/>
       </w:pPr>
-      <w:bookmarkStart w:id="89465" w:name="HLR-PIPE-008"/>
+      <w:bookmarkStart w:name="HLR-PIPE-008" w:id="89465"/>
       <w:r>
         <w:t xml:space="preserve">HLR-PIPE-008: Include File Expansion</w:t>
       </w:r>
@@ -3878,7 +3878,7 @@
         <w:keepNext/>
         <w:outlineLvl w:val="0"/>
       </w:pPr>
-      <w:bookmarkStart w:id="89466" w:name="HLR-PIPE-009"/>
+      <w:bookmarkStart w:name="HLR-PIPE-009" w:id="89466"/>
       <w:r>
         <w:t xml:space="preserve">HLR-PIPE-009: PID Auto-Generation</w:t>
       </w:r>
@@ -4181,7 +4181,7 @@
         <w:keepNext/>
         <w:outlineLvl w:val="0"/>
       </w:pPr>
-      <w:bookmarkStart w:id="89488" w:name="HLR-PIPE-010"/>
+      <w:bookmarkStart w:name="HLR-PIPE-010" w:id="89488"/>
       <w:r>
         <w:t xml:space="preserve">HLR-PIPE-010: Relation Type Inference</w:t>
       </w:r>
@@ -4423,7 +4423,7 @@
         <w:keepNext/>
         <w:outlineLvl w:val="0"/>
       </w:pPr>
-      <w:bookmarkStart w:id="89489" w:name="HLR-PIPE-011"/>
+      <w:bookmarkStart w:name="HLR-PIPE-011" w:id="89489"/>
       <w:r>
         <w:t xml:space="preserve">HLR-PIPE-011: Prerequisite-Not-Found Diagnostic</w:t>
       </w:r>
@@ -4560,7 +4560,7 @@
         <w:keepNext/>
         <w:outlineLvl w:val="0"/>
       </w:pPr>
-      <w:bookmarkStart w:id="89490" w:name="HLR-PIPE-012"/>
+      <w:bookmarkStart w:name="HLR-PIPE-012" w:id="89490"/>
       <w:r>
         <w:t xml:space="preserve">HLR-PIPE-012: Section Scope Termination</w:t>
       </w:r>
@@ -4732,7 +4732,7 @@
         <w:keepNext/>
         <w:outlineLvl w:val="0"/>
       </w:pPr>
-      <w:bookmarkStart w:id="54265" w:name="SF-002"/>
+      <w:bookmarkStart w:name="SF-002" w:id="54265"/>
       <w:r>
         <w:t xml:space="preserve">SF-002: Specification Persistence</w:t>
       </w:r>
@@ -5109,7 +5109,7 @@
         <w:keepNext/>
         <w:outlineLvl w:val="0"/>
       </w:pPr>
-      <w:bookmarkStart w:id="48904" w:name="HLR-STOR-001"/>
+      <w:bookmarkStart w:name="HLR-STOR-001" w:id="48904"/>
       <w:r>
         <w:t xml:space="preserve">HLR-STOR-001: SQLite Persistence</w:t>
       </w:r>
@@ -5213,7 +5213,7 @@
         <w:keepNext/>
         <w:outlineLvl w:val="0"/>
       </w:pPr>
-      <w:bookmarkStart w:id="48905" w:name="HLR-STOR-002"/>
+      <w:bookmarkStart w:name="HLR-STOR-002" w:id="48905"/>
       <w:r>
         <w:t xml:space="preserve">HLR-STOR-002: EAV Attribute Model</w:t>
       </w:r>
@@ -5323,7 +5323,7 @@
         <w:keepNext/>
         <w:outlineLvl w:val="0"/>
       </w:pPr>
-      <w:bookmarkStart w:id="48906" w:name="HLR-STOR-003"/>
+      <w:bookmarkStart w:name="HLR-STOR-003" w:id="48906"/>
       <w:r>
         <w:t xml:space="preserve">HLR-STOR-003: Build Cache</w:t>
       </w:r>
@@ -5427,7 +5427,7 @@
         <w:keepNext/>
         <w:outlineLvl w:val="0"/>
       </w:pPr>
-      <w:bookmarkStart w:id="48907" w:name="HLR-STOR-004"/>
+      <w:bookmarkStart w:name="HLR-STOR-004" w:id="48907"/>
       <w:r>
         <w:t xml:space="preserve">HLR-STOR-004: Output Cache</w:t>
       </w:r>
@@ -5537,7 +5537,7 @@
         <w:keepNext/>
         <w:outlineLvl w:val="0"/>
       </w:pPr>
-      <w:bookmarkStart w:id="48909" w:name="HLR-STOR-006"/>
+      <w:bookmarkStart w:name="HLR-STOR-006" w:id="48909"/>
       <w:r>
         <w:t xml:space="preserve">HLR-STOR-006: EAV Pivot Views for External Queries</w:t>
       </w:r>
@@ -5722,7 +5722,7 @@
         <w:keepNext/>
         <w:outlineLvl w:val="0"/>
       </w:pPr>
-      <w:bookmarkStart w:id="48908" w:name="HLR-STOR-005"/>
+      <w:bookmarkStart w:name="HLR-STOR-005" w:id="48908"/>
       <w:r>
         <w:t xml:space="preserve">HLR-STOR-005: Incremental Rebuild Support</w:t>
       </w:r>
@@ -5842,7 +5842,7 @@
         <w:keepNext/>
         <w:outlineLvl w:val="0"/>
       </w:pPr>
-      <w:bookmarkStart w:id="54266" w:name="SF-003"/>
+      <w:bookmarkStart w:name="SF-003" w:id="54266"/>
       <w:r>
         <w:t xml:space="preserve">SF-003: Type System</w:t>
       </w:r>
@@ -5998,7 +5998,7 @@
         <w:keepNext/>
         <w:outlineLvl w:val="0"/>
       </w:pPr>
-      <w:bookmarkStart w:id="4798" w:name="HLR-TYPE-001"/>
+      <w:bookmarkStart w:name="HLR-TYPE-001" w:id="4798"/>
       <w:r>
         <w:t xml:space="preserve">HLR-TYPE-001: Specifications Container</w:t>
       </w:r>
@@ -6250,7 +6250,7 @@
         <w:keepNext/>
         <w:outlineLvl w:val="0"/>
       </w:pPr>
-      <w:bookmarkStart w:id="4799" w:name="HLR-TYPE-002"/>
+      <w:bookmarkStart w:name="HLR-TYPE-002" w:id="4799"/>
       <w:r>
         <w:t xml:space="preserve">HLR-TYPE-002: Spec Objects Container</w:t>
       </w:r>
@@ -6602,7 +6602,7 @@
         <w:keepNext/>
         <w:outlineLvl w:val="0"/>
       </w:pPr>
-      <w:bookmarkStart w:id="4800" w:name="HLR-TYPE-003"/>
+      <w:bookmarkStart w:name="HLR-TYPE-003" w:id="4800"/>
       <w:r>
         <w:t xml:space="preserve">HLR-TYPE-003: Spec Floats Container</w:t>
       </w:r>
@@ -7093,7 +7093,7 @@
         <w:keepNext/>
         <w:outlineLvl w:val="0"/>
       </w:pPr>
-      <w:bookmarkStart w:id="4801" w:name="HLR-TYPE-004"/>
+      <w:bookmarkStart w:name="HLR-TYPE-004" w:id="4801"/>
       <w:r>
         <w:t xml:space="preserve">HLR-TYPE-004: Spec Views Container</w:t>
       </w:r>
@@ -7457,7 +7457,7 @@
         <w:keepNext/>
         <w:outlineLvl w:val="0"/>
       </w:pPr>
-      <w:bookmarkStart w:id="4802" w:name="HLR-TYPE-005"/>
+      <w:bookmarkStart w:name="HLR-TYPE-005" w:id="4802"/>
       <w:r>
         <w:t xml:space="preserve">HLR-TYPE-005: Spec Relations Container</w:t>
       </w:r>
@@ -7865,7 +7865,7 @@
         <w:keepNext/>
         <w:outlineLvl w:val="0"/>
       </w:pPr>
-      <w:bookmarkStart w:id="4803" w:name="HLR-TYPE-006"/>
+      <w:bookmarkStart w:name="HLR-TYPE-006" w:id="4803"/>
       <w:r>
         <w:t xml:space="preserve">HLR-TYPE-006: Spec Attributes Container</w:t>
       </w:r>
@@ -8217,7 +8217,7 @@
         <w:keepNext/>
         <w:outlineLvl w:val="0"/>
       </w:pPr>
-      <w:bookmarkStart w:id="4804" w:name="HLR-TYPE-007"/>
+      <w:bookmarkStart w:name="HLR-TYPE-007" w:id="4804"/>
       <w:r>
         <w:t xml:space="preserve">HLR-TYPE-007: Type Validation</w:t>
       </w:r>
@@ -8422,7 +8422,7 @@
         <w:keepNext/>
         <w:outlineLvl w:val="0"/>
       </w:pPr>
-      <w:bookmarkStart w:id="54268" w:name="SF-005"/>
+      <w:bookmarkStart w:name="SF-005" w:id="54268"/>
       <w:r>
         <w:t xml:space="preserve">SF-005: Extension Framework</w:t>
       </w:r>
@@ -8482,7 +8482,7 @@
         <w:keepNext/>
         <w:outlineLvl w:val="0"/>
       </w:pPr>
-      <w:bookmarkStart w:id="17127" w:name="HLR-EXT-001"/>
+      <w:bookmarkStart w:name="HLR-EXT-001" w:id="17127"/>
       <w:r>
         <w:t xml:space="preserve">HLR-EXT-001: Type Descriptor Loading</w:t>
       </w:r>
@@ -8747,7 +8747,7 @@
         <w:keepNext/>
         <w:outlineLvl w:val="0"/>
       </w:pPr>
-      <w:bookmarkStart w:id="17128" w:name="HLR-EXT-002"/>
+      <w:bookmarkStart w:name="HLR-EXT-002" w:id="17128"/>
       <w:r>
         <w:t xml:space="preserve">HLR-EXT-002: Model Directory Structure</w:t>
       </w:r>
@@ -8966,7 +8966,7 @@
         <w:keepNext/>
         <w:outlineLvl w:val="0"/>
       </w:pPr>
-      <w:bookmarkStart w:id="17129" w:name="HLR-EXT-003"/>
+      <w:bookmarkStart w:name="HLR-EXT-003" w:id="17129"/>
       <w:r>
         <w:t xml:space="preserve">HLR-EXT-003: Descriptor Registration</w:t>
       </w:r>
@@ -9109,7 +9109,7 @@
         <w:keepNext/>
         <w:outlineLvl w:val="0"/>
       </w:pPr>
-      <w:bookmarkStart w:id="17130" w:name="HLR-EXT-004"/>
+      <w:bookmarkStart w:name="HLR-EXT-004" w:id="17130"/>
       <w:r>
         <w:t xml:space="preserve">HLR-EXT-004: Type Schema</w:t>
       </w:r>
@@ -9204,7 +9204,7 @@
         <w:keepNext/>
         <w:outlineLvl w:val="0"/>
       </w:pPr>
-      <w:bookmarkStart w:id="17131" w:name="HLR-EXT-005"/>
+      <w:bookmarkStart w:name="HLR-EXT-005" w:id="17131"/>
       <w:r>
         <w:t xml:space="preserve">HLR-EXT-005: Model Resolution and Overlay</w:t>
       </w:r>
@@ -9359,7 +9359,7 @@
         <w:keepNext/>
         <w:outlineLvl w:val="0"/>
       </w:pPr>
-      <w:bookmarkStart w:id="17132" w:name="HLR-EXT-006"/>
+      <w:bookmarkStart w:name="HLR-EXT-006" w:id="17132"/>
       <w:r>
         <w:t xml:space="preserve">HLR-EXT-006: External Renderer Hooks</w:t>
       </w:r>
@@ -9508,7 +9508,7 @@
         <w:keepNext/>
         <w:outlineLvl w:val="0"/>
       </w:pPr>
-      <w:bookmarkStart w:id="17133" w:name="HLR-EXT-007"/>
+      <w:bookmarkStart w:name="HLR-EXT-007" w:id="17133"/>
       <w:r>
         <w:t xml:space="preserve">HLR-EXT-007: Data View Hooks</w:t>
       </w:r>
@@ -9663,7 +9663,7 @@
         <w:keepNext/>
         <w:outlineLvl w:val="0"/>
       </w:pPr>
-      <w:bookmarkStart w:id="17134" w:name="HLR-EXT-008"/>
+      <w:bookmarkStart w:name="HLR-EXT-008" w:id="17134"/>
       <w:r>
         <w:t xml:space="preserve">HLR-EXT-008: Hook Index</w:t>
       </w:r>
@@ -9758,7 +9758,7 @@
         <w:keepNext/>
         <w:outlineLvl w:val="0"/>
       </w:pPr>
-      <w:bookmarkStart w:id="17135" w:name="HLR-EXT-009"/>
+      <w:bookmarkStart w:name="HLR-EXT-009" w:id="17135"/>
       <w:r>
         <w:t xml:space="preserve">HLR-EXT-009: Canonical Hook Context</w:t>
       </w:r>
@@ -9883,7 +9883,7 @@
         <w:keepNext/>
         <w:outlineLvl w:val="0"/>
       </w:pPr>
-      <w:bookmarkStart w:id="17157" w:name="HLR-EXT-010"/>
+      <w:bookmarkStart w:name="HLR-EXT-010" w:id="17157"/>
       <w:r>
         <w:t xml:space="preserve">HLR-EXT-010: Model Manifest</w:t>
       </w:r>
@@ -10005,7 +10005,7 @@
         <w:keepNext/>
         <w:outlineLvl w:val="0"/>
       </w:pPr>
-      <w:bookmarkStart w:id="17158" w:name="HLR-EXT-011"/>
+      <w:bookmarkStart w:name="HLR-EXT-011" w:id="17158"/>
       <w:r>
         <w:t xml:space="preserve">HLR-EXT-011: Hook Validation and Phase Registration</w:t>
       </w:r>
@@ -10139,7 +10139,7 @@
         <w:keepNext/>
         <w:outlineLvl w:val="0"/>
       </w:pPr>
-      <w:bookmarkStart w:id="17159" w:name="HLR-EXT-012"/>
+      <w:bookmarkStart w:name="HLR-EXT-012" w:id="17159"/>
       <w:r>
         <w:t xml:space="preserve">HLR-EXT-012: Analyze Query Descriptor</w:t>
       </w:r>
@@ -10339,7 +10339,7 @@
         <w:keepNext/>
         <w:outlineLvl w:val="0"/>
       </w:pPr>
-      <w:bookmarkStart w:id="79274" w:name="HLR-CFG-001"/>
+      <w:bookmarkStart w:name="HLR-CFG-001" w:id="79274"/>
       <w:r>
         <w:t xml:space="preserve">HLR-CFG-001: Manifest Configuration</w:t>
       </w:r>
@@ -10441,7 +10441,7 @@
         <w:keepNext/>
         <w:outlineLvl w:val="0"/>
       </w:pPr>
-      <w:bookmarkStart w:id="54267" w:name="SF-004"/>
+      <w:bookmarkStart w:name="SF-004" w:id="54267"/>
       <w:r>
         <w:t xml:space="preserve">SF-004: Multi-Format Publication</w:t>
       </w:r>
@@ -10513,7 +10513,7 @@
         <w:keepNext/>
         <w:outlineLvl w:val="0"/>
       </w:pPr>
-      <w:bookmarkStart w:id="66484" w:name="HLR-OUT-001"/>
+      <w:bookmarkStart w:name="HLR-OUT-001" w:id="66484"/>
       <w:r>
         <w:t xml:space="preserve">HLR-OUT-001: Document Assembly</w:t>
       </w:r>
@@ -10820,7 +10820,7 @@
         <w:keepNext/>
         <w:outlineLvl w:val="0"/>
       </w:pPr>
-      <w:bookmarkStart w:id="66485" w:name="HLR-OUT-002"/>
+      <w:bookmarkStart w:name="HLR-OUT-002" w:id="66485"/>
       <w:r>
         <w:t xml:space="preserve">HLR-OUT-002: Float Resolution</w:t>
       </w:r>
@@ -11099,7 +11099,7 @@
         <w:keepNext/>
         <w:outlineLvl w:val="0"/>
       </w:pPr>
-      <w:bookmarkStart w:id="66486" w:name="HLR-OUT-003"/>
+      <w:bookmarkStart w:name="HLR-OUT-003" w:id="66486"/>
       <w:r>
         <w:t xml:space="preserve">HLR-OUT-003: Float Numbering</w:t>
       </w:r>
@@ -11337,7 +11337,7 @@
         <w:keepNext/>
         <w:outlineLvl w:val="0"/>
       </w:pPr>
-      <w:bookmarkStart w:id="66487" w:name="HLR-OUT-004"/>
+      <w:bookmarkStart w:name="HLR-OUT-004" w:id="66487"/>
       <w:r>
         <w:t xml:space="preserve">HLR-OUT-004: Multi-Format Output</w:t>
       </w:r>
@@ -11595,7 +11595,7 @@
         <w:keepNext/>
         <w:outlineLvl w:val="0"/>
       </w:pPr>
-      <w:bookmarkStart w:id="66488" w:name="HLR-OUT-005"/>
+      <w:bookmarkStart w:name="HLR-OUT-005" w:id="66488"/>
       <w:r>
         <w:t xml:space="preserve">HLR-OUT-005: DOCX Generation</w:t>
       </w:r>
@@ -11804,7 +11804,7 @@
         <w:keepNext/>
         <w:outlineLvl w:val="0"/>
       </w:pPr>
-      <w:bookmarkStart w:id="66489" w:name="HLR-OUT-006"/>
+      <w:bookmarkStart w:name="HLR-OUT-006" w:id="66489"/>
       <w:r>
         <w:t xml:space="preserve">HLR-OUT-006: HTML5 Generation</w:t>
       </w:r>
@@ -12114,7 +12114,7 @@
         <w:keepNext/>
         <w:outlineLvl w:val="0"/>
       </w:pPr>
-      <w:bookmarkStart w:id="66490" w:name="HLR-OUT-007"/>
+      <w:bookmarkStart w:name="HLR-OUT-007" w:id="66490"/>
       <w:r>
         <w:t xml:space="preserve">HLR-OUT-007: Full-Text Search Indexing</w:t>
       </w:r>
@@ -12325,7 +12325,7 @@
         <w:keepNext/>
         <w:outlineLvl w:val="0"/>
       </w:pPr>
-      <w:bookmarkStart w:id="54269" w:name="SF-006"/>
+      <w:bookmarkStart w:name="SF-006" w:id="54269"/>
       <w:r>
         <w:t xml:space="preserve">SF-006: Audit and Integrity</w:t>
       </w:r>
@@ -12812,7 +12812,7 @@
         <w:keepNext/>
         <w:outlineLvl w:val="0"/>
       </w:pPr>
-      <w:bookmarkStart w:id="81281" w:name="HLR-AUDIT-001"/>
+      <w:bookmarkStart w:name="HLR-AUDIT-001" w:id="81281"/>
       <w:r>
         <w:t xml:space="preserve">HLR-AUDIT-001: Content-Addressed Hashing</w:t>
       </w:r>
@@ -13012,7 +13012,7 @@
         <w:keepNext/>
         <w:outlineLvl w:val="0"/>
       </w:pPr>
-      <w:bookmarkStart w:id="81282" w:name="HLR-AUDIT-002"/>
+      <w:bookmarkStart w:name="HLR-AUDIT-002" w:id="81282"/>
       <w:r>
         <w:t xml:space="preserve">HLR-AUDIT-002: Include Dependency Tracking</w:t>
       </w:r>
@@ -13228,7 +13228,7 @@
         <w:keepNext/>
         <w:outlineLvl w:val="0"/>
       </w:pPr>
-      <w:bookmarkStart w:id="81283" w:name="HLR-AUDIT-003"/>
+      <w:bookmarkStart w:name="HLR-AUDIT-003" w:id="81283"/>
       <w:r>
         <w:t xml:space="preserve">HLR-AUDIT-003: Structured Diagnostic Reporting</w:t>
       </w:r>
@@ -13515,7 +13515,7 @@
         <w:keepNext/>
         <w:outlineLvl w:val="0"/>
       </w:pPr>
-      <w:bookmarkStart w:id="81284" w:name="HLR-AUDIT-004"/>
+      <w:bookmarkStart w:name="HLR-AUDIT-004" w:id="81284"/>
       <w:r>
         <w:t xml:space="preserve">HLR-AUDIT-004: Structured Logging</w:t>
       </w:r>
@@ -13757,7 +13757,7 @@
         <w:keepNext/>
         <w:outlineLvl w:val="0"/>
       </w:pPr>
-      <w:bookmarkStart w:id="81285" w:name="HLR-AUDIT-005"/>
+      <w:bookmarkStart w:name="HLR-AUDIT-005" w:id="81285"/>
       <w:r>
         <w:t xml:space="preserve">HLR-AUDIT-005: Build Reproducibility</w:t>
       </w:r>
@@ -13988,7 +13988,7 @@
         <w:keepNext/>
         <w:outlineLvl w:val="0"/>
       </w:pPr>
-      <w:bookmarkStart w:id="16264" w:name="TERM-COMMONSPEC"/>
+      <w:bookmarkStart w:name="TERM-COMMONSPEC" w:id="16264"/>
       <w:r>
         <w:t xml:space="preserve">TERM-COMMONSPEC: CommonSpec</w:t>
       </w:r>
@@ -14139,7 +14139,7 @@
         <w:keepNext/>
         <w:outlineLvl w:val="0"/>
       </w:pPr>
-      <w:bookmarkStart w:id="19462" w:name="TERM-SPECIR"/>
+      <w:bookmarkStart w:name="TERM-SPECIR" w:id="19462"/>
       <w:r>
         <w:t xml:space="preserve">TERM-SPECIR: SpecIR</w:t>
       </w:r>
@@ -14310,7 +14310,7 @@
         <w:keepNext/>
         <w:outlineLvl w:val="0"/>
       </w:pPr>
-      <w:bookmarkStart w:id="88096" w:name="TERM-20"/>
+      <w:bookmarkStart w:name="TERM-20" w:id="88096"/>
       <w:r>
         <w:t xml:space="preserve">TERM-20: RESOLVE Phase</w:t>
       </w:r>
@@ -14394,7 +14394,7 @@
         <w:keepNext/>
         <w:outlineLvl w:val="0"/>
       </w:pPr>
-      <w:bookmarkStart w:id="88127" w:name="TERM-30"/>
+      <w:bookmarkStart w:name="TERM-30" w:id="88127"/>
       <w:r>
         <w:t xml:space="preserve">TERM-30: Build Cache</w:t>
       </w:r>
@@ -14472,7 +14472,7 @@
         <w:keepNext/>
         <w:outlineLvl w:val="0"/>
       </w:pPr>
-      <w:bookmarkStart w:id="88104" w:name="TERM-28"/>
+      <w:bookmarkStart w:name="TERM-28" w:id="88104"/>
       <w:r>
         <w:t xml:space="preserve">TERM-28: Counter Group</w:t>
       </w:r>
@@ -14550,7 +14550,7 @@
         <w:keepNext/>
         <w:outlineLvl w:val="0"/>
       </w:pPr>
-      <w:bookmarkStart w:id="88133" w:name="TERM-36"/>
+      <w:bookmarkStart w:name="TERM-36" w:id="88133"/>
       <w:r>
         <w:t xml:space="preserve">TERM-36: CSC (Computer Software Component)</w:t>
       </w:r>
@@ -14664,7 +14664,7 @@
         <w:keepNext/>
         <w:outlineLvl w:val="0"/>
       </w:pPr>
-      <w:bookmarkStart w:id="88134" w:name="TERM-37"/>
+      <w:bookmarkStart w:name="TERM-37" w:id="88134"/>
       <w:r>
         <w:t xml:space="preserve">TERM-37: CSU (Computer Software Unit)</w:t>
       </w:r>
@@ -14766,7 +14766,7 @@
         <w:keepNext/>
         <w:outlineLvl w:val="0"/>
       </w:pPr>
-      <w:bookmarkStart w:id="88132" w:name="TERM-35"/>
+      <w:bookmarkStart w:name="TERM-35" w:id="88132"/>
       <w:r>
         <w:t xml:space="preserve">TERM-35: Data View</w:t>
       </w:r>
@@ -14934,7 +14934,7 @@
         <w:keepNext/>
         <w:outlineLvl w:val="0"/>
       </w:pPr>
-      <w:bookmarkStart w:id="49818" w:name="TERM-EAV"/>
+      <w:bookmarkStart w:name="TERM-EAV" w:id="49818"/>
       <w:r>
         <w:t xml:space="preserve">TERM-EAV: EAV Model</w:t>
       </w:r>
@@ -15012,7 +15012,7 @@
         <w:keepNext/>
         <w:outlineLvl w:val="0"/>
       </w:pPr>
-      <w:bookmarkStart w:id="88099" w:name="TERM-23"/>
+      <w:bookmarkStart w:name="TERM-23" w:id="88099"/>
       <w:r>
         <w:t xml:space="preserve">TERM-23: EMIT Phase</w:t>
       </w:r>
@@ -15096,7 +15096,7 @@
         <w:keepNext/>
         <w:outlineLvl w:val="0"/>
       </w:pPr>
-      <w:bookmarkStart w:id="88038" w:name="TERM-04"/>
+      <w:bookmarkStart w:name="TERM-04" w:id="88038"/>
       <w:r>
         <w:t xml:space="preserve">TERM-04: Float</w:t>
       </w:r>
@@ -15149,7 +15149,7 @@
         <w:keepNext/>
         <w:outlineLvl w:val="0"/>
       </w:pPr>
-      <w:bookmarkStart w:id="88131" w:name="TERM-34"/>
+      <w:bookmarkStart w:name="TERM-34" w:id="88131"/>
       <w:r>
         <w:t xml:space="preserve">TERM-34: External Renderer</w:t>
       </w:r>
@@ -15227,7 +15227,7 @@
         <w:keepNext/>
         <w:outlineLvl w:val="0"/>
       </w:pPr>
-      <w:bookmarkStart w:id="88071" w:name="TERM-16"/>
+      <w:bookmarkStart w:name="TERM-16" w:id="88071"/>
       <w:r>
         <w:t xml:space="preserve">TERM-16: Handler</w:t>
       </w:r>
@@ -15667,7 +15667,7 @@
         <w:keepNext/>
         <w:outlineLvl w:val="0"/>
       </w:pPr>
-      <w:bookmarkStart w:id="88074" w:name="TERM-19"/>
+      <w:bookmarkStart w:name="TERM-19" w:id="88074"/>
       <w:r>
         <w:t xml:space="preserve">TERM-19: INITIALIZE Phase</w:t>
       </w:r>
@@ -15751,7 +15751,7 @@
         <w:keepNext/>
         <w:outlineLvl w:val="0"/>
       </w:pPr>
-      <w:bookmarkStart w:id="88130" w:name="TERM-33"/>
+      <w:bookmarkStart w:name="TERM-33" w:id="88130"/>
       <w:r>
         <w:t xml:space="preserve">TERM-33: Model</w:t>
       </w:r>
@@ -15877,7 +15877,7 @@
         <w:keepNext/>
         <w:outlineLvl w:val="0"/>
       </w:pPr>
-      <w:bookmarkStart w:id="88128" w:name="TERM-31"/>
+      <w:bookmarkStart w:name="TERM-31" w:id="88128"/>
       <w:r>
         <w:t xml:space="preserve">TERM-31: Output Cache</w:t>
       </w:r>
@@ -15955,7 +15955,7 @@
         <w:keepNext/>
         <w:outlineLvl w:val="0"/>
       </w:pPr>
-      <w:bookmarkStart w:id="88072" w:name="TERM-17"/>
+      <w:bookmarkStart w:name="TERM-17" w:id="88072"/>
       <w:r>
         <w:t xml:space="preserve">TERM-17: Phase</w:t>
       </w:r>
@@ -16039,7 +16039,7 @@
         <w:keepNext/>
         <w:outlineLvl w:val="0"/>
       </w:pPr>
-      <w:bookmarkStart w:id="88070" w:name="TERM-15"/>
+      <w:bookmarkStart w:name="TERM-15" w:id="88070"/>
       <w:r>
         <w:t xml:space="preserve">TERM-15: Pipeline</w:t>
       </w:r>
@@ -16123,7 +16123,7 @@
         <w:keepNext/>
         <w:outlineLvl w:val="0"/>
       </w:pPr>
-      <w:bookmarkStart w:id="88100" w:name="TERM-24"/>
+      <w:bookmarkStart w:name="TERM-24" w:id="88100"/>
       <w:r>
         <w:t xml:space="preserve">TERM-24: Prerequisites</w:t>
       </w:r>
@@ -16201,7 +16201,7 @@
         <w:keepNext/>
         <w:outlineLvl w:val="0"/>
       </w:pPr>
-      <w:bookmarkStart w:id="88101" w:name="TERM-25"/>
+      <w:bookmarkStart w:name="TERM-25" w:id="88101"/>
       <w:r>
         <w:t xml:space="preserve">TERM-25: Topological Sort</w:t>
       </w:r>
@@ -16279,7 +16279,7 @@
         <w:keepNext/>
         <w:outlineLvl w:val="0"/>
       </w:pPr>
-      <w:bookmarkStart w:id="88098" w:name="TERM-22"/>
+      <w:bookmarkStart w:name="TERM-22" w:id="88098"/>
       <w:r>
         <w:t xml:space="preserve">TERM-22: TRANSFORM Phase</w:t>
       </w:r>
@@ -16363,7 +16363,7 @@
         <w:keepNext/>
         <w:outlineLvl w:val="0"/>
       </w:pPr>
-      <w:bookmarkStart w:id="88103" w:name="TERM-27"/>
+      <w:bookmarkStart w:name="TERM-27" w:id="88103"/>
       <w:r>
         <w:t xml:space="preserve">TERM-27: Type Alias</w:t>
       </w:r>
@@ -16483,7 +16483,7 @@
         <w:keepNext/>
         <w:outlineLvl w:val="0"/>
       </w:pPr>
-      <w:bookmarkStart w:id="88135" w:name="TERM-38"/>
+      <w:bookmarkStart w:name="TERM-38" w:id="88135"/>
       <w:r>
         <w:t xml:space="preserve">TERM-38: Type Loader</w:t>
       </w:r>
@@ -16732,7 +16732,7 @@
         <w:keepNext/>
         <w:outlineLvl w:val="0"/>
       </w:pPr>
-      <w:bookmarkStart w:id="88102" w:name="TERM-26"/>
+      <w:bookmarkStart w:name="TERM-26" w:id="88102"/>
       <w:r>
         <w:t xml:space="preserve">TERM-26: Type Registry</w:t>
       </w:r>
@@ -16810,7 +16810,7 @@
         <w:keepNext/>
         <w:outlineLvl w:val="0"/>
       </w:pPr>
-      <w:bookmarkStart w:id="88097" w:name="TERM-21"/>
+      <w:bookmarkStart w:name="TERM-21" w:id="88097"/>
       <w:r>
         <w:t xml:space="preserve">TERM-21: ANALYZE Phase</w:t>
       </w:r>
@@ -16894,7 +16894,7 @@
         <w:keepNext/>
         <w:outlineLvl w:val="0"/>
       </w:pPr>
-      <w:bookmarkStart w:id="46530" w:name="TERM-AST"/>
+      <w:bookmarkStart w:name="TERM-AST" w:id="46530"/>
       <w:r>
         <w:t xml:space="preserve">TERM-AST: Abstract Syntax Tree</w:t>
       </w:r>
@@ -17056,7 +17056,7 @@
         <w:keepNext/>
         <w:outlineLvl w:val="0"/>
       </w:pPr>
-      <w:bookmarkStart w:id="51365" w:name="TERM-FTS"/>
+      <w:bookmarkStart w:name="TERM-FTS" w:id="51365"/>
       <w:r>
         <w:t xml:space="preserve">TERM-FTS: Full-Text Search</w:t>
       </w:r>
@@ -17212,7 +17212,7 @@
         <w:keepNext/>
         <w:outlineLvl w:val="0"/>
       </w:pPr>
-      <w:bookmarkStart w:id="53038" w:name="TERM-HLR"/>
+      <w:bookmarkStart w:name="TERM-HLR" w:id="53038"/>
       <w:r>
         <w:t xml:space="preserve">TERM-HLR: High-Level Requirement</w:t>
       </w:r>
@@ -17356,7 +17356,7 @@
         <w:keepNext/>
         <w:outlineLvl w:val="0"/>
       </w:pPr>
-      <w:bookmarkStart w:id="88843" w:name="TERM-IR"/>
+      <w:bookmarkStart w:name="TERM-IR" w:id="88843"/>
       <w:r>
         <w:t xml:space="preserve">TERM-IR: Intermediate Representation</w:t>
       </w:r>
@@ -17518,7 +17518,7 @@
         <w:keepNext/>
         <w:outlineLvl w:val="0"/>
       </w:pPr>
-      <w:bookmarkStart w:id="60619" w:name="TERM-PID"/>
+      <w:bookmarkStart w:name="TERM-PID" w:id="60619"/>
       <w:r>
         <w:t xml:space="preserve">TERM-PID: Project Identifier</w:t>
       </w:r>
@@ -17719,7 +17719,7 @@
         <w:keepNext/>
         <w:outlineLvl w:val="0"/>
       </w:pPr>
-      <w:bookmarkStart w:id="69762" w:name="TERM-VERIFICATIONVIEW"/>
+      <w:bookmarkStart w:name="TERM-VERIFICATIONVIEW" w:id="69762"/>
       <w:r>
         <w:t xml:space="preserve">TERM-VERIFICATIONVIEW: Analyze Query</w:t>
       </w:r>
@@ -17881,7 +17881,7 @@
         <w:keepNext/>
         <w:outlineLvl w:val="0"/>
       </w:pPr>
-      <w:bookmarkStart w:id="57614" w:name="TERM-SQLITE"/>
+      <w:bookmarkStart w:name="TERM-SQLITE" w:id="57614"/>
       <w:r>
         <w:t xml:space="preserve">TERM-SQLITE: SQLite Database</w:t>
       </w:r>
@@ -18043,7 +18043,7 @@
         <w:keepNext/>
         <w:outlineLvl w:val="0"/>
       </w:pPr>
-      <w:bookmarkStart w:id="78911" w:name="TERM-TRACEABLE"/>
+      <w:bookmarkStart w:name="TERM-TRACEABLE" w:id="78911"/>
       <w:r>
         <w:t xml:space="preserve">TERM-TRACEABLE: Traceable Object</w:t>
       </w:r>
@@ -18205,7 +18205,7 @@
         <w:keepNext/>
         <w:outlineLvl w:val="0"/>
       </w:pPr>
-      <w:bookmarkStart w:id="14140" w:name="TERM-TYPE"/>
+      <w:bookmarkStart w:name="TERM-TYPE" w:id="14140"/>
       <w:r>
         <w:t xml:space="preserve">TERM-TYPE: Type</w:t>
       </w:r>
@@ -18391,7 +18391,7 @@
         <w:keepNext/>
         <w:outlineLvl w:val="0"/>
       </w:pPr>
-      <w:bookmarkStart w:id="89231" w:name="TERM-VC"/>
+      <w:bookmarkStart w:name="TERM-VC" w:id="89231"/>
       <w:r>
         <w:t xml:space="preserve">TERM-VC: Verification Case</w:t>
       </w:r>
@@ -18595,7 +18595,7 @@
         <w:keepNext/>
         <w:outlineLvl w:val="0"/>
       </w:pPr>
-      <w:bookmarkStart w:id="1639" w:name="TERM-COMPOSITE"/>
+      <w:bookmarkStart w:name="TERM-COMPOSITE" w:id="1639"/>
       <w:r>
         <w:t xml:space="preserve">TERM-COMPOSITE: Composite Object Type</w:t>
       </w:r>
@@ -18818,7 +18818,7 @@
         <w:keepNext/>
         <w:outlineLvl w:val="0"/>
       </w:pPr>
-      <w:bookmarkStart w:id="38337" w:name="TERM-SELECTOR"/>
+      <w:bookmarkStart w:name="TERM-SELECTOR" w:id="38337"/>
       <w:r>
         <w:t xml:space="preserve">TERM-SELECTOR: Relation Selector</w:t>
       </w:r>
@@ -19050,7 +19050,7 @@
         <w:keepNext/>
         <w:outlineLvl w:val="0"/>
       </w:pPr>
-      <w:bookmarkStart w:id="43676" w:name="TERM-SPECIFICITY"/>
+      <w:bookmarkStart w:name="TERM-SPECIFICITY" w:id="43676"/>
       <w:r>
         <w:t xml:space="preserve">TERM-SPECIFICITY: Specificity Scoring</w:t>
       </w:r>
@@ -19192,7 +19192,7 @@
         <w:keepNext/>
         <w:outlineLvl w:val="0"/>
       </w:pPr>
-      <w:bookmarkStart w:id="60633" w:name="TERM-PIR"/>
+      <w:bookmarkStart w:name="TERM-PIR" w:id="60633"/>
       <w:r>
         <w:t xml:space="preserve">TERM-PIR: Processed Intermediate Representation</w:t>
       </w:r>
@@ -19354,7 +19354,7 @@
         <w:keepNext/>
         <w:outlineLvl w:val="0"/>
       </w:pPr>
-      <w:bookmarkStart w:id="55968" w:name="TERM-NDJSON"/>
+      <w:bookmarkStart w:name="TERM-NDJSON" w:id="55968"/>
       <w:r>
         <w:t xml:space="preserve">TERM-NDJSON: Newline-Delimited JSON</w:t>
       </w:r>
@@ -19564,7 +19564,7 @@
         <w:keepNext/>
         <w:outlineLvl w:val="0"/>
       </w:pPr>
-      <w:bookmarkStart w:id="10349" w:name="TERM-VALIDATIONPOLICY"/>
+      <w:bookmarkStart w:name="TERM-VALIDATIONPOLICY" w:id="10349"/>
       <w:r>
         <w:t xml:space="preserve">TERM-VALIDATIONPOLICY: Validation Policy</w:t>
       </w:r>
@@ -19820,7 +19820,7 @@
         <w:keepNext/>
         <w:outlineLvl w:val="0"/>
       </w:pPr>
-      <w:bookmarkStart w:id="59209" w:name="TERM-DIAGNOSTIC"/>
+      <w:bookmarkStart w:name="TERM-DIAGNOSTIC" w:id="59209"/>
       <w:r>
         <w:t xml:space="preserve">TERM-DIAGNOSTIC: Diagnostic Record</w:t>
       </w:r>
@@ -20094,7 +20094,7 @@
         <w:keepNext/>
         <w:outlineLvl w:val="0"/>
       </w:pPr>
-      <w:bookmarkStart w:id="90946" w:name="TERM-BUILDGRAPH"/>
+      <w:bookmarkStart w:name="TERM-BUILDGRAPH" w:id="90946"/>
       <w:r>
         <w:t xml:space="preserve">TERM-BUILDGRAPH: Build Graph</w:t>
       </w:r>
@@ -20322,7 +20322,7 @@
         <w:keepNext/>
         <w:outlineLvl w:val="0"/>
       </w:pPr>
-      <w:bookmarkStart w:id="36444" w:name="TERM-PLACEHOLDERBLOCK"/>
+      <w:bookmarkStart w:name="TERM-PLACEHOLDERBLOCK" w:id="36444"/>
       <w:r>
         <w:t xml:space="preserve">TERM-PLACEHOLDERBLOCK: Placeholder Block</w:t>
       </w:r>
@@ -22151,18 +22151,18 @@
     <w:basedOn w:val="VerbatimChar"/>
     <w:rPr/>
   </w:style>
-  <w:style w:customStyle="1" w:styleId="SpecObjectHeader" w:type="paragraph">
+  <w:style w:customStyle="1" w:type="paragraph" w:styleId="SpecObjectHeader">
     <w:name w:val="Spec Object Header"/>
     <w:basedOn w:val="Normal"/>
     <w:next w:val="FirstParagraph"/>
     <w:qFormat/>
     <w:pPr>
       <w:keepNext/>
-      <w:spacing w:after="120" w:before="280" w:line="276" w:lineRule="auto"/>
+      <w:spacing w:lineRule="auto" w:line="276" w:before="280" w:after="120"/>
       <w:outlineLvl w:val="0"/>
     </w:pPr>
     <w:rPr>
-      <w:rFonts w:cs="Calibri Light" w:ascii="Calibri Light" w:hAnsi="Calibri Light"/>
+      <w:rFonts w:hAnsi="Calibri Light" w:cs="Calibri Light" w:ascii="Calibri Light"/>
       <w:b/>
       <w:bCs/>
       <w:color w:val="0F4C64"/>

--- a/engineering/downloads/srs.docx
+++ b/engineering/downloads/srs.docx
@@ -22158,7 +22158,7 @@
     <w:qFormat/>
     <w:pPr>
       <w:keepNext/>
-      <w:spacing w:lineRule="auto" w:line="276" w:before="280" w:after="120"/>
+      <w:spacing w:before="280" w:line="276" w:lineRule="auto" w:after="120"/>
       <w:outlineLvl w:val="0"/>
     </w:pPr>
     <w:rPr>

--- a/engineering/downloads/srs.docx
+++ b/engineering/downloads/srs.docx
@@ -22151,18 +22151,18 @@
     <w:basedOn w:val="VerbatimChar"/>
     <w:rPr/>
   </w:style>
-  <w:style w:customStyle="1" w:type="paragraph" w:styleId="SpecObjectHeader">
+  <w:style w:customStyle="1" w:styleId="SpecObjectHeader" w:type="paragraph">
     <w:name w:val="Spec Object Header"/>
     <w:basedOn w:val="Normal"/>
     <w:next w:val="FirstParagraph"/>
     <w:qFormat/>
     <w:pPr>
       <w:keepNext/>
-      <w:spacing w:before="280" w:line="276" w:lineRule="auto" w:after="120"/>
+      <w:spacing w:lineRule="auto" w:after="120" w:before="280" w:line="276"/>
       <w:outlineLvl w:val="0"/>
     </w:pPr>
     <w:rPr>
-      <w:rFonts w:hAnsi="Calibri Light" w:cs="Calibri Light" w:ascii="Calibri Light"/>
+      <w:rFonts w:ascii="Calibri Light" w:hAnsi="Calibri Light" w:cs="Calibri Light"/>
       <w:b/>
       <w:bCs/>
       <w:color w:val="0F4C64"/>

--- a/engineering/downloads/srs.docx
+++ b/engineering/downloads/srs.docx
@@ -1349,6 +1349,59 @@
           <w:bCs/>
           <w:b/>
         </w:rPr>
+        <w:t xml:space="preserve">Where links are found:</w:t>
+      </w:r>
+      <w:r>
+        <w:t xml:space="preserve"> </w:t>
+      </w:r>
+      <w:r>
+        <w:t xml:space="preserve">In body text and attribute values, in the cells of TABLE floats, and in the raw source of floats whose type declares a</w:t>
+      </w:r>
+      <w:r>
+        <w:t xml:space="preserve"> </w:t>
+      </w:r>
+      <w:r>
+        <w:rPr>
+          <w:rStyle w:val="VerbatimChar"/>
+        </w:rPr>
+        <w:t xml:space="preserve">format_link</w:t>
+      </w:r>
+      <w:r>
+        <w:t xml:space="preserve"> </w:t>
+      </w:r>
+      <w:r>
+        <w:t xml:space="preserve">hook (default model: PLANTUML diagrams). A link inside a float belongs to the float’s parent object; a diagram link has no source attribute (</w:t>
+      </w:r>
+      <m:oMath>
+        <m:r>
+          <m:t>α</m:t>
+        </m:r>
+        <m:r>
+          <m:rPr>
+            <m:sty m:val="p"/>
+          </m:rPr>
+          <m:t>=</m:t>
+        </m:r>
+        <m:r>
+          <m:rPr>
+            <m:sty m:val="p"/>
+          </m:rPr>
+          <m:t>⊥</m:t>
+        </m:r>
+      </m:oMath>
+      <w:r>
+        <w:t xml:space="preserve">) and is resolved and diagnosed exactly like a body link.</w:t>
+      </w:r>
+    </w:p>
+    <w:p>
+      <w:pPr>
+        <w:pStyle w:val="Definition"/>
+      </w:pPr>
+      <w:r>
+        <w:rPr>
+          <w:bCs/>
+          <w:b/>
+        </w:rPr>
         <w:t xml:space="preserve">Full specification:</w:t>
       </w:r>
       <w:r>
@@ -9390,76 +9443,1006 @@
         <w:pStyle w:val="Definition"/>
       </w:pPr>
       <w:r>
-        <w:t xml:space="preserve">The descriptor shall set</w:t>
-      </w:r>
-      <w:r>
-        <w:t xml:space="preserve"> </w:t>
-      </w:r>
+        <w:t xml:space="preserve">The</w:t>
+      </w:r>
+    </w:p>
+    <w:p>
+      <w:pPr>
+        <w:pStyle w:val="Definition"/>
+      </w:pPr>
+      <w:r>
+        <w:t xml:space="preserve"> </w:t>
+      </w:r>
+    </w:p>
+    <w:p>
+      <w:pPr>
+        <w:pStyle w:val="Definition"/>
+      </w:pPr>
+      <w:r>
+        <w:t xml:space="preserve">descriptor</w:t>
+      </w:r>
+    </w:p>
+    <w:p>
+      <w:pPr>
+        <w:pStyle w:val="Definition"/>
+      </w:pPr>
+      <w:r>
+        <w:t xml:space="preserve"> </w:t>
+      </w:r>
+    </w:p>
+    <w:p>
+      <w:pPr>
+        <w:pStyle w:val="Definition"/>
+      </w:pPr>
+      <w:r>
+        <w:t xml:space="preserve">shall</w:t>
+      </w:r>
+    </w:p>
+    <w:p>
+      <w:pPr>
+        <w:pStyle w:val="Definition"/>
+      </w:pPr>
+      <w:r>
+        <w:t xml:space="preserve"> </w:t>
+      </w:r>
+    </w:p>
+    <w:p>
+      <w:pPr>
+        <w:pStyle w:val="Definition"/>
+      </w:pPr>
+      <w:r>
+        <w:t xml:space="preserve">set</w:t>
+      </w:r>
+    </w:p>
+    <w:p>
+      <w:pPr>
+        <w:pStyle w:val="Definition"/>
+      </w:pPr>
+      <w:r>
+        <w:t xml:space="preserve"> </w:t>
+      </w:r>
+    </w:p>
+    <w:p>
+      <w:pPr>
+        <w:pStyle w:val="Definition"/>
+      </w:pPr>
       <w:r>
         <w:rPr>
           <w:rStyle w:val="VerbatimChar"/>
         </w:rPr>
         <w:t xml:space="preserve">schema.needs_external_render = true</w:t>
       </w:r>
-      <w:r>
-        <w:t xml:space="preserve">. Its</w:t>
-      </w:r>
-      <w:r>
-        <w:t xml:space="preserve"> </w:t>
-      </w:r>
+    </w:p>
+    <w:p>
+      <w:pPr>
+        <w:pStyle w:val="Definition"/>
+      </w:pPr>
+      <w:r>
+        <w:t xml:space="preserve">.</w:t>
+      </w:r>
+    </w:p>
+    <w:p>
+      <w:pPr>
+        <w:pStyle w:val="Definition"/>
+      </w:pPr>
+      <w:r>
+        <w:t xml:space="preserve"> </w:t>
+      </w:r>
+    </w:p>
+    <w:p>
+      <w:pPr>
+        <w:pStyle w:val="Definition"/>
+      </w:pPr>
+      <w:r>
+        <w:t xml:space="preserve">Its</w:t>
+      </w:r>
+    </w:p>
+    <w:p>
+      <w:pPr>
+        <w:pStyle w:val="Definition"/>
+      </w:pPr>
+      <w:r>
+        <w:t xml:space="preserve"> </w:t>
+      </w:r>
+    </w:p>
+    <w:p>
+      <w:pPr>
+        <w:pStyle w:val="Definition"/>
+      </w:pPr>
       <w:r>
         <w:rPr>
           <w:rStyle w:val="VerbatimChar"/>
         </w:rPr>
         <w:t xml:space="preserve">hooks</w:t>
       </w:r>
-      <w:r>
-        <w:t xml:space="preserve"> </w:t>
-      </w:r>
-      <w:r>
-        <w:t xml:space="preserve">table shall provide</w:t>
-      </w:r>
-      <w:r>
-        <w:t xml:space="preserve"> </w:t>
-      </w:r>
+    </w:p>
+    <w:p>
+      <w:pPr>
+        <w:pStyle w:val="Definition"/>
+      </w:pPr>
+      <w:r>
+        <w:t xml:space="preserve"> </w:t>
+      </w:r>
+    </w:p>
+    <w:p>
+      <w:pPr>
+        <w:pStyle w:val="Definition"/>
+      </w:pPr>
+      <w:r>
+        <w:t xml:space="preserve">table</w:t>
+      </w:r>
+    </w:p>
+    <w:p>
+      <w:pPr>
+        <w:pStyle w:val="Definition"/>
+      </w:pPr>
+      <w:r>
+        <w:t xml:space="preserve"> </w:t>
+      </w:r>
+    </w:p>
+    <w:p>
+      <w:pPr>
+        <w:pStyle w:val="Definition"/>
+      </w:pPr>
+      <w:r>
+        <w:t xml:space="preserve">shall</w:t>
+      </w:r>
+    </w:p>
+    <w:p>
+      <w:pPr>
+        <w:pStyle w:val="Definition"/>
+      </w:pPr>
+      <w:r>
+        <w:t xml:space="preserve"> </w:t>
+      </w:r>
+    </w:p>
+    <w:p>
+      <w:pPr>
+        <w:pStyle w:val="Definition"/>
+      </w:pPr>
+      <w:r>
+        <w:t xml:space="preserve">provide</w:t>
+      </w:r>
+    </w:p>
+    <w:p>
+      <w:pPr>
+        <w:pStyle w:val="Definition"/>
+      </w:pPr>
+      <w:r>
+        <w:t xml:space="preserve"> </w:t>
+      </w:r>
+    </w:p>
+    <w:p>
+      <w:pPr>
+        <w:pStyle w:val="Definition"/>
+      </w:pPr>
       <w:r>
         <w:rPr>
           <w:rStyle w:val="VerbatimChar"/>
         </w:rPr>
         <w:t xml:space="preserve">prepare_task</w:t>
       </w:r>
-      <w:r>
-        <w:t xml:space="preserve"> </w:t>
-      </w:r>
+    </w:p>
+    <w:p>
+      <w:pPr>
+        <w:pStyle w:val="Definition"/>
+      </w:pPr>
+      <w:r>
+        <w:t xml:space="preserve"> </w:t>
+      </w:r>
+    </w:p>
+    <w:p>
+      <w:pPr>
+        <w:pStyle w:val="Definition"/>
+      </w:pPr>
       <w:r>
         <w:t xml:space="preserve">and</w:t>
       </w:r>
-      <w:r>
-        <w:t xml:space="preserve"> </w:t>
-      </w:r>
+    </w:p>
+    <w:p>
+      <w:pPr>
+        <w:pStyle w:val="Definition"/>
+      </w:pPr>
+      <w:r>
+        <w:t xml:space="preserve"> </w:t>
+      </w:r>
+    </w:p>
+    <w:p>
+      <w:pPr>
+        <w:pStyle w:val="Definition"/>
+      </w:pPr>
       <w:r>
         <w:rPr>
           <w:rStyle w:val="VerbatimChar"/>
         </w:rPr>
         <w:t xml:space="preserve">handle_result</w:t>
       </w:r>
-      <w:r>
-        <w:t xml:space="preserve">. The core shall prepare tasks, apply the render cache, run tasks, and dispatch results. A float shall not declare both</w:t>
-      </w:r>
-      <w:r>
-        <w:t xml:space="preserve"> </w:t>
-      </w:r>
-      <w:r>
-        <w:rPr>
-          <w:rStyle w:val="VerbatimChar"/>
-        </w:rPr>
+    </w:p>
+    <w:p>
+      <w:pPr>
+        <w:pStyle w:val="Definition"/>
+      </w:pPr>
+      <w:r>
+        <w:t xml:space="preserve">.</w:t>
+      </w:r>
+    </w:p>
+    <w:p>
+      <w:pPr>
+        <w:pStyle w:val="Definition"/>
+      </w:pPr>
+      <w:r>
+        <w:t xml:space="preserve"> </w:t>
+      </w:r>
+    </w:p>
+    <w:p>
+      <w:pPr>
+        <w:pStyle w:val="Definition"/>
+      </w:pPr>
+      <w:r>
+        <w:t xml:space="preserve">The</w:t>
+      </w:r>
+    </w:p>
+    <w:p>
+      <w:pPr>
+        <w:pStyle w:val="Definition"/>
+      </w:pPr>
+      <w:r>
+        <w:t xml:space="preserve"> </w:t>
+      </w:r>
+    </w:p>
+    <w:p>
+      <w:pPr>
+        <w:pStyle w:val="Definition"/>
+      </w:pPr>
+      <w:r>
+        <w:t xml:space="preserve">core</w:t>
+      </w:r>
+    </w:p>
+    <w:p>
+      <w:pPr>
+        <w:pStyle w:val="Definition"/>
+      </w:pPr>
+      <w:r>
+        <w:t xml:space="preserve"> </w:t>
+      </w:r>
+    </w:p>
+    <w:p>
+      <w:pPr>
+        <w:pStyle w:val="Definition"/>
+      </w:pPr>
+      <w:r>
+        <w:t xml:space="preserve">shall</w:t>
+      </w:r>
+    </w:p>
+    <w:p>
+      <w:pPr>
+        <w:pStyle w:val="Definition"/>
+      </w:pPr>
+      <w:r>
+        <w:t xml:space="preserve"> </w:t>
+      </w:r>
+    </w:p>
+    <w:p>
+      <w:pPr>
+        <w:pStyle w:val="Definition"/>
+      </w:pPr>
+      <w:r>
+        <w:t xml:space="preserve">prepare</w:t>
+      </w:r>
+    </w:p>
+    <w:p>
+      <w:pPr>
+        <w:pStyle w:val="Definition"/>
+      </w:pPr>
+      <w:r>
+        <w:t xml:space="preserve"> </w:t>
+      </w:r>
+    </w:p>
+    <w:p>
+      <w:pPr>
+        <w:pStyle w:val="Definition"/>
+      </w:pPr>
+      <w:r>
+        <w:t xml:space="preserve">tasks,</w:t>
+      </w:r>
+    </w:p>
+    <w:p>
+      <w:pPr>
+        <w:pStyle w:val="Definition"/>
+      </w:pPr>
+      <w:r>
+        <w:t xml:space="preserve"> </w:t>
+      </w:r>
+    </w:p>
+    <w:p>
+      <w:pPr>
+        <w:pStyle w:val="Definition"/>
+      </w:pPr>
+      <w:r>
+        <w:t xml:space="preserve">apply</w:t>
+      </w:r>
+    </w:p>
+    <w:p>
+      <w:pPr>
+        <w:pStyle w:val="Definition"/>
+      </w:pPr>
+      <w:r>
+        <w:t xml:space="preserve"> </w:t>
+      </w:r>
+    </w:p>
+    <w:p>
+      <w:pPr>
+        <w:pStyle w:val="Definition"/>
+      </w:pPr>
+      <w:r>
+        <w:t xml:space="preserve">the</w:t>
+      </w:r>
+    </w:p>
+    <w:p>
+      <w:pPr>
+        <w:pStyle w:val="Definition"/>
+      </w:pPr>
+      <w:r>
+        <w:t xml:space="preserve"> </w:t>
+      </w:r>
+    </w:p>
+    <w:p>
+      <w:pPr>
+        <w:pStyle w:val="Definition"/>
+      </w:pPr>
+      <w:r>
         <w:t xml:space="preserve">render</w:t>
       </w:r>
-      <w:r>
-        <w:t xml:space="preserve"> </w:t>
-      </w:r>
-      <w:r>
-        <w:t xml:space="preserve">and external-render hooks.</w:t>
+    </w:p>
+    <w:p>
+      <w:pPr>
+        <w:pStyle w:val="Definition"/>
+      </w:pPr>
+      <w:r>
+        <w:t xml:space="preserve"> </w:t>
+      </w:r>
+    </w:p>
+    <w:p>
+      <w:pPr>
+        <w:pStyle w:val="Definition"/>
+      </w:pPr>
+      <w:r>
+        <w:t xml:space="preserve">cache,</w:t>
+      </w:r>
+    </w:p>
+    <w:p>
+      <w:pPr>
+        <w:pStyle w:val="Definition"/>
+      </w:pPr>
+      <w:r>
+        <w:t xml:space="preserve"> </w:t>
+      </w:r>
+    </w:p>
+    <w:p>
+      <w:pPr>
+        <w:pStyle w:val="Definition"/>
+      </w:pPr>
+      <w:r>
+        <w:t xml:space="preserve">run</w:t>
+      </w:r>
+    </w:p>
+    <w:p>
+      <w:pPr>
+        <w:pStyle w:val="Definition"/>
+      </w:pPr>
+      <w:r>
+        <w:t xml:space="preserve"> </w:t>
+      </w:r>
+    </w:p>
+    <w:p>
+      <w:pPr>
+        <w:pStyle w:val="Definition"/>
+      </w:pPr>
+      <w:r>
+        <w:t xml:space="preserve">tasks,</w:t>
+      </w:r>
+    </w:p>
+    <w:p>
+      <w:pPr>
+        <w:pStyle w:val="Definition"/>
+      </w:pPr>
+      <w:r>
+        <w:t xml:space="preserve"> </w:t>
+      </w:r>
+    </w:p>
+    <w:p>
+      <w:pPr>
+        <w:pStyle w:val="Definition"/>
+      </w:pPr>
+      <w:r>
+        <w:t xml:space="preserve">and</w:t>
+      </w:r>
+    </w:p>
+    <w:p>
+      <w:pPr>
+        <w:pStyle w:val="Definition"/>
+      </w:pPr>
+      <w:r>
+        <w:t xml:space="preserve"> </w:t>
+      </w:r>
+    </w:p>
+    <w:p>
+      <w:pPr>
+        <w:pStyle w:val="Definition"/>
+      </w:pPr>
+      <w:r>
+        <w:t xml:space="preserve">dispatch</w:t>
+      </w:r>
+    </w:p>
+    <w:p>
+      <w:pPr>
+        <w:pStyle w:val="Definition"/>
+      </w:pPr>
+      <w:r>
+        <w:t xml:space="preserve"> </w:t>
+      </w:r>
+    </w:p>
+    <w:p>
+      <w:pPr>
+        <w:pStyle w:val="Definition"/>
+      </w:pPr>
+      <w:r>
+        <w:t xml:space="preserve">results.</w:t>
+      </w:r>
+    </w:p>
+    <w:p>
+      <w:pPr>
+        <w:pStyle w:val="Definition"/>
+      </w:pPr>
+      <w:r>
+        <w:t xml:space="preserve"> </w:t>
+      </w:r>
+    </w:p>
+    <w:p>
+      <w:pPr>
+        <w:pStyle w:val="Definition"/>
+      </w:pPr>
+      <w:r>
+        <w:t xml:space="preserve">A</w:t>
+      </w:r>
+    </w:p>
+    <w:p>
+      <w:pPr>
+        <w:pStyle w:val="Definition"/>
+      </w:pPr>
+      <w:r>
+        <w:t xml:space="preserve"> </w:t>
+      </w:r>
+    </w:p>
+    <w:p>
+      <w:pPr>
+        <w:pStyle w:val="Definition"/>
+      </w:pPr>
+      <w:r>
+        <w:t xml:space="preserve">float</w:t>
+      </w:r>
+    </w:p>
+    <w:p>
+      <w:pPr>
+        <w:pStyle w:val="Definition"/>
+      </w:pPr>
+      <w:r>
+        <w:t xml:space="preserve"> </w:t>
+      </w:r>
+    </w:p>
+    <w:p>
+      <w:pPr>
+        <w:pStyle w:val="Definition"/>
+      </w:pPr>
+      <w:r>
+        <w:t xml:space="preserve">shall</w:t>
+      </w:r>
+    </w:p>
+    <w:p>
+      <w:pPr>
+        <w:pStyle w:val="Definition"/>
+      </w:pPr>
+      <w:r>
+        <w:t xml:space="preserve"> </w:t>
+      </w:r>
+    </w:p>
+    <w:p>
+      <w:pPr>
+        <w:pStyle w:val="Definition"/>
+      </w:pPr>
+      <w:r>
+        <w:t xml:space="preserve">not</w:t>
+      </w:r>
+    </w:p>
+    <w:p>
+      <w:pPr>
+        <w:pStyle w:val="Definition"/>
+      </w:pPr>
+      <w:r>
+        <w:t xml:space="preserve"> </w:t>
+      </w:r>
+    </w:p>
+    <w:p>
+      <w:pPr>
+        <w:pStyle w:val="Definition"/>
+      </w:pPr>
+      <w:r>
+        <w:t xml:space="preserve">declare</w:t>
+      </w:r>
+    </w:p>
+    <w:p>
+      <w:pPr>
+        <w:pStyle w:val="Definition"/>
+      </w:pPr>
+      <w:r>
+        <w:t xml:space="preserve"> </w:t>
+      </w:r>
+    </w:p>
+    <w:p>
+      <w:pPr>
+        <w:pStyle w:val="Definition"/>
+      </w:pPr>
+      <w:r>
+        <w:t xml:space="preserve">both</w:t>
+      </w:r>
+    </w:p>
+    <w:p>
+      <w:pPr>
+        <w:pStyle w:val="Definition"/>
+      </w:pPr>
+      <w:r>
+        <w:t xml:space="preserve"> </w:t>
+      </w:r>
+    </w:p>
+    <w:p>
+      <w:pPr>
+        <w:pStyle w:val="Definition"/>
+      </w:pPr>
+      <w:r>
+        <w:rPr>
+          <w:rStyle w:val="VerbatimChar"/>
+        </w:rPr>
+        <w:t xml:space="preserve">render</w:t>
+      </w:r>
+    </w:p>
+    <w:p>
+      <w:pPr>
+        <w:pStyle w:val="Definition"/>
+      </w:pPr>
+      <w:r>
+        <w:t xml:space="preserve"> </w:t>
+      </w:r>
+    </w:p>
+    <w:p>
+      <w:pPr>
+        <w:pStyle w:val="Definition"/>
+      </w:pPr>
+      <w:r>
+        <w:t xml:space="preserve">and</w:t>
+      </w:r>
+    </w:p>
+    <w:p>
+      <w:pPr>
+        <w:pStyle w:val="Definition"/>
+      </w:pPr>
+      <w:r>
+        <w:t xml:space="preserve"> </w:t>
+      </w:r>
+    </w:p>
+    <w:p>
+      <w:pPr>
+        <w:pStyle w:val="Definition"/>
+      </w:pPr>
+      <w:r>
+        <w:t xml:space="preserve">external-render</w:t>
+      </w:r>
+    </w:p>
+    <w:p>
+      <w:pPr>
+        <w:pStyle w:val="Definition"/>
+      </w:pPr>
+      <w:r>
+        <w:t xml:space="preserve"> </w:t>
+      </w:r>
+    </w:p>
+    <w:p>
+      <w:pPr>
+        <w:pStyle w:val="Definition"/>
+      </w:pPr>
+      <w:r>
+        <w:t xml:space="preserve">hooks.</w:t>
+      </w:r>
+    </w:p>
+    <w:p>
+      <w:pPr>
+        <w:pStyle w:val="Definition"/>
+      </w:pPr>
+      <w:r>
+        <w:t xml:space="preserve"> </w:t>
+      </w:r>
+    </w:p>
+    <w:p>
+      <w:pPr>
+        <w:pStyle w:val="Definition"/>
+      </w:pPr>
+      <w:r>
+        <w:t xml:space="preserve">A</w:t>
+      </w:r>
+    </w:p>
+    <w:p>
+      <w:pPr>
+        <w:pStyle w:val="Definition"/>
+      </w:pPr>
+      <w:r>
+        <w:t xml:space="preserve"> </w:t>
+      </w:r>
+    </w:p>
+    <w:p>
+      <w:pPr>
+        <w:pStyle w:val="Definition"/>
+      </w:pPr>
+      <w:r>
+        <w:t xml:space="preserve">float</w:t>
+      </w:r>
+    </w:p>
+    <w:p>
+      <w:pPr>
+        <w:pStyle w:val="Definition"/>
+      </w:pPr>
+      <w:r>
+        <w:t xml:space="preserve"> </w:t>
+      </w:r>
+    </w:p>
+    <w:p>
+      <w:pPr>
+        <w:pStyle w:val="Definition"/>
+      </w:pPr>
+      <w:r>
+        <w:t xml:space="preserve">whose</w:t>
+      </w:r>
+    </w:p>
+    <w:p>
+      <w:pPr>
+        <w:pStyle w:val="Definition"/>
+      </w:pPr>
+      <w:r>
+        <w:t xml:space="preserve"> </w:t>
+      </w:r>
+    </w:p>
+    <w:p>
+      <w:pPr>
+        <w:pStyle w:val="Definition"/>
+      </w:pPr>
+      <w:r>
+        <w:t xml:space="preserve">source</w:t>
+      </w:r>
+    </w:p>
+    <w:p>
+      <w:pPr>
+        <w:pStyle w:val="Definition"/>
+      </w:pPr>
+      <w:r>
+        <w:t xml:space="preserve"> </w:t>
+      </w:r>
+    </w:p>
+    <w:p>
+      <w:pPr>
+        <w:pStyle w:val="Definition"/>
+      </w:pPr>
+      <w:r>
+        <w:t xml:space="preserve">carries</w:t>
+      </w:r>
+    </w:p>
+    <w:p>
+      <w:pPr>
+        <w:pStyle w:val="Definition"/>
+      </w:pPr>
+      <w:r>
+        <w:t xml:space="preserve"> </w:t>
+      </w:r>
+    </w:p>
+    <w:p>
+      <w:pPr>
+        <w:pStyle w:val="Definition"/>
+      </w:pPr>
+      <w:r>
+        <w:t xml:space="preserve">CommonSpec</w:t>
+      </w:r>
+    </w:p>
+    <w:p>
+      <w:pPr>
+        <w:pStyle w:val="Definition"/>
+      </w:pPr>
+      <w:r>
+        <w:t xml:space="preserve"> </w:t>
+      </w:r>
+    </w:p>
+    <w:p>
+      <w:pPr>
+        <w:pStyle w:val="Definition"/>
+      </w:pPr>
+      <w:r>
+        <w:t xml:space="preserve">links</w:t>
+      </w:r>
+    </w:p>
+    <w:p>
+      <w:pPr>
+        <w:pStyle w:val="Definition"/>
+      </w:pPr>
+      <w:r>
+        <w:t xml:space="preserve"> </w:t>
+      </w:r>
+    </w:p>
+    <w:p>
+      <w:pPr>
+        <w:pStyle w:val="Definition"/>
+      </w:pPr>
+      <w:r>
+        <w:t xml:space="preserve">may</w:t>
+      </w:r>
+    </w:p>
+    <w:p>
+      <w:pPr>
+        <w:pStyle w:val="Definition"/>
+      </w:pPr>
+      <w:r>
+        <w:t xml:space="preserve"> </w:t>
+      </w:r>
+    </w:p>
+    <w:p>
+      <w:pPr>
+        <w:pStyle w:val="Definition"/>
+      </w:pPr>
+      <w:r>
+        <w:t xml:space="preserve">also</w:t>
+      </w:r>
+    </w:p>
+    <w:p>
+      <w:pPr>
+        <w:pStyle w:val="Definition"/>
+      </w:pPr>
+      <w:r>
+        <w:t xml:space="preserve"> </w:t>
+      </w:r>
+    </w:p>
+    <w:p>
+      <w:pPr>
+        <w:pStyle w:val="Definition"/>
+      </w:pPr>
+      <w:r>
+        <w:t xml:space="preserve">declare</w:t>
+      </w:r>
+    </w:p>
+    <w:p>
+      <w:pPr>
+        <w:pStyle w:val="Definition"/>
+      </w:pPr>
+      <w:r>
+        <w:t xml:space="preserve"> </w:t>
+      </w:r>
+    </w:p>
+    <w:p>
+      <w:pPr>
+        <w:pStyle w:val="Definition"/>
+      </w:pPr>
+      <w:r>
+        <w:rPr>
+          <w:rStyle w:val="VerbatimChar"/>
+        </w:rPr>
+        <w:t xml:space="preserve">format_link</w:t>
+      </w:r>
+    </w:p>
+    <w:p>
+      <w:pPr>
+        <w:pStyle w:val="Definition"/>
+      </w:pPr>
+      <w:r>
+        <w:t xml:space="preserve">,</w:t>
+      </w:r>
+    </w:p>
+    <w:p>
+      <w:pPr>
+        <w:pStyle w:val="Definition"/>
+      </w:pPr>
+      <w:r>
+        <w:t xml:space="preserve"> </w:t>
+      </w:r>
+    </w:p>
+    <w:p>
+      <w:pPr>
+        <w:pStyle w:val="Definition"/>
+      </w:pPr>
+      <w:r>
+        <w:t xml:space="preserve">which</w:t>
+      </w:r>
+    </w:p>
+    <w:p>
+      <w:pPr>
+        <w:pStyle w:val="Definition"/>
+      </w:pPr>
+      <w:r>
+        <w:t xml:space="preserve"> </w:t>
+      </w:r>
+    </w:p>
+    <w:p>
+      <w:pPr>
+        <w:pStyle w:val="Definition"/>
+      </w:pPr>
+      <w:r>
+        <w:t xml:space="preserve">returns</w:t>
+      </w:r>
+    </w:p>
+    <w:p>
+      <w:pPr>
+        <w:pStyle w:val="Definition"/>
+      </w:pPr>
+      <w:r>
+        <w:t xml:space="preserve"> </w:t>
+      </w:r>
+    </w:p>
+    <w:p>
+      <w:pPr>
+        <w:pStyle w:val="Definition"/>
+      </w:pPr>
+      <w:r>
+        <w:t xml:space="preserve">a</w:t>
+      </w:r>
+    </w:p>
+    <w:p>
+      <w:pPr>
+        <w:pStyle w:val="Definition"/>
+      </w:pPr>
+      <w:r>
+        <w:t xml:space="preserve"> </w:t>
+      </w:r>
+    </w:p>
+    <w:p>
+      <w:pPr>
+        <w:pStyle w:val="Definition"/>
+      </w:pPr>
+      <w:r>
+        <w:t xml:space="preserve">resolved</w:t>
+      </w:r>
+    </w:p>
+    <w:p>
+      <w:pPr>
+        <w:pStyle w:val="Definition"/>
+      </w:pPr>
+      <w:r>
+        <w:t xml:space="preserve"> </w:t>
+      </w:r>
+    </w:p>
+    <w:p>
+      <w:pPr>
+        <w:pStyle w:val="Definition"/>
+      </w:pPr>
+      <w:r>
+        <w:t xml:space="preserve">link</w:t>
+      </w:r>
+    </w:p>
+    <w:p>
+      <w:pPr>
+        <w:pStyle w:val="Definition"/>
+      </w:pPr>
+      <w:r>
+        <w:t xml:space="preserve"> </w:t>
+      </w:r>
+    </w:p>
+    <w:p>
+      <w:pPr>
+        <w:pStyle w:val="Definition"/>
+      </w:pPr>
+      <w:r>
+        <w:t xml:space="preserve">in</w:t>
+      </w:r>
+    </w:p>
+    <w:p>
+      <w:pPr>
+        <w:pStyle w:val="Definition"/>
+      </w:pPr>
+      <w:r>
+        <w:t xml:space="preserve"> </w:t>
+      </w:r>
+    </w:p>
+    <w:p>
+      <w:pPr>
+        <w:pStyle w:val="Definition"/>
+      </w:pPr>
+      <w:r>
+        <w:t xml:space="preserve">the</w:t>
+      </w:r>
+    </w:p>
+    <w:p>
+      <w:pPr>
+        <w:pStyle w:val="Definition"/>
+      </w:pPr>
+      <w:r>
+        <w:t xml:space="preserve"> </w:t>
+      </w:r>
+    </w:p>
+    <w:p>
+      <w:pPr>
+        <w:pStyle w:val="Definition"/>
+      </w:pPr>
+      <w:r>
+        <w:t xml:space="preserve">source’s</w:t>
+      </w:r>
+    </w:p>
+    <w:p>
+      <w:pPr>
+        <w:pStyle w:val="Definition"/>
+      </w:pPr>
+      <w:r>
+        <w:t xml:space="preserve"> </w:t>
+      </w:r>
+    </w:p>
+    <w:p>
+      <w:pPr>
+        <w:pStyle w:val="Definition"/>
+      </w:pPr>
+      <w:r>
+        <w:t xml:space="preserve">native</w:t>
+      </w:r>
+    </w:p>
+    <w:p>
+      <w:pPr>
+        <w:pStyle w:val="Definition"/>
+      </w:pPr>
+      <w:r>
+        <w:t xml:space="preserve"> </w:t>
+      </w:r>
+    </w:p>
+    <w:p>
+      <w:pPr>
+        <w:pStyle w:val="Definition"/>
+      </w:pPr>
+      <w:r>
+        <w:t xml:space="preserve">syntax</w:t>
+      </w:r>
+    </w:p>
+    <w:p>
+      <w:pPr>
+        <w:pStyle w:val="Definition"/>
+      </w:pPr>
+      <w:r>
+        <w:t xml:space="preserve"> </w:t>
+      </w:r>
+    </w:p>
+    <w:p>
+      <w:pPr>
+        <w:pStyle w:val="Definition"/>
+      </w:pPr>
+      <w:r>
+        <w:t xml:space="preserve">(see</w:t>
+      </w:r>
+    </w:p>
+    <w:p>
+      <w:pPr>
+        <w:pStyle w:val="Definition"/>
+      </w:pPr>
+      <w:r>
+        <w:t xml:space="preserve"> </w:t>
+      </w:r>
+    </w:p>
+    <w:p>
+      <w:pPr>
+        <w:pStyle w:val="Definition"/>
+      </w:pPr>
+      <w:hyperlink w:anchor="HLR-OUT-008">
+        <w:r>
+          <w:rPr>
+            <w:rStyle w:val="Hyperlink"/>
+          </w:rPr>
+          <w:t xml:space="preserve">Diagram Hyperlinks</w:t>
+        </w:r>
+      </w:hyperlink>
+    </w:p>
+    <w:p>
+      <w:pPr>
+        <w:pStyle w:val="Definition"/>
+      </w:pPr>
+      <w:r>
+        <w:t xml:space="preserve">).</w:t>
       </w:r>
     </w:p>
     <w:p>
@@ -10934,7 +11917,7 @@
         <w:t xml:space="preserve"> </w:t>
       </w:r>
       <w:r>
-        <w:t xml:space="preserve">(SVG images for PlantUML, parsed tables for CSV, chart images for ECharts)</w:t>
+        <w:t xml:space="preserve">(SVG and PNG renditions for PlantUML, parsed tables for CSV, chart images for ECharts)</w:t>
       </w:r>
     </w:p>
     <w:p>
@@ -12130,12 +13113,12 @@
       <w:r>
         <w:t xml:space="preserve"> </w:t>
       </w:r>
-      <w:hyperlink w:anchor="full-text-search">
+      <w:hyperlink w:anchor="TERM-FTS">
         <w:r>
           <w:rPr>
             <w:rStyle w:val="Hyperlink"/>
           </w:rPr>
-          <w:t xml:space="preserve">dic:full-text-search</w:t>
+          <w:t xml:space="preserve">&lt;Full-Text Search&gt;</w:t>
         </w:r>
       </w:hyperlink>
       <w:r>
@@ -12147,12 +13130,12 @@
       <w:r>
         <w:t xml:space="preserve"> </w:t>
       </w:r>
-      <w:hyperlink w:anchor="emit-phase">
+      <w:hyperlink w:anchor="TERM-23">
         <w:r>
           <w:rPr>
             <w:rStyle w:val="Hyperlink"/>
           </w:rPr>
-          <w:t xml:space="preserve">dic:emit-phase</w:t>
+          <w:t xml:space="preserve">&lt;EMIT Phase&gt;</w:t>
         </w:r>
       </w:hyperlink>
       <w:r>
@@ -12160,14 +13143,6 @@
       </w:r>
       <w:r>
         <w:t xml:space="preserve">phase to enable full-text search across specification content.</w:t>
-      </w:r>
-    </w:p>
-    <w:p>
-      <w:pPr>
-        <w:pStyle w:val="SpecObjectBody"/>
-      </w:pPr>
-      <w:r>
-        <w:t xml:space="preserve">Once documents are assembled and published, the system must also guarantee that its builds are reproducible and its processing is auditable. The following section addresses these integrity concerns.</w:t>
       </w:r>
     </w:p>
     <w:p>
@@ -12309,6 +13284,325 @@
         <w:t xml:space="preserve">Approved</w:t>
       </w:r>
     </w:p>
+    <w:p>
+      <w:pPr>
+        <w:pStyle w:val="SpecObjectHeader"/>
+        <w:keepNext/>
+        <w:outlineLvl w:val="0"/>
+      </w:pPr>
+      <w:bookmarkStart w:name="HLR-OUT-008" w:id="66491"/>
+      <w:r>
+        <w:t xml:space="preserve">HLR-OUT-008: Diagram Hyperlinks</w:t>
+      </w:r>
+      <w:bookmarkEnd w:id="66491"/>
+    </w:p>
+    <w:p>
+      <w:pPr>
+        <w:pStyle w:val="SpecObjectBody"/>
+      </w:pPr>
+      <w:r>
+        <w:t xml:space="preserve">The system shall resolve CommonSpec links written inside the source of a diagram</w:t>
+      </w:r>
+      <w:r>
+        <w:t xml:space="preserve"> </w:t>
+      </w:r>
+      <w:hyperlink w:anchor="float">
+        <w:r>
+          <w:rPr>
+            <w:rStyle w:val="Hyperlink"/>
+          </w:rPr>
+          <w:t xml:space="preserve">dic:float</w:t>
+        </w:r>
+      </w:hyperlink>
+      <w:r>
+        <w:t xml:space="preserve"> </w:t>
+      </w:r>
+      <w:r>
+        <w:t xml:space="preserve">exactly like links in body text, and shall render them as working hyperlinks in HTML5 output.</w:t>
+      </w:r>
+    </w:p>
+    <w:p>
+      <w:pPr>
+        <w:pStyle w:val="SpecObjectBody"/>
+      </w:pPr>
+      <w:r>
+        <w:t xml:space="preserve">Once documents are assembled and published, the system must also guarantee that its builds are reproducible and its processing is auditable. The following section addresses these integrity concerns.</w:t>
+      </w:r>
+    </w:p>
+    <w:p>
+      <w:pPr>
+        <w:pStyle w:val="DefinitionTerm"/>
+      </w:pPr>
+      <w:r>
+        <w:rPr>
+          <w:bCs/>
+          <w:b/>
+        </w:rPr>
+        <w:t xml:space="preserve">DESCRIPTION:</w:t>
+      </w:r>
+    </w:p>
+    <w:p>
+      <w:pPr>
+        <w:pStyle w:val="Definition"/>
+      </w:pPr>
+      <w:r>
+        <w:t xml:space="preserve">A float type opts in by declaring a</w:t>
+      </w:r>
+      <w:r>
+        <w:t xml:space="preserve"> </w:t>
+      </w:r>
+      <w:r>
+        <w:rPr>
+          <w:rStyle w:val="VerbatimChar"/>
+        </w:rPr>
+        <w:t xml:space="preserve">format_link</w:t>
+      </w:r>
+      <w:r>
+        <w:t xml:space="preserve"> </w:t>
+      </w:r>
+      <w:r>
+        <w:t xml:space="preserve">hook (default model: PLANTUML). For such floats:</w:t>
+      </w:r>
+    </w:p>
+    <w:p>
+      <w:pPr>
+        <w:numPr>
+          <w:ilvl w:val="0"/>
+          <w:numId w:val="1024"/>
+        </w:numPr>
+        <w:pStyle w:val="Compact"/>
+      </w:pPr>
+      <w:r>
+        <w:rPr>
+          <w:bCs/>
+          <w:b/>
+        </w:rPr>
+        <w:t xml:space="preserve">Registration</w:t>
+      </w:r>
+      <w:r>
+        <w:t xml:space="preserve">: During the</w:t>
+      </w:r>
+      <w:r>
+        <w:t xml:space="preserve"> </w:t>
+      </w:r>
+      <w:hyperlink w:anchor="TERM-19">
+        <w:r>
+          <w:rPr>
+            <w:rStyle w:val="Hyperlink"/>
+          </w:rPr>
+          <w:t xml:space="preserve">&lt;INITIALIZE Phase&gt;</w:t>
+        </w:r>
+      </w:hyperlink>
+      <w:r>
+        <w:t xml:space="preserve"> </w:t>
+      </w:r>
+      <w:r>
+        <w:t xml:space="preserve">phase,</w:t>
+      </w:r>
+      <w:r>
+        <w:t xml:space="preserve"> </w:t>
+      </w:r>
+      <w:r>
+        <w:rPr>
+          <w:rStyle w:val="VerbatimChar"/>
+        </w:rPr>
+        <w:t xml:space="preserve">[Target](@)</w:t>
+      </w:r>
+      <w:r>
+        <w:t xml:space="preserve"> </w:t>
+      </w:r>
+      <w:r>
+        <w:t xml:space="preserve">and</w:t>
+      </w:r>
+      <w:r>
+        <w:t xml:space="preserve"> </w:t>
+      </w:r>
+      <w:r>
+        <w:rPr>
+          <w:rStyle w:val="VerbatimChar"/>
+        </w:rPr>
+        <w:t xml:space="preserve">[prefix:label](#)</w:t>
+      </w:r>
+      <w:r>
+        <w:t xml:space="preserve"> </w:t>
+      </w:r>
+      <w:r>
+        <w:t xml:space="preserve">links in the float’s raw source are stored in</w:t>
+      </w:r>
+      <w:r>
+        <w:t xml:space="preserve"> </w:t>
+      </w:r>
+      <w:r>
+        <w:rPr>
+          <w:rStyle w:val="VerbatimChar"/>
+        </w:rPr>
+        <w:t xml:space="preserve">spec_relations</w:t>
+      </w:r>
+      <w:r>
+        <w:t xml:space="preserve"> </w:t>
+      </w:r>
+      <w:r>
+        <w:t xml:space="preserve">as links of the float’s parent object (no source attribute), at the exact source line of the link</w:t>
+      </w:r>
+    </w:p>
+    <w:p>
+      <w:pPr>
+        <w:numPr>
+          <w:ilvl w:val="0"/>
+          <w:numId w:val="1024"/>
+        </w:numPr>
+        <w:pStyle w:val="Compact"/>
+      </w:pPr>
+      <w:r>
+        <w:rPr>
+          <w:bCs/>
+          <w:b/>
+        </w:rPr>
+        <w:t xml:space="preserve">Resolution and diagnostics</w:t>
+      </w:r>
+      <w:r>
+        <w:t xml:space="preserve">: Diagram links use the same resolvers, relation type inference, display text, and</w:t>
+      </w:r>
+      <w:r>
+        <w:t xml:space="preserve"> </w:t>
+      </w:r>
+      <w:r>
+        <w:rPr>
+          <w:rStyle w:val="VerbatimChar"/>
+        </w:rPr>
+        <w:t xml:space="preserve">unresolved_relation</w:t>
+      </w:r>
+      <w:r>
+        <w:t xml:space="preserve"> </w:t>
+      </w:r>
+      <w:r>
+        <w:t xml:space="preserve">diagnostics as body links</w:t>
+      </w:r>
+    </w:p>
+    <w:p>
+      <w:pPr>
+        <w:numPr>
+          <w:ilvl w:val="0"/>
+          <w:numId w:val="1024"/>
+        </w:numPr>
+        <w:pStyle w:val="Compact"/>
+      </w:pPr>
+      <w:r>
+        <w:rPr>
+          <w:bCs/>
+          <w:b/>
+        </w:rPr>
+        <w:t xml:space="preserve">Lowering</w:t>
+      </w:r>
+      <w:r>
+        <w:t xml:space="preserve">: During the</w:t>
+      </w:r>
+      <w:r>
+        <w:t xml:space="preserve"> </w:t>
+      </w:r>
+      <w:hyperlink w:anchor="TERM-22">
+        <w:r>
+          <w:rPr>
+            <w:rStyle w:val="Hyperlink"/>
+          </w:rPr>
+          <w:t xml:space="preserve">&lt;TRANSFORM Phase&gt;</w:t>
+        </w:r>
+      </w:hyperlink>
+      <w:r>
+        <w:t xml:space="preserve"> </w:t>
+      </w:r>
+      <w:r>
+        <w:t xml:space="preserve">phase, before the external render, each link is rewritten into the diagram tool’s own hyperlink syntax with the resolved target and display text. The render cache keys on the rewritten source</w:t>
+      </w:r>
+    </w:p>
+    <w:p>
+      <w:pPr>
+        <w:numPr>
+          <w:ilvl w:val="0"/>
+          <w:numId w:val="1024"/>
+        </w:numPr>
+        <w:pStyle w:val="Compact"/>
+      </w:pPr>
+      <w:r>
+        <w:rPr>
+          <w:bCs/>
+          <w:b/>
+        </w:rPr>
+        <w:t xml:space="preserve">Dual rendition</w:t>
+      </w:r>
+      <w:r>
+        <w:t xml:space="preserve">: PlantUML renders SVG and PNG in one task. HTML5 output inlines the SVG so that its anchors navigate, in each per-specification page and in the single-page web application. DOCX, LaTeX, and Markdown use the PNG, which shows the resolved display text</w:t>
+      </w:r>
+    </w:p>
+    <w:p>
+      <w:pPr>
+        <w:pStyle w:val="Definition"/>
+      </w:pPr>
+      <w:r>
+        <w:t xml:space="preserve">Citation selectors (</w:t>
+      </w:r>
+      <w:r>
+        <w:rPr>
+          <w:rStyle w:val="VerbatimChar"/>
+        </w:rPr>
+        <w:t xml:space="preserve">@cite</w:t>
+      </w:r>
+      <w:r>
+        <w:t xml:space="preserve">,</w:t>
+      </w:r>
+      <w:r>
+        <w:t xml:space="preserve"> </w:t>
+      </w:r>
+      <w:r>
+        <w:rPr>
+          <w:rStyle w:val="VerbatimChar"/>
+        </w:rPr>
+        <w:t xml:space="preserve">@citep</w:t>
+      </w:r>
+      <w:r>
+        <w:t xml:space="preserve">) inside diagram source are registered but left verbatim. A link is clickable only where the diagram tool supports hyperlinks.</w:t>
+      </w:r>
+    </w:p>
+    <w:p>
+      <w:pPr>
+        <w:pStyle w:val="DefinitionTerm"/>
+      </w:pPr>
+      <w:r>
+        <w:rPr>
+          <w:bCs/>
+          <w:b/>
+        </w:rPr>
+        <w:t xml:space="preserve">RATIONALE:</w:t>
+      </w:r>
+    </w:p>
+    <w:p>
+      <w:pPr>
+        <w:pStyle w:val="Definition"/>
+      </w:pPr>
+      <w:r>
+        <w:t xml:space="preserve">Architecture and sequence diagrams name the requirements, sections, and figures they depict. Authors expect those names to navigate like body links. One relation path keeps a single resolution policy, a single diagnostic policy, and complete traceability for links in both places.</w:t>
+      </w:r>
+    </w:p>
+    <w:p>
+      <w:pPr>
+        <w:pStyle w:val="DefinitionTerm"/>
+      </w:pPr>
+      <w:r>
+        <w:rPr>
+          <w:bCs/>
+          <w:b/>
+        </w:rPr>
+        <w:t xml:space="preserve">STATUS:</w:t>
+      </w:r>
+    </w:p>
+    <w:p>
+      <w:pPr>
+        <w:pStyle w:val="Definition"/>
+      </w:pPr>
+      <w:r>
+        <w:t xml:space="preserve">Approved</w:t>
+      </w:r>
+    </w:p>
     <w:bookmarkEnd w:id="28"/>
     <w:bookmarkStart w:id="29" w:name="SRS-001-sec2.6"/>
     <w:p>
@@ -12865,7 +14159,7 @@
       <w:pPr>
         <w:numPr>
           <w:ilvl w:val="0"/>
-          <w:numId w:val="1024"/>
+          <w:numId w:val="1025"/>
         </w:numPr>
         <w:pStyle w:val="Compact"/>
       </w:pPr>
@@ -12877,7 +14171,7 @@
       <w:pPr>
         <w:numPr>
           <w:ilvl w:val="0"/>
-          <w:numId w:val="1024"/>
+          <w:numId w:val="1025"/>
         </w:numPr>
         <w:pStyle w:val="Compact"/>
       </w:pPr>
@@ -12906,7 +14200,7 @@
       <w:pPr>
         <w:numPr>
           <w:ilvl w:val="0"/>
-          <w:numId w:val="1024"/>
+          <w:numId w:val="1025"/>
         </w:numPr>
         <w:pStyle w:val="Compact"/>
       </w:pPr>
@@ -12918,7 +14212,7 @@
       <w:pPr>
         <w:numPr>
           <w:ilvl w:val="0"/>
-          <w:numId w:val="1024"/>
+          <w:numId w:val="1025"/>
         </w:numPr>
         <w:pStyle w:val="Compact"/>
       </w:pPr>
@@ -13082,7 +14376,7 @@
       <w:pPr>
         <w:numPr>
           <w:ilvl w:val="0"/>
-          <w:numId w:val="1025"/>
+          <w:numId w:val="1026"/>
         </w:numPr>
         <w:pStyle w:val="Compact"/>
       </w:pPr>
@@ -13094,7 +14388,7 @@
       <w:pPr>
         <w:numPr>
           <w:ilvl w:val="0"/>
-          <w:numId w:val="1025"/>
+          <w:numId w:val="1026"/>
         </w:numPr>
         <w:pStyle w:val="Compact"/>
       </w:pPr>
@@ -13106,7 +14400,7 @@
       <w:pPr>
         <w:numPr>
           <w:ilvl w:val="0"/>
-          <w:numId w:val="1025"/>
+          <w:numId w:val="1026"/>
         </w:numPr>
         <w:pStyle w:val="Compact"/>
       </w:pPr>
@@ -13118,7 +14412,7 @@
       <w:pPr>
         <w:numPr>
           <w:ilvl w:val="0"/>
-          <w:numId w:val="1025"/>
+          <w:numId w:val="1026"/>
         </w:numPr>
         <w:pStyle w:val="Compact"/>
       </w:pPr>
@@ -13266,7 +14560,7 @@
       <w:pPr>
         <w:numPr>
           <w:ilvl w:val="0"/>
-          <w:numId w:val="1026"/>
+          <w:numId w:val="1027"/>
         </w:numPr>
         <w:pStyle w:val="Compact"/>
       </w:pPr>
@@ -13323,7 +14617,7 @@
       <w:pPr>
         <w:numPr>
           <w:ilvl w:val="0"/>
-          <w:numId w:val="1026"/>
+          <w:numId w:val="1027"/>
         </w:numPr>
         <w:pStyle w:val="Compact"/>
       </w:pPr>
@@ -13342,7 +14636,7 @@
       <w:pPr>
         <w:numPr>
           <w:ilvl w:val="0"/>
-          <w:numId w:val="1026"/>
+          <w:numId w:val="1027"/>
         </w:numPr>
         <w:pStyle w:val="Compact"/>
       </w:pPr>
@@ -13410,7 +14704,7 @@
       <w:pPr>
         <w:numPr>
           <w:ilvl w:val="0"/>
-          <w:numId w:val="1026"/>
+          <w:numId w:val="1027"/>
         </w:numPr>
         <w:pStyle w:val="Compact"/>
       </w:pPr>
@@ -13570,7 +14864,7 @@
       <w:pPr>
         <w:numPr>
           <w:ilvl w:val="0"/>
-          <w:numId w:val="1027"/>
+          <w:numId w:val="1028"/>
         </w:numPr>
         <w:pStyle w:val="Compact"/>
       </w:pPr>
@@ -13637,166 +14931,6 @@
       </w:r>
       <w:r>
         <w:t xml:space="preserve">filtering</w:t>
-      </w:r>
-    </w:p>
-    <w:p>
-      <w:pPr>
-        <w:numPr>
-          <w:ilvl w:val="0"/>
-          <w:numId w:val="1027"/>
-        </w:numPr>
-        <w:pStyle w:val="Compact"/>
-      </w:pPr>
-      <w:r>
-        <w:rPr>
-          <w:bCs/>
-          <w:b/>
-        </w:rPr>
-        <w:t xml:space="preserve">Console mode</w:t>
-      </w:r>
-      <w:r>
-        <w:t xml:space="preserve"> </w:t>
-      </w:r>
-      <w:r>
-        <w:t xml:space="preserve">(TTY): Outputs human-readable formatted messages with ANSI color coding (respects</w:t>
-      </w:r>
-      <w:r>
-        <w:t xml:space="preserve"> </w:t>
-      </w:r>
-      <w:r>
-        <w:rPr>
-          <w:rStyle w:val="VerbatimChar"/>
-        </w:rPr>
-        <w:t xml:space="preserve">NO_COLOR</w:t>
-      </w:r>
-      <w:r>
-        <w:t xml:space="preserve"> </w:t>
-      </w:r>
-      <w:r>
-        <w:t xml:space="preserve">environment variable). Includes timestamp and level indicator</w:t>
-      </w:r>
-    </w:p>
-    <w:p>
-      <w:pPr>
-        <w:pStyle w:val="Definition"/>
-      </w:pPr>
-      <w:r>
-        <w:t xml:space="preserve">Log levels: DEBUG, INFO, WARN, ERROR. Configured via</w:t>
-      </w:r>
-      <w:r>
-        <w:t xml:space="preserve"> </w:t>
-      </w:r>
-      <w:r>
-        <w:rPr>
-          <w:rStyle w:val="VerbatimChar"/>
-        </w:rPr>
-        <w:t xml:space="preserve">config.logging.level</w:t>
-      </w:r>
-      <w:r>
-        <w:t xml:space="preserve"> </w:t>
-      </w:r>
-      <w:r>
-        <w:t xml:space="preserve">with environment override</w:t>
-      </w:r>
-      <w:r>
-        <w:t xml:space="preserve"> </w:t>
-      </w:r>
-      <w:r>
-        <w:rPr>
-          <w:rStyle w:val="VerbatimChar"/>
-        </w:rPr>
-        <w:t xml:space="preserve">SPECCOMPILER_LOG_LEVEL</w:t>
-      </w:r>
-      <w:r>
-        <w:t xml:space="preserve">.</w:t>
-      </w:r>
-    </w:p>
-    <w:p>
-      <w:pPr>
-        <w:pStyle w:val="DefinitionTerm"/>
-      </w:pPr>
-      <w:r>
-        <w:rPr>
-          <w:bCs/>
-          <w:b/>
-        </w:rPr>
-        <w:t xml:space="preserve">RATIONALE:</w:t>
-      </w:r>
-    </w:p>
-    <w:p>
-      <w:pPr>
-        <w:pStyle w:val="Definition"/>
-      </w:pPr>
-      <w:r>
-        <w:t xml:space="preserve">NDJSON enables machine-parseable audit trails for certification environments. TTY-aware formatting provides developer ergonomics during interactive use. The NO_COLOR standard ensures accessibility compliance.</w:t>
-      </w:r>
-    </w:p>
-    <w:p>
-      <w:pPr>
-        <w:pStyle w:val="DefinitionTerm"/>
-      </w:pPr>
-      <w:r>
-        <w:rPr>
-          <w:bCs/>
-          <w:b/>
-        </w:rPr>
-        <w:t xml:space="preserve">STATUS:</w:t>
-      </w:r>
-    </w:p>
-    <w:p>
-      <w:pPr>
-        <w:pStyle w:val="Definition"/>
-      </w:pPr>
-      <w:r>
-        <w:t xml:space="preserve">Approved</w:t>
-      </w:r>
-    </w:p>
-    <w:p>
-      <w:pPr>
-        <w:pStyle w:val="SpecObjectHeader"/>
-        <w:keepNext/>
-        <w:outlineLvl w:val="0"/>
-      </w:pPr>
-      <w:bookmarkStart w:name="HLR-AUDIT-005" w:id="81285"/>
-      <w:r>
-        <w:t xml:space="preserve">HLR-AUDIT-005: Build Reproducibility</w:t>
-      </w:r>
-      <w:bookmarkEnd w:id="81285"/>
-    </w:p>
-    <w:p>
-      <w:pPr>
-        <w:pStyle w:val="SpecObjectBody"/>
-      </w:pPr>
-      <w:r>
-        <w:t xml:space="preserve">Given identical source files, project configuration, and tool versions, the system shall produce identical outputs.</w:t>
-      </w:r>
-    </w:p>
-    <w:p>
-      <w:pPr>
-        <w:pStyle w:val="SpecObjectBody"/>
-      </w:pPr>
-      <w:r>
-        <w:t xml:space="preserve">The glossary below defines the domain vocabulary used throughout this specification. Each term corresponds to a cross-reference encountered in the requirements above and is defined here with its purpose, scope, and usage context.</w:t>
-      </w:r>
-    </w:p>
-    <w:p>
-      <w:pPr>
-        <w:pStyle w:val="DefinitionTerm"/>
-      </w:pPr>
-      <w:r>
-        <w:rPr>
-          <w:bCs/>
-          <w:b/>
-        </w:rPr>
-        <w:t xml:space="preserve">DESCRIPTION:</w:t>
-      </w:r>
-    </w:p>
-    <w:p>
-      <w:pPr>
-        <w:pStyle w:val="Definition"/>
-      </w:pPr>
-      <w:r>
-        <w:t xml:space="preserve">Build reproducibility is ensured through:</w:t>
       </w:r>
     </w:p>
     <w:p>
@@ -13812,17 +14946,177 @@
           <w:bCs/>
           <w:b/>
         </w:rPr>
-        <w:t xml:space="preserve">Deterministic parsing</w:t>
-      </w:r>
-      <w:r>
-        <w:t xml:space="preserve">: Content-addressable SHA1 identifiers ensure consistent object identity</w:t>
+        <w:t xml:space="preserve">Console mode</w:t>
+      </w:r>
+      <w:r>
+        <w:t xml:space="preserve"> </w:t>
+      </w:r>
+      <w:r>
+        <w:t xml:space="preserve">(TTY): Outputs human-readable formatted messages with ANSI color coding (respects</w:t>
+      </w:r>
+      <w:r>
+        <w:t xml:space="preserve"> </w:t>
+      </w:r>
+      <w:r>
+        <w:rPr>
+          <w:rStyle w:val="VerbatimChar"/>
+        </w:rPr>
+        <w:t xml:space="preserve">NO_COLOR</w:t>
+      </w:r>
+      <w:r>
+        <w:t xml:space="preserve"> </w:t>
+      </w:r>
+      <w:r>
+        <w:t xml:space="preserve">environment variable). Includes timestamp and level indicator</w:t>
+      </w:r>
+    </w:p>
+    <w:p>
+      <w:pPr>
+        <w:pStyle w:val="Definition"/>
+      </w:pPr>
+      <w:r>
+        <w:t xml:space="preserve">Log levels: DEBUG, INFO, WARN, ERROR. Configured via</w:t>
+      </w:r>
+      <w:r>
+        <w:t xml:space="preserve"> </w:t>
+      </w:r>
+      <w:r>
+        <w:rPr>
+          <w:rStyle w:val="VerbatimChar"/>
+        </w:rPr>
+        <w:t xml:space="preserve">config.logging.level</w:t>
+      </w:r>
+      <w:r>
+        <w:t xml:space="preserve"> </w:t>
+      </w:r>
+      <w:r>
+        <w:t xml:space="preserve">with environment override</w:t>
+      </w:r>
+      <w:r>
+        <w:t xml:space="preserve"> </w:t>
+      </w:r>
+      <w:r>
+        <w:rPr>
+          <w:rStyle w:val="VerbatimChar"/>
+        </w:rPr>
+        <w:t xml:space="preserve">SPECCOMPILER_LOG_LEVEL</w:t>
+      </w:r>
+      <w:r>
+        <w:t xml:space="preserve">.</w:t>
+      </w:r>
+    </w:p>
+    <w:p>
+      <w:pPr>
+        <w:pStyle w:val="DefinitionTerm"/>
+      </w:pPr>
+      <w:r>
+        <w:rPr>
+          <w:bCs/>
+          <w:b/>
+        </w:rPr>
+        <w:t xml:space="preserve">RATIONALE:</w:t>
+      </w:r>
+    </w:p>
+    <w:p>
+      <w:pPr>
+        <w:pStyle w:val="Definition"/>
+      </w:pPr>
+      <w:r>
+        <w:t xml:space="preserve">NDJSON enables machine-parseable audit trails for certification environments. TTY-aware formatting provides developer ergonomics during interactive use. The NO_COLOR standard ensures accessibility compliance.</w:t>
+      </w:r>
+    </w:p>
+    <w:p>
+      <w:pPr>
+        <w:pStyle w:val="DefinitionTerm"/>
+      </w:pPr>
+      <w:r>
+        <w:rPr>
+          <w:bCs/>
+          <w:b/>
+        </w:rPr>
+        <w:t xml:space="preserve">STATUS:</w:t>
+      </w:r>
+    </w:p>
+    <w:p>
+      <w:pPr>
+        <w:pStyle w:val="Definition"/>
+      </w:pPr>
+      <w:r>
+        <w:t xml:space="preserve">Approved</w:t>
+      </w:r>
+    </w:p>
+    <w:p>
+      <w:pPr>
+        <w:pStyle w:val="SpecObjectHeader"/>
+        <w:keepNext/>
+        <w:outlineLvl w:val="0"/>
+      </w:pPr>
+      <w:bookmarkStart w:name="HLR-AUDIT-005" w:id="81285"/>
+      <w:r>
+        <w:t xml:space="preserve">HLR-AUDIT-005: Build Reproducibility</w:t>
+      </w:r>
+      <w:bookmarkEnd w:id="81285"/>
+    </w:p>
+    <w:p>
+      <w:pPr>
+        <w:pStyle w:val="SpecObjectBody"/>
+      </w:pPr>
+      <w:r>
+        <w:t xml:space="preserve">Given identical source files, project configuration, and tool versions, the system shall produce identical outputs.</w:t>
+      </w:r>
+    </w:p>
+    <w:p>
+      <w:pPr>
+        <w:pStyle w:val="SpecObjectBody"/>
+      </w:pPr>
+      <w:r>
+        <w:t xml:space="preserve">The glossary below defines the domain vocabulary used throughout this specification. Each term corresponds to a cross-reference encountered in the requirements above and is defined here with its purpose, scope, and usage context.</w:t>
+      </w:r>
+    </w:p>
+    <w:p>
+      <w:pPr>
+        <w:pStyle w:val="DefinitionTerm"/>
+      </w:pPr>
+      <w:r>
+        <w:rPr>
+          <w:bCs/>
+          <w:b/>
+        </w:rPr>
+        <w:t xml:space="preserve">DESCRIPTION:</w:t>
+      </w:r>
+    </w:p>
+    <w:p>
+      <w:pPr>
+        <w:pStyle w:val="Definition"/>
+      </w:pPr>
+      <w:r>
+        <w:t xml:space="preserve">Build reproducibility is ensured through:</w:t>
       </w:r>
     </w:p>
     <w:p>
       <w:pPr>
         <w:numPr>
           <w:ilvl w:val="0"/>
-          <w:numId w:val="1028"/>
+          <w:numId w:val="1029"/>
+        </w:numPr>
+        <w:pStyle w:val="Compact"/>
+      </w:pPr>
+      <w:r>
+        <w:rPr>
+          <w:bCs/>
+          <w:b/>
+        </w:rPr>
+        <w:t xml:space="preserve">Deterministic parsing</w:t>
+      </w:r>
+      <w:r>
+        <w:t xml:space="preserve">: Content-addressable SHA1 identifiers ensure consistent object identity</w:t>
+      </w:r>
+    </w:p>
+    <w:p>
+      <w:pPr>
+        <w:numPr>
+          <w:ilvl w:val="0"/>
+          <w:numId w:val="1029"/>
         </w:numPr>
         <w:pStyle w:val="Compact"/>
       </w:pPr>
@@ -13875,7 +15169,7 @@
       <w:pPr>
         <w:numPr>
           <w:ilvl w:val="0"/>
-          <w:numId w:val="1028"/>
+          <w:numId w:val="1029"/>
         </w:numPr>
         <w:pStyle w:val="Compact"/>
       </w:pPr>
@@ -13909,7 +15203,7 @@
       <w:pPr>
         <w:numPr>
           <w:ilvl w:val="0"/>
-          <w:numId w:val="1028"/>
+          <w:numId w:val="1029"/>
         </w:numPr>
         <w:pStyle w:val="Compact"/>
       </w:pPr>
@@ -15354,7 +16648,7 @@
       <w:pPr>
         <w:numPr>
           <w:ilvl w:val="0"/>
-          <w:numId w:val="1029"/>
+          <w:numId w:val="1030"/>
         </w:numPr>
         <w:pStyle w:val="Compact"/>
       </w:pPr>
@@ -15502,7 +16796,7 @@
       <w:pPr>
         <w:numPr>
           <w:ilvl w:val="0"/>
-          <w:numId w:val="1029"/>
+          <w:numId w:val="1030"/>
         </w:numPr>
         <w:pStyle w:val="Compact"/>
       </w:pPr>
@@ -15629,6 +16923,18 @@
           <w:rStyle w:val="VerbatimChar"/>
         </w:rPr>
         <w:t xml:space="preserve">handle_result</w:t>
+      </w:r>
+      <w:r>
+        <w:t xml:space="preserve">,</w:t>
+      </w:r>
+      <w:r>
+        <w:t xml:space="preserve"> </w:t>
+      </w:r>
+      <w:r>
+        <w:rPr>
+          <w:rStyle w:val="VerbatimChar"/>
+        </w:rPr>
+        <w:t xml:space="preserve">format_link</w:t>
       </w:r>
       <w:r>
         <w:t xml:space="preserve">). The hook NAME selects one of two context tiers (a frozen render ctx or a frozen data ctx) and the return type the hook owes. Consumers resolve them via</w:t>
@@ -21415,6 +22721,36 @@
     </w:lvlOverride>
   </w:num>
   <w:num w:numId="1029">
+    <w:abstractNumId w:val="99411"/>
+    <w:lvlOverride w:ilvl="0">
+      <w:startOverride w:val="1"/>
+    </w:lvlOverride>
+    <w:lvlOverride w:ilvl="1">
+      <w:startOverride w:val="1"/>
+    </w:lvlOverride>
+    <w:lvlOverride w:ilvl="2">
+      <w:startOverride w:val="1"/>
+    </w:lvlOverride>
+    <w:lvlOverride w:ilvl="3">
+      <w:startOverride w:val="1"/>
+    </w:lvlOverride>
+    <w:lvlOverride w:ilvl="4">
+      <w:startOverride w:val="1"/>
+    </w:lvlOverride>
+    <w:lvlOverride w:ilvl="5">
+      <w:startOverride w:val="1"/>
+    </w:lvlOverride>
+    <w:lvlOverride w:ilvl="6">
+      <w:startOverride w:val="1"/>
+    </w:lvlOverride>
+    <w:lvlOverride w:ilvl="7">
+      <w:startOverride w:val="1"/>
+    </w:lvlOverride>
+    <w:lvlOverride w:ilvl="8">
+      <w:startOverride w:val="1"/>
+    </w:lvlOverride>
+  </w:num>
+  <w:num w:numId="1030">
     <w:abstractNumId w:val="991"/>
   </w:num>
 </w:numbering>
@@ -22151,18 +23487,18 @@
     <w:basedOn w:val="VerbatimChar"/>
     <w:rPr/>
   </w:style>
-  <w:style w:customStyle="1" w:styleId="SpecObjectHeader" w:type="paragraph">
+  <w:style w:styleId="SpecObjectHeader" w:customStyle="1" w:type="paragraph">
     <w:name w:val="Spec Object Header"/>
     <w:basedOn w:val="Normal"/>
     <w:next w:val="FirstParagraph"/>
     <w:qFormat/>
     <w:pPr>
       <w:keepNext/>
-      <w:spacing w:lineRule="auto" w:after="120" w:before="280" w:line="276"/>
+      <w:spacing w:after="120" w:line="276" w:lineRule="auto" w:before="280"/>
       <w:outlineLvl w:val="0"/>
     </w:pPr>
     <w:rPr>
-      <w:rFonts w:ascii="Calibri Light" w:hAnsi="Calibri Light" w:cs="Calibri Light"/>
+      <w:rFonts w:cs="Calibri Light" w:ascii="Calibri Light" w:hAnsi="Calibri Light"/>
       <w:b/>
       <w:bCs/>
       <w:color w:val="0F4C64"/>

--- a/engineering/downloads/srs.docx
+++ b/engineering/downloads/srs.docx
@@ -178,7 +178,7 @@
         <w:keepNext/>
         <w:outlineLvl w:val="0"/>
       </w:pPr>
-      <w:bookmarkStart w:name="SpecIR-01" w:id="50443"/>
+      <w:bookmarkStart w:id="50443" w:name="SpecIR-01"/>
       <w:r>
         <w:t xml:space="preserve">SpecIR-01: Specification</w:t>
       </w:r>
@@ -358,7 +358,7 @@
         <w:keepNext/>
         <w:outlineLvl w:val="0"/>
       </w:pPr>
-      <w:bookmarkStart w:name="SpecIR-02" w:id="50444"/>
+      <w:bookmarkStart w:id="50444" w:name="SpecIR-02"/>
       <w:r>
         <w:t xml:space="preserve">SpecIR-02: Spec Object</w:t>
       </w:r>
@@ -590,7 +590,7 @@
         <w:keepNext/>
         <w:outlineLvl w:val="0"/>
       </w:pPr>
-      <w:bookmarkStart w:name="SpecIR-03" w:id="50445"/>
+      <w:bookmarkStart w:id="50445" w:name="SpecIR-03"/>
       <w:r>
         <w:t xml:space="preserve">SpecIR-03: Spec Float</w:t>
       </w:r>
@@ -776,7 +776,7 @@
         <w:keepNext/>
         <w:outlineLvl w:val="0"/>
       </w:pPr>
-      <w:bookmarkStart w:name="SpecIR-04" w:id="50446"/>
+      <w:bookmarkStart w:id="50446" w:name="SpecIR-04"/>
       <w:r>
         <w:t xml:space="preserve">SpecIR-04: Attribute</w:t>
       </w:r>
@@ -948,7 +948,7 @@
         <w:keepNext/>
         <w:outlineLvl w:val="0"/>
       </w:pPr>
-      <w:bookmarkStart w:name="SpecIR-05" w:id="50447"/>
+      <w:bookmarkStart w:id="50447" w:name="SpecIR-05"/>
       <w:r>
         <w:t xml:space="preserve">SpecIR-05: Spec Relation</w:t>
       </w:r>
@@ -1417,7 +1417,7 @@
         <w:keepNext/>
         <w:outlineLvl w:val="0"/>
       </w:pPr>
-      <w:bookmarkStart w:name="SpecIR-06" w:id="50448"/>
+      <w:bookmarkStart w:id="50448" w:name="SpecIR-06"/>
       <w:r>
         <w:t xml:space="preserve">SpecIR-06: Spec View</w:t>
       </w:r>
@@ -1601,7 +1601,7 @@
         <w:keepNext/>
         <w:outlineLvl w:val="0"/>
       </w:pPr>
-      <w:bookmarkStart w:name="SF-001" w:id="54264"/>
+      <w:bookmarkStart w:id="54264" w:name="SF-001"/>
       <w:r>
         <w:t xml:space="preserve">SF-001: Pipeline Execution</w:t>
       </w:r>
@@ -2083,7 +2083,7 @@
         <w:keepNext/>
         <w:outlineLvl w:val="0"/>
       </w:pPr>
-      <w:bookmarkStart w:name="HLR-PIPE-001" w:id="89458"/>
+      <w:bookmarkStart w:id="89458" w:name="HLR-PIPE-001"/>
       <w:r>
         <w:t xml:space="preserve">HLR-PIPE-001: Five-Phase Lifecycle</w:t>
       </w:r>
@@ -2258,7 +2258,7 @@
         <w:keepNext/>
         <w:outlineLvl w:val="0"/>
       </w:pPr>
-      <w:bookmarkStart w:name="HLR-PIPE-002" w:id="89459"/>
+      <w:bookmarkStart w:id="89459" w:name="HLR-PIPE-002"/>
       <w:r>
         <w:t xml:space="preserve">HLR-PIPE-002: Handler Registration and Prerequisites</w:t>
       </w:r>
@@ -2471,7 +2471,7 @@
         <w:keepNext/>
         <w:outlineLvl w:val="0"/>
       </w:pPr>
-      <w:bookmarkStart w:name="HLR-PIPE-003" w:id="89460"/>
+      <w:bookmarkStart w:id="89460" w:name="HLR-PIPE-003"/>
       <w:r>
         <w:t xml:space="preserve">HLR-PIPE-003: Topological Ordering via Kahn’s Algorithm</w:t>
       </w:r>
@@ -2626,7 +2626,7 @@
         <w:keepNext/>
         <w:outlineLvl w:val="0"/>
       </w:pPr>
-      <w:bookmarkStart w:name="HLR-PIPE-004" w:id="89461"/>
+      <w:bookmarkStart w:id="89461" w:name="HLR-PIPE-004"/>
       <w:r>
         <w:t xml:space="preserve">HLR-PIPE-004: Phase Abort on ANALYZE Errors</w:t>
       </w:r>
@@ -2718,7 +2718,7 @@
         <w:keepNext/>
         <w:outlineLvl w:val="0"/>
       </w:pPr>
-      <w:bookmarkStart w:name="HLR-PIPE-005" w:id="89462"/>
+      <w:bookmarkStart w:id="89462" w:name="HLR-PIPE-005"/>
       <w:r>
         <w:t xml:space="preserve">HLR-PIPE-005: Batch Dispatch for All Phases</w:t>
       </w:r>
@@ -2833,7 +2833,7 @@
         <w:keepNext/>
         <w:outlineLvl w:val="0"/>
       </w:pPr>
-      <w:bookmarkStart w:name="HLR-PIPE-006" w:id="89463"/>
+      <w:bookmarkStart w:id="89463" w:name="HLR-PIPE-006"/>
       <w:r>
         <w:t xml:space="preserve">HLR-PIPE-006: Context Creation and Propagation</w:t>
       </w:r>
@@ -3158,7 +3158,7 @@
         <w:keepNext/>
         <w:outlineLvl w:val="0"/>
       </w:pPr>
-      <w:bookmarkStart w:name="HLR-PIPE-007" w:id="89464"/>
+      <w:bookmarkStart w:id="89464" w:name="HLR-PIPE-007"/>
       <w:r>
         <w:t xml:space="preserve">HLR-PIPE-007: CommonSpec Input Parsing</w:t>
       </w:r>
@@ -3736,7 +3736,7 @@
         <w:keepNext/>
         <w:outlineLvl w:val="0"/>
       </w:pPr>
-      <w:bookmarkStart w:name="HLR-PIPE-008" w:id="89465"/>
+      <w:bookmarkStart w:id="89465" w:name="HLR-PIPE-008"/>
       <w:r>
         <w:t xml:space="preserve">HLR-PIPE-008: Include File Expansion</w:t>
       </w:r>
@@ -3931,7 +3931,7 @@
         <w:keepNext/>
         <w:outlineLvl w:val="0"/>
       </w:pPr>
-      <w:bookmarkStart w:name="HLR-PIPE-009" w:id="89466"/>
+      <w:bookmarkStart w:id="89466" w:name="HLR-PIPE-009"/>
       <w:r>
         <w:t xml:space="preserve">HLR-PIPE-009: PID Auto-Generation</w:t>
       </w:r>
@@ -4234,7 +4234,7 @@
         <w:keepNext/>
         <w:outlineLvl w:val="0"/>
       </w:pPr>
-      <w:bookmarkStart w:name="HLR-PIPE-010" w:id="89488"/>
+      <w:bookmarkStart w:id="89488" w:name="HLR-PIPE-010"/>
       <w:r>
         <w:t xml:space="preserve">HLR-PIPE-010: Relation Type Inference</w:t>
       </w:r>
@@ -4476,7 +4476,7 @@
         <w:keepNext/>
         <w:outlineLvl w:val="0"/>
       </w:pPr>
-      <w:bookmarkStart w:name="HLR-PIPE-011" w:id="89489"/>
+      <w:bookmarkStart w:id="89489" w:name="HLR-PIPE-011"/>
       <w:r>
         <w:t xml:space="preserve">HLR-PIPE-011: Prerequisite-Not-Found Diagnostic</w:t>
       </w:r>
@@ -4613,7 +4613,7 @@
         <w:keepNext/>
         <w:outlineLvl w:val="0"/>
       </w:pPr>
-      <w:bookmarkStart w:name="HLR-PIPE-012" w:id="89490"/>
+      <w:bookmarkStart w:id="89490" w:name="HLR-PIPE-012"/>
       <w:r>
         <w:t xml:space="preserve">HLR-PIPE-012: Section Scope Termination</w:t>
       </w:r>
@@ -4785,7 +4785,7 @@
         <w:keepNext/>
         <w:outlineLvl w:val="0"/>
       </w:pPr>
-      <w:bookmarkStart w:name="SF-002" w:id="54265"/>
+      <w:bookmarkStart w:id="54265" w:name="SF-002"/>
       <w:r>
         <w:t xml:space="preserve">SF-002: Specification Persistence</w:t>
       </w:r>
@@ -5162,7 +5162,7 @@
         <w:keepNext/>
         <w:outlineLvl w:val="0"/>
       </w:pPr>
-      <w:bookmarkStart w:name="HLR-STOR-001" w:id="48904"/>
+      <w:bookmarkStart w:id="48904" w:name="HLR-STOR-001"/>
       <w:r>
         <w:t xml:space="preserve">HLR-STOR-001: SQLite Persistence</w:t>
       </w:r>
@@ -5266,7 +5266,7 @@
         <w:keepNext/>
         <w:outlineLvl w:val="0"/>
       </w:pPr>
-      <w:bookmarkStart w:name="HLR-STOR-002" w:id="48905"/>
+      <w:bookmarkStart w:id="48905" w:name="HLR-STOR-002"/>
       <w:r>
         <w:t xml:space="preserve">HLR-STOR-002: EAV Attribute Model</w:t>
       </w:r>
@@ -5376,7 +5376,7 @@
         <w:keepNext/>
         <w:outlineLvl w:val="0"/>
       </w:pPr>
-      <w:bookmarkStart w:name="HLR-STOR-003" w:id="48906"/>
+      <w:bookmarkStart w:id="48906" w:name="HLR-STOR-003"/>
       <w:r>
         <w:t xml:space="preserve">HLR-STOR-003: Build Cache</w:t>
       </w:r>
@@ -5480,7 +5480,7 @@
         <w:keepNext/>
         <w:outlineLvl w:val="0"/>
       </w:pPr>
-      <w:bookmarkStart w:name="HLR-STOR-004" w:id="48907"/>
+      <w:bookmarkStart w:id="48907" w:name="HLR-STOR-004"/>
       <w:r>
         <w:t xml:space="preserve">HLR-STOR-004: Output Cache</w:t>
       </w:r>
@@ -5590,7 +5590,7 @@
         <w:keepNext/>
         <w:outlineLvl w:val="0"/>
       </w:pPr>
-      <w:bookmarkStart w:name="HLR-STOR-006" w:id="48909"/>
+      <w:bookmarkStart w:id="48909" w:name="HLR-STOR-006"/>
       <w:r>
         <w:t xml:space="preserve">HLR-STOR-006: EAV Pivot Views for External Queries</w:t>
       </w:r>
@@ -5775,7 +5775,7 @@
         <w:keepNext/>
         <w:outlineLvl w:val="0"/>
       </w:pPr>
-      <w:bookmarkStart w:name="HLR-STOR-005" w:id="48908"/>
+      <w:bookmarkStart w:id="48908" w:name="HLR-STOR-005"/>
       <w:r>
         <w:t xml:space="preserve">HLR-STOR-005: Incremental Rebuild Support</w:t>
       </w:r>
@@ -5895,7 +5895,7 @@
         <w:keepNext/>
         <w:outlineLvl w:val="0"/>
       </w:pPr>
-      <w:bookmarkStart w:name="SF-003" w:id="54266"/>
+      <w:bookmarkStart w:id="54266" w:name="SF-003"/>
       <w:r>
         <w:t xml:space="preserve">SF-003: Type System</w:t>
       </w:r>
@@ -6051,7 +6051,7 @@
         <w:keepNext/>
         <w:outlineLvl w:val="0"/>
       </w:pPr>
-      <w:bookmarkStart w:name="HLR-TYPE-001" w:id="4798"/>
+      <w:bookmarkStart w:id="4798" w:name="HLR-TYPE-001"/>
       <w:r>
         <w:t xml:space="preserve">HLR-TYPE-001: Specifications Container</w:t>
       </w:r>
@@ -6303,7 +6303,7 @@
         <w:keepNext/>
         <w:outlineLvl w:val="0"/>
       </w:pPr>
-      <w:bookmarkStart w:name="HLR-TYPE-002" w:id="4799"/>
+      <w:bookmarkStart w:id="4799" w:name="HLR-TYPE-002"/>
       <w:r>
         <w:t xml:space="preserve">HLR-TYPE-002: Spec Objects Container</w:t>
       </w:r>
@@ -6655,7 +6655,7 @@
         <w:keepNext/>
         <w:outlineLvl w:val="0"/>
       </w:pPr>
-      <w:bookmarkStart w:name="HLR-TYPE-003" w:id="4800"/>
+      <w:bookmarkStart w:id="4800" w:name="HLR-TYPE-003"/>
       <w:r>
         <w:t xml:space="preserve">HLR-TYPE-003: Spec Floats Container</w:t>
       </w:r>
@@ -7146,7 +7146,7 @@
         <w:keepNext/>
         <w:outlineLvl w:val="0"/>
       </w:pPr>
-      <w:bookmarkStart w:name="HLR-TYPE-004" w:id="4801"/>
+      <w:bookmarkStart w:id="4801" w:name="HLR-TYPE-004"/>
       <w:r>
         <w:t xml:space="preserve">HLR-TYPE-004: Spec Views Container</w:t>
       </w:r>
@@ -7510,7 +7510,7 @@
         <w:keepNext/>
         <w:outlineLvl w:val="0"/>
       </w:pPr>
-      <w:bookmarkStart w:name="HLR-TYPE-005" w:id="4802"/>
+      <w:bookmarkStart w:id="4802" w:name="HLR-TYPE-005"/>
       <w:r>
         <w:t xml:space="preserve">HLR-TYPE-005: Spec Relations Container</w:t>
       </w:r>
@@ -7918,7 +7918,7 @@
         <w:keepNext/>
         <w:outlineLvl w:val="0"/>
       </w:pPr>
-      <w:bookmarkStart w:name="HLR-TYPE-006" w:id="4803"/>
+      <w:bookmarkStart w:id="4803" w:name="HLR-TYPE-006"/>
       <w:r>
         <w:t xml:space="preserve">HLR-TYPE-006: Spec Attributes Container</w:t>
       </w:r>
@@ -8270,7 +8270,7 @@
         <w:keepNext/>
         <w:outlineLvl w:val="0"/>
       </w:pPr>
-      <w:bookmarkStart w:name="HLR-TYPE-007" w:id="4804"/>
+      <w:bookmarkStart w:id="4804" w:name="HLR-TYPE-007"/>
       <w:r>
         <w:t xml:space="preserve">HLR-TYPE-007: Type Validation</w:t>
       </w:r>
@@ -8475,7 +8475,7 @@
         <w:keepNext/>
         <w:outlineLvl w:val="0"/>
       </w:pPr>
-      <w:bookmarkStart w:name="SF-005" w:id="54268"/>
+      <w:bookmarkStart w:id="54268" w:name="SF-005"/>
       <w:r>
         <w:t xml:space="preserve">SF-005: Extension Framework</w:t>
       </w:r>
@@ -8535,7 +8535,7 @@
         <w:keepNext/>
         <w:outlineLvl w:val="0"/>
       </w:pPr>
-      <w:bookmarkStart w:name="HLR-EXT-001" w:id="17127"/>
+      <w:bookmarkStart w:id="17127" w:name="HLR-EXT-001"/>
       <w:r>
         <w:t xml:space="preserve">HLR-EXT-001: Type Descriptor Loading</w:t>
       </w:r>
@@ -8800,7 +8800,7 @@
         <w:keepNext/>
         <w:outlineLvl w:val="0"/>
       </w:pPr>
-      <w:bookmarkStart w:name="HLR-EXT-002" w:id="17128"/>
+      <w:bookmarkStart w:id="17128" w:name="HLR-EXT-002"/>
       <w:r>
         <w:t xml:space="preserve">HLR-EXT-002: Model Directory Structure</w:t>
       </w:r>
@@ -9019,7 +9019,7 @@
         <w:keepNext/>
         <w:outlineLvl w:val="0"/>
       </w:pPr>
-      <w:bookmarkStart w:name="HLR-EXT-003" w:id="17129"/>
+      <w:bookmarkStart w:id="17129" w:name="HLR-EXT-003"/>
       <w:r>
         <w:t xml:space="preserve">HLR-EXT-003: Descriptor Registration</w:t>
       </w:r>
@@ -9162,7 +9162,7 @@
         <w:keepNext/>
         <w:outlineLvl w:val="0"/>
       </w:pPr>
-      <w:bookmarkStart w:name="HLR-EXT-004" w:id="17130"/>
+      <w:bookmarkStart w:id="17130" w:name="HLR-EXT-004"/>
       <w:r>
         <w:t xml:space="preserve">HLR-EXT-004: Type Schema</w:t>
       </w:r>
@@ -9257,7 +9257,7 @@
         <w:keepNext/>
         <w:outlineLvl w:val="0"/>
       </w:pPr>
-      <w:bookmarkStart w:name="HLR-EXT-005" w:id="17131"/>
+      <w:bookmarkStart w:id="17131" w:name="HLR-EXT-005"/>
       <w:r>
         <w:t xml:space="preserve">HLR-EXT-005: Model Resolution and Overlay</w:t>
       </w:r>
@@ -9412,7 +9412,7 @@
         <w:keepNext/>
         <w:outlineLvl w:val="0"/>
       </w:pPr>
-      <w:bookmarkStart w:name="HLR-EXT-006" w:id="17132"/>
+      <w:bookmarkStart w:id="17132" w:name="HLR-EXT-006"/>
       <w:r>
         <w:t xml:space="preserve">HLR-EXT-006: External Renderer Hooks</w:t>
       </w:r>
@@ -10491,7 +10491,7 @@
         <w:keepNext/>
         <w:outlineLvl w:val="0"/>
       </w:pPr>
-      <w:bookmarkStart w:name="HLR-EXT-007" w:id="17133"/>
+      <w:bookmarkStart w:id="17133" w:name="HLR-EXT-007"/>
       <w:r>
         <w:t xml:space="preserve">HLR-EXT-007: Data View Hooks</w:t>
       </w:r>
@@ -10646,7 +10646,7 @@
         <w:keepNext/>
         <w:outlineLvl w:val="0"/>
       </w:pPr>
-      <w:bookmarkStart w:name="HLR-EXT-008" w:id="17134"/>
+      <w:bookmarkStart w:id="17134" w:name="HLR-EXT-008"/>
       <w:r>
         <w:t xml:space="preserve">HLR-EXT-008: Hook Index</w:t>
       </w:r>
@@ -10741,7 +10741,7 @@
         <w:keepNext/>
         <w:outlineLvl w:val="0"/>
       </w:pPr>
-      <w:bookmarkStart w:name="HLR-EXT-009" w:id="17135"/>
+      <w:bookmarkStart w:id="17135" w:name="HLR-EXT-009"/>
       <w:r>
         <w:t xml:space="preserve">HLR-EXT-009: Canonical Hook Context</w:t>
       </w:r>
@@ -10866,7 +10866,7 @@
         <w:keepNext/>
         <w:outlineLvl w:val="0"/>
       </w:pPr>
-      <w:bookmarkStart w:name="HLR-EXT-010" w:id="17157"/>
+      <w:bookmarkStart w:id="17157" w:name="HLR-EXT-010"/>
       <w:r>
         <w:t xml:space="preserve">HLR-EXT-010: Model Manifest</w:t>
       </w:r>
@@ -10988,7 +10988,7 @@
         <w:keepNext/>
         <w:outlineLvl w:val="0"/>
       </w:pPr>
-      <w:bookmarkStart w:name="HLR-EXT-011" w:id="17158"/>
+      <w:bookmarkStart w:id="17158" w:name="HLR-EXT-011"/>
       <w:r>
         <w:t xml:space="preserve">HLR-EXT-011: Hook Validation and Phase Registration</w:t>
       </w:r>
@@ -11122,7 +11122,7 @@
         <w:keepNext/>
         <w:outlineLvl w:val="0"/>
       </w:pPr>
-      <w:bookmarkStart w:name="HLR-EXT-012" w:id="17159"/>
+      <w:bookmarkStart w:id="17159" w:name="HLR-EXT-012"/>
       <w:r>
         <w:t xml:space="preserve">HLR-EXT-012: Analyze Query Descriptor</w:t>
       </w:r>
@@ -11322,7 +11322,7 @@
         <w:keepNext/>
         <w:outlineLvl w:val="0"/>
       </w:pPr>
-      <w:bookmarkStart w:name="HLR-CFG-001" w:id="79274"/>
+      <w:bookmarkStart w:id="79274" w:name="HLR-CFG-001"/>
       <w:r>
         <w:t xml:space="preserve">HLR-CFG-001: Manifest Configuration</w:t>
       </w:r>
@@ -11424,7 +11424,7 @@
         <w:keepNext/>
         <w:outlineLvl w:val="0"/>
       </w:pPr>
-      <w:bookmarkStart w:name="SF-004" w:id="54267"/>
+      <w:bookmarkStart w:id="54267" w:name="SF-004"/>
       <w:r>
         <w:t xml:space="preserve">SF-004: Multi-Format Publication</w:t>
       </w:r>
@@ -11496,7 +11496,7 @@
         <w:keepNext/>
         <w:outlineLvl w:val="0"/>
       </w:pPr>
-      <w:bookmarkStart w:name="HLR-OUT-001" w:id="66484"/>
+      <w:bookmarkStart w:id="66484" w:name="HLR-OUT-001"/>
       <w:r>
         <w:t xml:space="preserve">HLR-OUT-001: Document Assembly</w:t>
       </w:r>
@@ -11803,7 +11803,7 @@
         <w:keepNext/>
         <w:outlineLvl w:val="0"/>
       </w:pPr>
-      <w:bookmarkStart w:name="HLR-OUT-002" w:id="66485"/>
+      <w:bookmarkStart w:id="66485" w:name="HLR-OUT-002"/>
       <w:r>
         <w:t xml:space="preserve">HLR-OUT-002: Float Resolution</w:t>
       </w:r>
@@ -12082,7 +12082,7 @@
         <w:keepNext/>
         <w:outlineLvl w:val="0"/>
       </w:pPr>
-      <w:bookmarkStart w:name="HLR-OUT-003" w:id="66486"/>
+      <w:bookmarkStart w:id="66486" w:name="HLR-OUT-003"/>
       <w:r>
         <w:t xml:space="preserve">HLR-OUT-003: Float Numbering</w:t>
       </w:r>
@@ -12320,7 +12320,7 @@
         <w:keepNext/>
         <w:outlineLvl w:val="0"/>
       </w:pPr>
-      <w:bookmarkStart w:name="HLR-OUT-004" w:id="66487"/>
+      <w:bookmarkStart w:id="66487" w:name="HLR-OUT-004"/>
       <w:r>
         <w:t xml:space="preserve">HLR-OUT-004: Multi-Format Output</w:t>
       </w:r>
@@ -12578,7 +12578,7 @@
         <w:keepNext/>
         <w:outlineLvl w:val="0"/>
       </w:pPr>
-      <w:bookmarkStart w:name="HLR-OUT-005" w:id="66488"/>
+      <w:bookmarkStart w:id="66488" w:name="HLR-OUT-005"/>
       <w:r>
         <w:t xml:space="preserve">HLR-OUT-005: DOCX Generation</w:t>
       </w:r>
@@ -12787,7 +12787,7 @@
         <w:keepNext/>
         <w:outlineLvl w:val="0"/>
       </w:pPr>
-      <w:bookmarkStart w:name="HLR-OUT-006" w:id="66489"/>
+      <w:bookmarkStart w:id="66489" w:name="HLR-OUT-006"/>
       <w:r>
         <w:t xml:space="preserve">HLR-OUT-006: HTML5 Generation</w:t>
       </w:r>
@@ -13097,7 +13097,7 @@
         <w:keepNext/>
         <w:outlineLvl w:val="0"/>
       </w:pPr>
-      <w:bookmarkStart w:name="HLR-OUT-007" w:id="66490"/>
+      <w:bookmarkStart w:id="66490" w:name="HLR-OUT-007"/>
       <w:r>
         <w:t xml:space="preserve">HLR-OUT-007: Full-Text Search Indexing</w:t>
       </w:r>
@@ -13290,7 +13290,7 @@
         <w:keepNext/>
         <w:outlineLvl w:val="0"/>
       </w:pPr>
-      <w:bookmarkStart w:name="HLR-OUT-008" w:id="66491"/>
+      <w:bookmarkStart w:id="66491" w:name="HLR-OUT-008"/>
       <w:r>
         <w:t xml:space="preserve">HLR-OUT-008: Diagram Hyperlinks</w:t>
       </w:r>
@@ -13619,7 +13619,7 @@
         <w:keepNext/>
         <w:outlineLvl w:val="0"/>
       </w:pPr>
-      <w:bookmarkStart w:name="SF-006" w:id="54269"/>
+      <w:bookmarkStart w:id="54269" w:name="SF-006"/>
       <w:r>
         <w:t xml:space="preserve">SF-006: Audit and Integrity</w:t>
       </w:r>
@@ -14106,7 +14106,7 @@
         <w:keepNext/>
         <w:outlineLvl w:val="0"/>
       </w:pPr>
-      <w:bookmarkStart w:name="HLR-AUDIT-001" w:id="81281"/>
+      <w:bookmarkStart w:id="81281" w:name="HLR-AUDIT-001"/>
       <w:r>
         <w:t xml:space="preserve">HLR-AUDIT-001: Content-Addressed Hashing</w:t>
       </w:r>
@@ -14306,7 +14306,7 @@
         <w:keepNext/>
         <w:outlineLvl w:val="0"/>
       </w:pPr>
-      <w:bookmarkStart w:name="HLR-AUDIT-002" w:id="81282"/>
+      <w:bookmarkStart w:id="81282" w:name="HLR-AUDIT-002"/>
       <w:r>
         <w:t xml:space="preserve">HLR-AUDIT-002: Include Dependency Tracking</w:t>
       </w:r>
@@ -14522,7 +14522,7 @@
         <w:keepNext/>
         <w:outlineLvl w:val="0"/>
       </w:pPr>
-      <w:bookmarkStart w:name="HLR-AUDIT-003" w:id="81283"/>
+      <w:bookmarkStart w:id="81283" w:name="HLR-AUDIT-003"/>
       <w:r>
         <w:t xml:space="preserve">HLR-AUDIT-003: Structured Diagnostic Reporting</w:t>
       </w:r>
@@ -14809,7 +14809,7 @@
         <w:keepNext/>
         <w:outlineLvl w:val="0"/>
       </w:pPr>
-      <w:bookmarkStart w:name="HLR-AUDIT-004" w:id="81284"/>
+      <w:bookmarkStart w:id="81284" w:name="HLR-AUDIT-004"/>
       <w:r>
         <w:t xml:space="preserve">HLR-AUDIT-004: Structured Logging</w:t>
       </w:r>
@@ -15051,7 +15051,7 @@
         <w:keepNext/>
         <w:outlineLvl w:val="0"/>
       </w:pPr>
-      <w:bookmarkStart w:name="HLR-AUDIT-005" w:id="81285"/>
+      <w:bookmarkStart w:id="81285" w:name="HLR-AUDIT-005"/>
       <w:r>
         <w:t xml:space="preserve">HLR-AUDIT-005: Build Reproducibility</w:t>
       </w:r>
@@ -15282,7 +15282,7 @@
         <w:keepNext/>
         <w:outlineLvl w:val="0"/>
       </w:pPr>
-      <w:bookmarkStart w:name="TERM-COMMONSPEC" w:id="16264"/>
+      <w:bookmarkStart w:id="16264" w:name="TERM-COMMONSPEC"/>
       <w:r>
         <w:t xml:space="preserve">TERM-COMMONSPEC: CommonSpec</w:t>
       </w:r>
@@ -15433,7 +15433,7 @@
         <w:keepNext/>
         <w:outlineLvl w:val="0"/>
       </w:pPr>
-      <w:bookmarkStart w:name="TERM-SPECIR" w:id="19462"/>
+      <w:bookmarkStart w:id="19462" w:name="TERM-SPECIR"/>
       <w:r>
         <w:t xml:space="preserve">TERM-SPECIR: SpecIR</w:t>
       </w:r>
@@ -15604,7 +15604,7 @@
         <w:keepNext/>
         <w:outlineLvl w:val="0"/>
       </w:pPr>
-      <w:bookmarkStart w:name="TERM-20" w:id="88096"/>
+      <w:bookmarkStart w:id="88096" w:name="TERM-20"/>
       <w:r>
         <w:t xml:space="preserve">TERM-20: RESOLVE Phase</w:t>
       </w:r>
@@ -15688,7 +15688,7 @@
         <w:keepNext/>
         <w:outlineLvl w:val="0"/>
       </w:pPr>
-      <w:bookmarkStart w:name="TERM-30" w:id="88127"/>
+      <w:bookmarkStart w:id="88127" w:name="TERM-30"/>
       <w:r>
         <w:t xml:space="preserve">TERM-30: Build Cache</w:t>
       </w:r>
@@ -15766,7 +15766,7 @@
         <w:keepNext/>
         <w:outlineLvl w:val="0"/>
       </w:pPr>
-      <w:bookmarkStart w:name="TERM-28" w:id="88104"/>
+      <w:bookmarkStart w:id="88104" w:name="TERM-28"/>
       <w:r>
         <w:t xml:space="preserve">TERM-28: Counter Group</w:t>
       </w:r>
@@ -15844,7 +15844,7 @@
         <w:keepNext/>
         <w:outlineLvl w:val="0"/>
       </w:pPr>
-      <w:bookmarkStart w:name="TERM-36" w:id="88133"/>
+      <w:bookmarkStart w:id="88133" w:name="TERM-36"/>
       <w:r>
         <w:t xml:space="preserve">TERM-36: CSC (Computer Software Component)</w:t>
       </w:r>
@@ -15958,7 +15958,7 @@
         <w:keepNext/>
         <w:outlineLvl w:val="0"/>
       </w:pPr>
-      <w:bookmarkStart w:name="TERM-37" w:id="88134"/>
+      <w:bookmarkStart w:id="88134" w:name="TERM-37"/>
       <w:r>
         <w:t xml:space="preserve">TERM-37: CSU (Computer Software Unit)</w:t>
       </w:r>
@@ -16060,7 +16060,7 @@
         <w:keepNext/>
         <w:outlineLvl w:val="0"/>
       </w:pPr>
-      <w:bookmarkStart w:name="TERM-35" w:id="88132"/>
+      <w:bookmarkStart w:id="88132" w:name="TERM-35"/>
       <w:r>
         <w:t xml:space="preserve">TERM-35: Data View</w:t>
       </w:r>
@@ -16228,7 +16228,7 @@
         <w:keepNext/>
         <w:outlineLvl w:val="0"/>
       </w:pPr>
-      <w:bookmarkStart w:name="TERM-EAV" w:id="49818"/>
+      <w:bookmarkStart w:id="49818" w:name="TERM-EAV"/>
       <w:r>
         <w:t xml:space="preserve">TERM-EAV: EAV Model</w:t>
       </w:r>
@@ -16306,7 +16306,7 @@
         <w:keepNext/>
         <w:outlineLvl w:val="0"/>
       </w:pPr>
-      <w:bookmarkStart w:name="TERM-23" w:id="88099"/>
+      <w:bookmarkStart w:id="88099" w:name="TERM-23"/>
       <w:r>
         <w:t xml:space="preserve">TERM-23: EMIT Phase</w:t>
       </w:r>
@@ -16390,7 +16390,7 @@
         <w:keepNext/>
         <w:outlineLvl w:val="0"/>
       </w:pPr>
-      <w:bookmarkStart w:name="TERM-04" w:id="88038"/>
+      <w:bookmarkStart w:id="88038" w:name="TERM-04"/>
       <w:r>
         <w:t xml:space="preserve">TERM-04: Float</w:t>
       </w:r>
@@ -16443,7 +16443,7 @@
         <w:keepNext/>
         <w:outlineLvl w:val="0"/>
       </w:pPr>
-      <w:bookmarkStart w:name="TERM-34" w:id="88131"/>
+      <w:bookmarkStart w:id="88131" w:name="TERM-34"/>
       <w:r>
         <w:t xml:space="preserve">TERM-34: External Renderer</w:t>
       </w:r>
@@ -16521,7 +16521,7 @@
         <w:keepNext/>
         <w:outlineLvl w:val="0"/>
       </w:pPr>
-      <w:bookmarkStart w:name="TERM-16" w:id="88071"/>
+      <w:bookmarkStart w:id="88071" w:name="TERM-16"/>
       <w:r>
         <w:t xml:space="preserve">TERM-16: Handler</w:t>
       </w:r>
@@ -16973,7 +16973,7 @@
         <w:keepNext/>
         <w:outlineLvl w:val="0"/>
       </w:pPr>
-      <w:bookmarkStart w:name="TERM-19" w:id="88074"/>
+      <w:bookmarkStart w:id="88074" w:name="TERM-19"/>
       <w:r>
         <w:t xml:space="preserve">TERM-19: INITIALIZE Phase</w:t>
       </w:r>
@@ -17057,7 +17057,7 @@
         <w:keepNext/>
         <w:outlineLvl w:val="0"/>
       </w:pPr>
-      <w:bookmarkStart w:name="TERM-33" w:id="88130"/>
+      <w:bookmarkStart w:id="88130" w:name="TERM-33"/>
       <w:r>
         <w:t xml:space="preserve">TERM-33: Model</w:t>
       </w:r>
@@ -17183,7 +17183,7 @@
         <w:keepNext/>
         <w:outlineLvl w:val="0"/>
       </w:pPr>
-      <w:bookmarkStart w:name="TERM-31" w:id="88128"/>
+      <w:bookmarkStart w:id="88128" w:name="TERM-31"/>
       <w:r>
         <w:t xml:space="preserve">TERM-31: Output Cache</w:t>
       </w:r>
@@ -17261,7 +17261,7 @@
         <w:keepNext/>
         <w:outlineLvl w:val="0"/>
       </w:pPr>
-      <w:bookmarkStart w:name="TERM-17" w:id="88072"/>
+      <w:bookmarkStart w:id="88072" w:name="TERM-17"/>
       <w:r>
         <w:t xml:space="preserve">TERM-17: Phase</w:t>
       </w:r>
@@ -17345,7 +17345,7 @@
         <w:keepNext/>
         <w:outlineLvl w:val="0"/>
       </w:pPr>
-      <w:bookmarkStart w:name="TERM-15" w:id="88070"/>
+      <w:bookmarkStart w:id="88070" w:name="TERM-15"/>
       <w:r>
         <w:t xml:space="preserve">TERM-15: Pipeline</w:t>
       </w:r>
@@ -17429,7 +17429,7 @@
         <w:keepNext/>
         <w:outlineLvl w:val="0"/>
       </w:pPr>
-      <w:bookmarkStart w:name="TERM-24" w:id="88100"/>
+      <w:bookmarkStart w:id="88100" w:name="TERM-24"/>
       <w:r>
         <w:t xml:space="preserve">TERM-24: Prerequisites</w:t>
       </w:r>
@@ -17507,7 +17507,7 @@
         <w:keepNext/>
         <w:outlineLvl w:val="0"/>
       </w:pPr>
-      <w:bookmarkStart w:name="TERM-25" w:id="88101"/>
+      <w:bookmarkStart w:id="88101" w:name="TERM-25"/>
       <w:r>
         <w:t xml:space="preserve">TERM-25: Topological Sort</w:t>
       </w:r>
@@ -17585,7 +17585,7 @@
         <w:keepNext/>
         <w:outlineLvl w:val="0"/>
       </w:pPr>
-      <w:bookmarkStart w:name="TERM-22" w:id="88098"/>
+      <w:bookmarkStart w:id="88098" w:name="TERM-22"/>
       <w:r>
         <w:t xml:space="preserve">TERM-22: TRANSFORM Phase</w:t>
       </w:r>
@@ -17669,7 +17669,7 @@
         <w:keepNext/>
         <w:outlineLvl w:val="0"/>
       </w:pPr>
-      <w:bookmarkStart w:name="TERM-27" w:id="88103"/>
+      <w:bookmarkStart w:id="88103" w:name="TERM-27"/>
       <w:r>
         <w:t xml:space="preserve">TERM-27: Type Alias</w:t>
       </w:r>
@@ -17789,7 +17789,7 @@
         <w:keepNext/>
         <w:outlineLvl w:val="0"/>
       </w:pPr>
-      <w:bookmarkStart w:name="TERM-38" w:id="88135"/>
+      <w:bookmarkStart w:id="88135" w:name="TERM-38"/>
       <w:r>
         <w:t xml:space="preserve">TERM-38: Type Loader</w:t>
       </w:r>
@@ -18038,7 +18038,7 @@
         <w:keepNext/>
         <w:outlineLvl w:val="0"/>
       </w:pPr>
-      <w:bookmarkStart w:name="TERM-26" w:id="88102"/>
+      <w:bookmarkStart w:id="88102" w:name="TERM-26"/>
       <w:r>
         <w:t xml:space="preserve">TERM-26: Type Registry</w:t>
       </w:r>
@@ -18116,7 +18116,7 @@
         <w:keepNext/>
         <w:outlineLvl w:val="0"/>
       </w:pPr>
-      <w:bookmarkStart w:name="TERM-21" w:id="88097"/>
+      <w:bookmarkStart w:id="88097" w:name="TERM-21"/>
       <w:r>
         <w:t xml:space="preserve">TERM-21: ANALYZE Phase</w:t>
       </w:r>
@@ -18200,7 +18200,7 @@
         <w:keepNext/>
         <w:outlineLvl w:val="0"/>
       </w:pPr>
-      <w:bookmarkStart w:name="TERM-AST" w:id="46530"/>
+      <w:bookmarkStart w:id="46530" w:name="TERM-AST"/>
       <w:r>
         <w:t xml:space="preserve">TERM-AST: Abstract Syntax Tree</w:t>
       </w:r>
@@ -18362,7 +18362,7 @@
         <w:keepNext/>
         <w:outlineLvl w:val="0"/>
       </w:pPr>
-      <w:bookmarkStart w:name="TERM-FTS" w:id="51365"/>
+      <w:bookmarkStart w:id="51365" w:name="TERM-FTS"/>
       <w:r>
         <w:t xml:space="preserve">TERM-FTS: Full-Text Search</w:t>
       </w:r>
@@ -18518,7 +18518,7 @@
         <w:keepNext/>
         <w:outlineLvl w:val="0"/>
       </w:pPr>
-      <w:bookmarkStart w:name="TERM-HLR" w:id="53038"/>
+      <w:bookmarkStart w:id="53038" w:name="TERM-HLR"/>
       <w:r>
         <w:t xml:space="preserve">TERM-HLR: High-Level Requirement</w:t>
       </w:r>
@@ -18662,7 +18662,7 @@
         <w:keepNext/>
         <w:outlineLvl w:val="0"/>
       </w:pPr>
-      <w:bookmarkStart w:name="TERM-IR" w:id="88843"/>
+      <w:bookmarkStart w:id="88843" w:name="TERM-IR"/>
       <w:r>
         <w:t xml:space="preserve">TERM-IR: Intermediate Representation</w:t>
       </w:r>
@@ -18824,7 +18824,7 @@
         <w:keepNext/>
         <w:outlineLvl w:val="0"/>
       </w:pPr>
-      <w:bookmarkStart w:name="TERM-PID" w:id="60619"/>
+      <w:bookmarkStart w:id="60619" w:name="TERM-PID"/>
       <w:r>
         <w:t xml:space="preserve">TERM-PID: Project Identifier</w:t>
       </w:r>
@@ -19025,7 +19025,7 @@
         <w:keepNext/>
         <w:outlineLvl w:val="0"/>
       </w:pPr>
-      <w:bookmarkStart w:name="TERM-VERIFICATIONVIEW" w:id="69762"/>
+      <w:bookmarkStart w:id="69762" w:name="TERM-VERIFICATIONVIEW"/>
       <w:r>
         <w:t xml:space="preserve">TERM-VERIFICATIONVIEW: Analyze Query</w:t>
       </w:r>
@@ -19187,7 +19187,7 @@
         <w:keepNext/>
         <w:outlineLvl w:val="0"/>
       </w:pPr>
-      <w:bookmarkStart w:name="TERM-SQLITE" w:id="57614"/>
+      <w:bookmarkStart w:id="57614" w:name="TERM-SQLITE"/>
       <w:r>
         <w:t xml:space="preserve">TERM-SQLITE: SQLite Database</w:t>
       </w:r>
@@ -19349,7 +19349,7 @@
         <w:keepNext/>
         <w:outlineLvl w:val="0"/>
       </w:pPr>
-      <w:bookmarkStart w:name="TERM-TRACEABLE" w:id="78911"/>
+      <w:bookmarkStart w:id="78911" w:name="TERM-TRACEABLE"/>
       <w:r>
         <w:t xml:space="preserve">TERM-TRACEABLE: Traceable Object</w:t>
       </w:r>
@@ -19511,7 +19511,7 @@
         <w:keepNext/>
         <w:outlineLvl w:val="0"/>
       </w:pPr>
-      <w:bookmarkStart w:name="TERM-TYPE" w:id="14140"/>
+      <w:bookmarkStart w:id="14140" w:name="TERM-TYPE"/>
       <w:r>
         <w:t xml:space="preserve">TERM-TYPE: Type</w:t>
       </w:r>
@@ -19697,7 +19697,7 @@
         <w:keepNext/>
         <w:outlineLvl w:val="0"/>
       </w:pPr>
-      <w:bookmarkStart w:name="TERM-VC" w:id="89231"/>
+      <w:bookmarkStart w:id="89231" w:name="TERM-VC"/>
       <w:r>
         <w:t xml:space="preserve">TERM-VC: Verification Case</w:t>
       </w:r>
@@ -19901,7 +19901,7 @@
         <w:keepNext/>
         <w:outlineLvl w:val="0"/>
       </w:pPr>
-      <w:bookmarkStart w:name="TERM-COMPOSITE" w:id="1639"/>
+      <w:bookmarkStart w:id="1639" w:name="TERM-COMPOSITE"/>
       <w:r>
         <w:t xml:space="preserve">TERM-COMPOSITE: Composite Object Type</w:t>
       </w:r>
@@ -20124,7 +20124,7 @@
         <w:keepNext/>
         <w:outlineLvl w:val="0"/>
       </w:pPr>
-      <w:bookmarkStart w:name="TERM-SELECTOR" w:id="38337"/>
+      <w:bookmarkStart w:id="38337" w:name="TERM-SELECTOR"/>
       <w:r>
         <w:t xml:space="preserve">TERM-SELECTOR: Relation Selector</w:t>
       </w:r>
@@ -20356,7 +20356,7 @@
         <w:keepNext/>
         <w:outlineLvl w:val="0"/>
       </w:pPr>
-      <w:bookmarkStart w:name="TERM-SPECIFICITY" w:id="43676"/>
+      <w:bookmarkStart w:id="43676" w:name="TERM-SPECIFICITY"/>
       <w:r>
         <w:t xml:space="preserve">TERM-SPECIFICITY: Specificity Scoring</w:t>
       </w:r>
@@ -20498,7 +20498,7 @@
         <w:keepNext/>
         <w:outlineLvl w:val="0"/>
       </w:pPr>
-      <w:bookmarkStart w:name="TERM-PIR" w:id="60633"/>
+      <w:bookmarkStart w:id="60633" w:name="TERM-PIR"/>
       <w:r>
         <w:t xml:space="preserve">TERM-PIR: Processed Intermediate Representation</w:t>
       </w:r>
@@ -20660,7 +20660,7 @@
         <w:keepNext/>
         <w:outlineLvl w:val="0"/>
       </w:pPr>
-      <w:bookmarkStart w:name="TERM-NDJSON" w:id="55968"/>
+      <w:bookmarkStart w:id="55968" w:name="TERM-NDJSON"/>
       <w:r>
         <w:t xml:space="preserve">TERM-NDJSON: Newline-Delimited JSON</w:t>
       </w:r>
@@ -20870,7 +20870,7 @@
         <w:keepNext/>
         <w:outlineLvl w:val="0"/>
       </w:pPr>
-      <w:bookmarkStart w:name="TERM-VALIDATIONPOLICY" w:id="10349"/>
+      <w:bookmarkStart w:id="10349" w:name="TERM-VALIDATIONPOLICY"/>
       <w:r>
         <w:t xml:space="preserve">TERM-VALIDATIONPOLICY: Validation Policy</w:t>
       </w:r>
@@ -21126,7 +21126,7 @@
         <w:keepNext/>
         <w:outlineLvl w:val="0"/>
       </w:pPr>
-      <w:bookmarkStart w:name="TERM-DIAGNOSTIC" w:id="59209"/>
+      <w:bookmarkStart w:id="59209" w:name="TERM-DIAGNOSTIC"/>
       <w:r>
         <w:t xml:space="preserve">TERM-DIAGNOSTIC: Diagnostic Record</w:t>
       </w:r>
@@ -21400,7 +21400,7 @@
         <w:keepNext/>
         <w:outlineLvl w:val="0"/>
       </w:pPr>
-      <w:bookmarkStart w:name="TERM-BUILDGRAPH" w:id="90946"/>
+      <w:bookmarkStart w:id="90946" w:name="TERM-BUILDGRAPH"/>
       <w:r>
         <w:t xml:space="preserve">TERM-BUILDGRAPH: Build Graph</w:t>
       </w:r>
@@ -21628,7 +21628,7 @@
         <w:keepNext/>
         <w:outlineLvl w:val="0"/>
       </w:pPr>
-      <w:bookmarkStart w:name="TERM-PLACEHOLDERBLOCK" w:id="36444"/>
+      <w:bookmarkStart w:id="36444" w:name="TERM-PLACEHOLDERBLOCK"/>
       <w:r>
         <w:t xml:space="preserve">TERM-PLACEHOLDERBLOCK: Placeholder Block</w:t>
       </w:r>
@@ -23494,11 +23494,11 @@
     <w:qFormat/>
     <w:pPr>
       <w:keepNext/>
-      <w:spacing w:after="120" w:line="276" w:lineRule="auto" w:before="280"/>
+      <w:spacing w:after="120" w:before="280" w:line="276" w:lineRule="auto"/>
       <w:outlineLvl w:val="0"/>
     </w:pPr>
     <w:rPr>
-      <w:rFonts w:cs="Calibri Light" w:ascii="Calibri Light" w:hAnsi="Calibri Light"/>
+      <w:rFonts w:ascii="Calibri Light" w:hAnsi="Calibri Light" w:cs="Calibri Light"/>
       <w:b/>
       <w:bCs/>
       <w:color w:val="0F4C64"/>
